--- a/server/data/uploads/contract-templates/current.docx
+++ b/server/data/uploads/contract-templates/current.docx
@@ -1,18 +1,24 @@
 
 <file path=word/document.xml><?xml version="1.0" encoding="utf-8"?>
-<w:document xmlns:wpc="http://schemas.microsoft.com/office/word/2010/wordprocessingCanvas" xmlns:cx="http://schemas.microsoft.com/office/drawing/2014/chartex" xmlns:cx1="http://schemas.microsoft.com/office/drawing/2015/9/8/chartex" xmlns:cx2="http://schemas.microsoft.com/office/drawing/2015/10/21/chartex" xmlns:cx3="http://schemas.microsoft.com/office/drawing/2016/5/9/chartex" xmlns:cx4="http://schemas.microsoft.com/office/drawing/2016/5/10/chartex" xmlns:cx5="http://schemas.microsoft.com/office/drawing/2016/5//chartex" xmlns:cx6="http://schemas.microsoft.com/office/drawing/2016/5/12/chartex" xmlns:cx7="http://schemas.microsoft.com/office/drawing/2016/5/13/chartex" xmlns:cx8="http://schemas.microsoft.com/office/drawing/2016/5/14/chartex" xmlns:mc="http://schemas.openxmlformats.org/markup-compatibility/2006" xmlns:aink="http://schemas.microsoft.com/office/drawing/2016/ink" xmlns:am3d="http://schemas.microsoft.com/office/drawing/2017/model3d" xmlns:o="urn:schemas-microsoft-com:office:office" xmlns:oel="http://schemas.microsoft.com/office/2019/extlst" xmlns:r="http://schemas.openxmlformats.org/officeDocument/2006/relationships" xmlns:m="http://schemas.openxmlformats.org/officeDocument/2006/math" xmlns:v="urn:schemas-microsoft-com:vml" xmlns:wp14="http://schemas.microsoft.com/office/word/2010/wordprocessingDrawing" xmlns:wp="http://schemas.openxmlformats.org/drawingml/2006/wordprocessingDrawing" xmlns:w10="urn:schemas-microsoft-com:office:word" xmlns:w="http://schemas.openxmlformats.org/wordprocessingml/2006/main" xmlns:w14="http://schemas.microsoft.com/office/word/2010/wordml" xmlns:w15="http://schemas.microsoft.com/office/word/2012/wordml" xmlns:w16cex="http://schemas.microsoft.com/office/word/2018/wordml/cex" xmlns:w16cid="http://schemas.microsoft.com/office/word/2016/wordml/cid" xmlns:w16="http://schemas.microsoft.com/office/word/2018/wordml" xmlns:w16du="http://schemas.microsoft.com/office/word/2023/wordml/word16du" xmlns:w16sdtdh="http://schemas.microsoft.com/office/word/2020/wordml/sdtdatahash" xmlns:w16sdtfl="http://schemas.microsoft.com/office/word/2024/wordml/sdtformatlock" xmlns:w16se="http://schemas.microsoft.com/office/word/2015/wordml/symex" xmlns:wpg="http://schemas.microsoft.com/office/word/2010/wordprocessingGroup" xmlns:wpi="http://schemas.microsoft.com/office/word/2010/wordprocessingInk" xmlns:wne="http://schemas.microsoft.com/office/word/2006/wordml" xmlns:wps="http://schemas.microsoft.com/office/word/2010/wordprocessingShape" mc:Ignorable="w14 w15 w16se w16cid w16 w16cex w16sdtdh w16sdtfl w16du wp14">
+<w:document xmlns:wpc="http://schemas.microsoft.com/office/word/2010/wordprocessingCanvas" xmlns:cx="http://schemas.microsoft.com/office/drawing/2014/chartex" xmlns:cx1="http://schemas.microsoft.com/office/drawing/2015/9/8/chartex" xmlns:cx2="http://schemas.microsoft.com/office/drawing/2015/10/21/chartex" xmlns:cx3="http://schemas.microsoft.com/office/drawing/2016/5/9/chartex" xmlns:cx4="http://schemas.microsoft.com/office/drawing/2016/5/10/chartex" xmlns:cx5="http://schemas.microsoft.com/office/drawing/2016/5/11/chartex" xmlns:cx6="http://schemas.microsoft.com/office/drawing/2016/5/12/chartex" xmlns:cx7="http://schemas.microsoft.com/office/drawing/2016/5/13/chartex" xmlns:cx8="http://schemas.microsoft.com/office/drawing/2016/5/14/chartex" xmlns:mc="http://schemas.openxmlformats.org/markup-compatibility/2006" xmlns:aink="http://schemas.microsoft.com/office/drawing/2016/ink" xmlns:am3d="http://schemas.microsoft.com/office/drawing/2017/model3d" xmlns:o="urn:schemas-microsoft-com:office:office" xmlns:oel="http://schemas.microsoft.com/office/2019/extlst" xmlns:r="http://schemas.openxmlformats.org/officeDocument/2006/relationships" xmlns:m="http://schemas.openxmlformats.org/officeDocument/2006/math" xmlns:v="urn:schemas-microsoft-com:vml" xmlns:wp14="http://schemas.microsoft.com/office/word/2010/wordprocessingDrawing" xmlns:wp="http://schemas.openxmlformats.org/drawingml/2006/wordprocessingDrawing" xmlns:w10="urn:schemas-microsoft-com:office:word" xmlns:w="http://schemas.openxmlformats.org/wordprocessingml/2006/main" xmlns:w14="http://schemas.microsoft.com/office/word/2010/wordml" xmlns:w15="http://schemas.microsoft.com/office/word/2012/wordml" xmlns:w16cex="http://schemas.microsoft.com/office/word/2018/wordml/cex" xmlns:w16cid="http://schemas.microsoft.com/office/word/2016/wordml/cid" xmlns:w16="http://schemas.microsoft.com/office/word/2018/wordml" xmlns:w16du="http://schemas.microsoft.com/office/word/2023/wordml/word16du" xmlns:w16sdtdh="http://schemas.microsoft.com/office/word/2020/wordml/sdtdatahash" xmlns:w16sdtfl="http://schemas.microsoft.com/office/word/2024/wordml/sdtformatlock" xmlns:w16se="http://schemas.microsoft.com/office/word/2015/wordml/symex" xmlns:wpg="http://schemas.microsoft.com/office/word/2010/wordprocessingGroup" xmlns:wpi="http://schemas.microsoft.com/office/word/2010/wordprocessingInk" xmlns:wne="http://schemas.microsoft.com/office/word/2006/wordml" xmlns:wps="http://schemas.microsoft.com/office/word/2010/wordprocessingShape" mc:Ignorable="w14 w15 w16se w16cid w16 w16cex w16sdtdh w16sdtfl w16du wp14">
   <w:body>
     <w:p>
       <w:pPr>
         <w:rPr>
-          <w:rFonts w:eastAsia="仿宋"/>
           <w:b/>
           <w:sz w:val="24"/>
         </w:rPr>
       </w:pPr>
-      <w:r>
-        <w:rPr>
-          <w:rFonts w:eastAsia="仿宋" w:hint="eastAsia"/>
+    </w:p>
+    <w:p>
+      <w:pPr>
+        <w:rPr>
+          <w:b/>
+        </w:rPr>
+      </w:pPr>
+      <w:r>
+        <w:rPr>
+          <w:rFonts w:hint="eastAsia"/>
           <w:b/>
           <w:noProof/>
           <w:sz w:val="28"/>
@@ -21,16 +27,16 @@
         <mc:AlternateContent>
           <mc:Choice Requires="wps">
             <w:drawing>
-              <wp:anchor distT="0" distB="0" distL="114300" distR="114300" simplePos="0" relativeHeight="251658240" behindDoc="0" locked="0" layoutInCell="1" allowOverlap="1" wp14:anchorId="33A7172E" wp14:editId="4ED9DD01">
+              <wp:anchor distT="0" distB="0" distL="114300" distR="114300" simplePos="0" relativeHeight="251658240" behindDoc="0" locked="0" layoutInCell="1" allowOverlap="1" wp14:anchorId="33A7172E" wp14:editId="780DE471">
                 <wp:simplePos x="0" y="0"/>
                 <wp:positionH relativeFrom="column">
                   <wp:posOffset>4210685</wp:posOffset>
                 </wp:positionH>
                 <wp:positionV relativeFrom="paragraph">
-                  <wp:posOffset>234315</wp:posOffset>
+                  <wp:posOffset>38736</wp:posOffset>
                 </wp:positionV>
-                <wp:extent cx="1580515" cy="557530"/>
-                <wp:effectExtent l="9525" t="6985" r="10160" b="6985"/>
+                <wp:extent cx="1580515" cy="476250"/>
+                <wp:effectExtent l="0" t="0" r="19685" b="19050"/>
                 <wp:wrapNone/>
                 <wp:docPr id="288272740" name="文本框 4"/>
                 <wp:cNvGraphicFramePr>
@@ -45,7 +51,7 @@
                       <wps:spPr bwMode="auto">
                         <a:xfrm>
                           <a:off x="0" y="0"/>
-                          <a:ext cx="1580515" cy="557530"/>
+                          <a:ext cx="1580515" cy="476250"/>
                         </a:xfrm>
                         <a:prstGeom prst="rect">
                           <a:avLst/>
@@ -79,9 +85,6 @@
                           <w:p>
                             <w:pPr>
                               <w:ind w:left="210" w:hangingChars="100" w:hanging="210"/>
-                              <w:rPr>
-                                <w:color w:val="EE0000"/>
-                              </w:rPr>
                             </w:pPr>
                             <w:r>
                               <w:rPr>
@@ -92,9 +95,22 @@
                             <w:r>
                               <w:rPr>
                                 <w:rFonts w:hint="eastAsia"/>
-                                <w:color w:val="EE0000"/>
                               </w:rPr>
-                              <w:t>{{contract_no}}</w:t>
+                              <w:t>{{</w:t>
+                            </w:r>
+                            <w:proofErr w:type="spellStart"/>
+                            <w:r>
+                              <w:rPr>
+                                <w:rFonts w:hint="eastAsia"/>
+                              </w:rPr>
+                              <w:t>contract_no</w:t>
+                            </w:r>
+                            <w:proofErr w:type="spellEnd"/>
+                            <w:r>
+                              <w:rPr>
+                                <w:rFonts w:hint="eastAsia"/>
+                              </w:rPr>
+                              <w:t>}}</w:t>
                             </w:r>
                           </w:p>
                         </w:txbxContent>
@@ -120,15 +136,12 @@
                 <v:stroke joinstyle="miter"/>
                 <v:path gradientshapeok="t" o:connecttype="rect"/>
               </v:shapetype>
-              <v:shape id="文本框 4" o:spid="_x0000_s1026" type="#_x0000_t202" style="position:absolute;left:0;text-align:left;margin-left:331.55pt;margin-top:18.45pt;width:124.45pt;height:43.9pt;z-index:251658240;visibility:visible;mso-wrap-style:square;mso-width-percent:0;mso-height-percent:0;mso-wrap-distance-left:9pt;mso-wrap-distance-top:0;mso-wrap-distance-right:9pt;mso-wrap-distance-bottom:0;mso-position-horizontal:absolute;mso-position-horizontal-relative:text;mso-position-vertical:absolute;mso-position-vertical-relative:text;mso-width-percent:0;mso-height-percent:0;mso-width-relative:page;mso-height-relative:page;v-text-anchor:top" o:gfxdata="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">
+              <v:shape id="文本框 4" o:spid="_x0000_s1026" type="#_x0000_t202" style="position:absolute;left:0;text-align:left;margin-left:331.55pt;margin-top:3.05pt;width:124.45pt;height:37.5pt;z-index:251658240;visibility:visible;mso-wrap-style:square;mso-width-percent:0;mso-height-percent:0;mso-wrap-distance-left:9pt;mso-wrap-distance-top:0;mso-wrap-distance-right:9pt;mso-wrap-distance-bottom:0;mso-position-horizontal:absolute;mso-position-horizontal-relative:text;mso-position-vertical:absolute;mso-position-vertical-relative:text;mso-width-percent:0;mso-height-percent:0;mso-width-relative:page;mso-height-relative:page;v-text-anchor:top" o:gfxdata="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">
                 <v:textbox>
                   <w:txbxContent>
                     <w:p>
                       <w:pPr>
                         <w:ind w:left="210" w:hangingChars="100" w:hanging="210"/>
-                        <w:rPr>
-                          <w:color w:val="EE0000"/>
-                        </w:rPr>
                       </w:pPr>
                       <w:r>
                         <w:rPr>
@@ -139,9 +152,22 @@
                       <w:r>
                         <w:rPr>
                           <w:rFonts w:hint="eastAsia"/>
-                          <w:color w:val="EE0000"/>
                         </w:rPr>
-                        <w:t>{{contract_no}}</w:t>
+                        <w:t>{{</w:t>
+                      </w:r>
+                      <w:proofErr w:type="spellStart"/>
+                      <w:r>
+                        <w:rPr>
+                          <w:rFonts w:hint="eastAsia"/>
+                        </w:rPr>
+                        <w:t>contract_no</w:t>
+                      </w:r>
+                      <w:proofErr w:type="spellEnd"/>
+                      <w:r>
+                        <w:rPr>
+                          <w:rFonts w:hint="eastAsia"/>
+                        </w:rPr>
+                        <w:t>}}</w:t>
                       </w:r>
                     </w:p>
                   </w:txbxContent>
@@ -155,55 +181,41 @@
     <w:p>
       <w:pPr>
         <w:rPr>
-          <w:rFonts w:eastAsia="仿宋"/>
-          <w:b/>
-        </w:rPr>
-      </w:pPr>
-    </w:p>
-    <w:p>
-      <w:pPr>
-        <w:rPr>
-          <w:rFonts w:eastAsia="仿宋"/>
-          <w:b/>
-        </w:rPr>
-      </w:pPr>
-    </w:p>
-    <w:p>
-      <w:pPr>
-        <w:rPr>
-          <w:rFonts w:eastAsia="仿宋"/>
-          <w:b/>
-        </w:rPr>
-      </w:pPr>
-    </w:p>
-    <w:p>
-      <w:pPr>
-        <w:rPr>
-          <w:rFonts w:eastAsia="仿宋"/>
-          <w:b/>
-        </w:rPr>
-      </w:pPr>
-    </w:p>
-    <w:p>
-      <w:pPr>
-        <w:rPr>
-          <w:rFonts w:eastAsia="仿宋"/>
-          <w:b/>
-        </w:rPr>
-      </w:pPr>
-    </w:p>
-    <w:p>
-      <w:pPr>
-        <w:rPr>
-          <w:rFonts w:eastAsia="仿宋"/>
-          <w:b/>
-        </w:rPr>
-      </w:pPr>
-    </w:p>
-    <w:p>
-      <w:pPr>
-        <w:rPr>
-          <w:rFonts w:eastAsia="仿宋"/>
+          <w:b/>
+        </w:rPr>
+      </w:pPr>
+    </w:p>
+    <w:p>
+      <w:pPr>
+        <w:rPr>
+          <w:b/>
+        </w:rPr>
+      </w:pPr>
+    </w:p>
+    <w:p>
+      <w:pPr>
+        <w:rPr>
+          <w:b/>
+        </w:rPr>
+      </w:pPr>
+    </w:p>
+    <w:p>
+      <w:pPr>
+        <w:rPr>
+          <w:b/>
+        </w:rPr>
+      </w:pPr>
+    </w:p>
+    <w:p>
+      <w:pPr>
+        <w:rPr>
+          <w:b/>
+        </w:rPr>
+      </w:pPr>
+    </w:p>
+    <w:p>
+      <w:pPr>
+        <w:rPr>
           <w:b/>
         </w:rPr>
       </w:pPr>
@@ -213,7 +225,6 @@
         <w:spacing w:line="600" w:lineRule="auto"/>
         <w:jc w:val="center"/>
         <w:rPr>
-          <w:rFonts w:eastAsia="仿宋"/>
           <w:b/>
           <w:sz w:val="52"/>
         </w:rPr>
@@ -224,7 +235,6 @@
         <w:spacing w:line="600" w:lineRule="auto"/>
         <w:jc w:val="center"/>
         <w:rPr>
-          <w:rFonts w:eastAsia="仿宋"/>
           <w:b/>
           <w:sz w:val="52"/>
         </w:rPr>
@@ -235,14 +245,13 @@
         <w:spacing w:line="600" w:lineRule="auto"/>
         <w:jc w:val="center"/>
         <w:rPr>
-          <w:rFonts w:eastAsia="仿宋"/>
           <w:b/>
           <w:sz w:val="52"/>
         </w:rPr>
       </w:pPr>
       <w:r>
         <w:rPr>
-          <w:rFonts w:eastAsia="仿宋" w:hint="eastAsia"/>
+          <w:rFonts w:hint="eastAsia"/>
           <w:b/>
           <w:sz w:val="52"/>
         </w:rPr>
@@ -253,7 +262,6 @@
       <w:pPr>
         <w:jc w:val="center"/>
         <w:rPr>
-          <w:rFonts w:eastAsia="仿宋"/>
           <w:b/>
         </w:rPr>
       </w:pPr>
@@ -262,7 +270,6 @@
       <w:pPr>
         <w:jc w:val="center"/>
         <w:rPr>
-          <w:rFonts w:eastAsia="仿宋"/>
           <w:b/>
         </w:rPr>
       </w:pPr>
@@ -271,7 +278,6 @@
       <w:pPr>
         <w:jc w:val="center"/>
         <w:rPr>
-          <w:rFonts w:eastAsia="仿宋"/>
           <w:b/>
         </w:rPr>
       </w:pPr>
@@ -280,7 +286,6 @@
       <w:pPr>
         <w:jc w:val="center"/>
         <w:rPr>
-          <w:rFonts w:eastAsia="仿宋"/>
           <w:b/>
         </w:rPr>
       </w:pPr>
@@ -289,7 +294,6 @@
       <w:pPr>
         <w:jc w:val="center"/>
         <w:rPr>
-          <w:rFonts w:eastAsia="仿宋"/>
           <w:b/>
         </w:rPr>
       </w:pPr>
@@ -298,7 +302,6 @@
       <w:pPr>
         <w:jc w:val="center"/>
         <w:rPr>
-          <w:rFonts w:eastAsia="仿宋"/>
           <w:b/>
         </w:rPr>
       </w:pPr>
@@ -307,7 +310,6 @@
       <w:pPr>
         <w:jc w:val="center"/>
         <w:rPr>
-          <w:rFonts w:eastAsia="仿宋"/>
           <w:b/>
         </w:rPr>
       </w:pPr>
@@ -316,7 +318,6 @@
       <w:pPr>
         <w:jc w:val="center"/>
         <w:rPr>
-          <w:rFonts w:eastAsia="仿宋"/>
           <w:b/>
         </w:rPr>
       </w:pPr>
@@ -325,15 +326,13 @@
       <w:pPr>
         <w:jc w:val="center"/>
         <w:rPr>
-          <w:rFonts w:eastAsia="仿宋"/>
-          <w:b/>
-        </w:rPr>
-      </w:pPr>
-    </w:p>
-    <w:p>
-      <w:pPr>
-        <w:rPr>
-          <w:rFonts w:eastAsia="仿宋"/>
+          <w:b/>
+        </w:rPr>
+      </w:pPr>
+    </w:p>
+    <w:p>
+      <w:pPr>
+        <w:rPr>
           <w:b/>
           <w:sz w:val="28"/>
         </w:rPr>
@@ -342,7 +341,6 @@
     <w:p>
       <w:pPr>
         <w:rPr>
-          <w:rFonts w:eastAsia="仿宋"/>
           <w:b/>
           <w:sz w:val="28"/>
         </w:rPr>
@@ -351,7 +349,6 @@
     <w:p>
       <w:pPr>
         <w:rPr>
-          <w:rFonts w:eastAsia="仿宋"/>
           <w:b/>
           <w:sz w:val="28"/>
         </w:rPr>
@@ -360,7 +357,6 @@
     <w:p>
       <w:pPr>
         <w:rPr>
-          <w:rFonts w:eastAsia="仿宋"/>
           <w:b/>
           <w:sz w:val="28"/>
         </w:rPr>
@@ -372,7 +368,6 @@
         <w:spacing w:line="360" w:lineRule="auto"/>
         <w:ind w:firstLineChars="700" w:firstLine="1960"/>
         <w:rPr>
-          <w:rFonts w:eastAsia="仿宋"/>
           <w:bCs/>
           <w:sz w:val="28"/>
           <w:szCs w:val="28"/>
@@ -380,7 +375,7 @@
       </w:pPr>
       <w:r>
         <w:rPr>
-          <w:rFonts w:eastAsia="仿宋" w:hint="eastAsia"/>
+          <w:rFonts w:hint="eastAsia"/>
           <w:bCs/>
           <w:sz w:val="28"/>
           <w:szCs w:val="28"/>
@@ -389,7 +384,7 @@
       </w:r>
       <w:r>
         <w:rPr>
-          <w:rFonts w:eastAsia="仿宋" w:hint="eastAsia"/>
+          <w:rFonts w:hint="eastAsia"/>
           <w:sz w:val="28"/>
           <w:szCs w:val="28"/>
         </w:rPr>
@@ -399,14 +394,13 @@
     <w:p>
       <w:pPr>
         <w:rPr>
-          <w:rFonts w:eastAsia="仿宋"/>
           <w:bCs/>
           <w:sz w:val="28"/>
         </w:rPr>
       </w:pPr>
       <w:r>
         <w:rPr>
-          <w:rFonts w:eastAsia="仿宋" w:hint="eastAsia"/>
+          <w:rFonts w:hint="eastAsia"/>
           <w:bCs/>
           <w:sz w:val="28"/>
         </w:rPr>
@@ -417,7 +411,6 @@
       <w:pPr>
         <w:ind w:firstLineChars="700" w:firstLine="1960"/>
         <w:rPr>
-          <w:rFonts w:eastAsia="仿宋"/>
           <w:bCs/>
           <w:sz w:val="28"/>
           <w:szCs w:val="28"/>
@@ -425,7 +418,7 @@
       </w:pPr>
       <w:r>
         <w:rPr>
-          <w:rFonts w:eastAsia="仿宋" w:hint="eastAsia"/>
+          <w:rFonts w:hint="eastAsia"/>
           <w:bCs/>
           <w:sz w:val="28"/>
         </w:rPr>
@@ -433,20 +426,33 @@
       </w:r>
       <w:r>
         <w:rPr>
-          <w:rFonts w:eastAsia="仿宋" w:hint="eastAsia"/>
-          <w:bCs/>
-          <w:color w:val="EE0000"/>
+          <w:rFonts w:hint="eastAsia"/>
+          <w:szCs w:val="21"/>
+        </w:rPr>
+        <w:t>{{</w:t>
+      </w:r>
+      <w:proofErr w:type="spellStart"/>
+      <w:r>
+        <w:rPr>
+          <w:rFonts w:hint="eastAsia"/>
+          <w:szCs w:val="21"/>
+        </w:rPr>
+        <w:t>supplier_name</w:t>
+      </w:r>
+      <w:proofErr w:type="spellEnd"/>
+      <w:r>
+        <w:rPr>
+          <w:rFonts w:hint="eastAsia"/>
+          <w:szCs w:val="21"/>
+        </w:rPr>
+        <w:t>}}</w:t>
+      </w:r>
+    </w:p>
+    <w:p>
+      <w:pPr>
+        <w:rPr>
+          <w:b/>
           <w:sz w:val="28"/>
-        </w:rPr>
-        <w:t>供货单位</w:t>
-      </w:r>
-    </w:p>
-    <w:p>
-      <w:pPr>
-        <w:rPr>
-          <w:rFonts w:eastAsia="仿宋"/>
-          <w:b/>
-          <w:sz w:val="28"/>
           <w:u w:val="single"/>
         </w:rPr>
       </w:pPr>
@@ -455,7 +461,7 @@
       <w:pPr>
         <w:jc w:val="center"/>
         <w:rPr>
-          <w:rFonts w:eastAsia="仿宋" w:cs="宋体"/>
+          <w:rFonts w:cs="宋体"/>
           <w:bCs/>
           <w:sz w:val="28"/>
           <w:szCs w:val="28"/>
@@ -463,7 +469,7 @@
       </w:pPr>
       <w:r>
         <w:rPr>
-          <w:rFonts w:eastAsia="仿宋" w:cs="宋体" w:hint="eastAsia"/>
+          <w:rFonts w:cs="宋体" w:hint="eastAsia"/>
           <w:bCs/>
           <w:sz w:val="28"/>
           <w:szCs w:val="28"/>
@@ -472,79 +478,38 @@
       </w:r>
       <w:r>
         <w:rPr>
-          <w:rFonts w:eastAsia="仿宋" w:cs="宋体" w:hint="eastAsia"/>
+          <w:rFonts w:cs="宋体" w:hint="eastAsia"/>
           <w:bCs/>
           <w:sz w:val="28"/>
           <w:szCs w:val="28"/>
         </w:rPr>
-        <w:t xml:space="preserve"> </w:t>
-      </w:r>
-      <w:r>
-        <w:rPr>
-          <w:rFonts w:eastAsia="仿宋" w:cs="宋体" w:hint="eastAsia"/>
+        <w:t>{{</w:t>
+      </w:r>
+      <w:proofErr w:type="spellStart"/>
+      <w:r>
+        <w:rPr>
+          <w:rFonts w:cs="宋体" w:hint="eastAsia"/>
           <w:bCs/>
-          <w:color w:val="EE0000"/>
           <w:sz w:val="28"/>
           <w:szCs w:val="28"/>
         </w:rPr>
-        <w:t>{{date_text}}</w:t>
-      </w:r>
-      <w:r>
-        <w:rPr>
-          <w:rFonts w:eastAsia="仿宋" w:cs="宋体" w:hint="eastAsia"/>
+        <w:t>date_text</w:t>
+      </w:r>
+      <w:proofErr w:type="spellEnd"/>
+      <w:r>
+        <w:rPr>
+          <w:rFonts w:cs="宋体" w:hint="eastAsia"/>
           <w:bCs/>
-          <w:color w:val="EE0000"/>
           <w:sz w:val="28"/>
           <w:szCs w:val="28"/>
         </w:rPr>
-        <w:t>年</w:t>
-      </w:r>
-      <w:r>
-        <w:rPr>
-          <w:rFonts w:eastAsia="仿宋" w:cs="宋体" w:hint="eastAsia"/>
-          <w:bCs/>
-          <w:color w:val="EE0000"/>
-          <w:sz w:val="28"/>
-          <w:szCs w:val="28"/>
-        </w:rPr>
-        <w:t>11</w:t>
-      </w:r>
-      <w:r>
-        <w:rPr>
-          <w:rFonts w:eastAsia="仿宋" w:cs="宋体" w:hint="eastAsia"/>
-          <w:bCs/>
-          <w:color w:val="EE0000"/>
-          <w:sz w:val="28"/>
-          <w:szCs w:val="28"/>
-        </w:rPr>
-        <w:t>月</w:t>
-      </w:r>
-      <w:r>
-        <w:rPr>
-          <w:rFonts w:eastAsia="仿宋" w:cs="宋体" w:hint="eastAsia"/>
-          <w:bCs/>
-          <w:color w:val="EE0000"/>
-          <w:sz w:val="28"/>
-          <w:szCs w:val="28"/>
-        </w:rPr>
-        <w:t xml:space="preserve"/>
-      </w:r>
-      <w:r>
-        <w:rPr>
-          <w:rFonts w:eastAsia="仿宋" w:cs="宋体" w:hint="eastAsia"/>
-          <w:bCs/>
-          <w:color w:val="EE0000"/>
-          <w:sz w:val="28"/>
-          <w:szCs w:val="28"/>
-        </w:rPr>
-        <w:t>日</w:t>
+        <w:t>}}</w:t>
       </w:r>
     </w:p>
     <w:p>
       <w:pPr>
         <w:spacing w:line="600" w:lineRule="auto"/>
         <w:rPr>
-          <w:rFonts w:eastAsia="仿宋"/>
           <w:b/>
           <w:sz w:val="30"/>
           <w:szCs w:val="30"/>
@@ -556,7 +521,6 @@
         <w:spacing w:line="600" w:lineRule="auto"/>
         <w:jc w:val="center"/>
         <w:rPr>
-          <w:rFonts w:eastAsia="仿宋"/>
           <w:b/>
           <w:sz w:val="30"/>
           <w:szCs w:val="30"/>
@@ -564,7 +528,7 @@
       </w:pPr>
       <w:r>
         <w:rPr>
-          <w:rFonts w:eastAsia="仿宋" w:hint="eastAsia"/>
+          <w:rFonts w:hint="eastAsia"/>
           <w:b/>
           <w:sz w:val="30"/>
           <w:szCs w:val="30"/>
@@ -578,14 +542,13 @@
         <w:snapToGrid w:val="0"/>
         <w:spacing w:line="360" w:lineRule="auto"/>
         <w:rPr>
-          <w:rFonts w:eastAsia="仿宋"/>
           <w:bCs/>
           <w:szCs w:val="21"/>
         </w:rPr>
       </w:pPr>
       <w:r>
         <w:rPr>
-          <w:rFonts w:eastAsia="仿宋" w:hint="eastAsia"/>
+          <w:rFonts w:hint="eastAsia"/>
           <w:szCs w:val="21"/>
         </w:rPr>
         <w:t>采购单位（以下简称甲方）：华能（天津）建设工程有限公司</w:t>
@@ -596,24 +559,38 @@
         <w:snapToGrid w:val="0"/>
         <w:spacing w:line="360" w:lineRule="auto"/>
         <w:rPr>
-          <w:rFonts w:eastAsia="仿宋"/>
-          <w:szCs w:val="21"/>
-        </w:rPr>
-      </w:pPr>
-      <w:r>
-        <w:rPr>
-          <w:rFonts w:eastAsia="仿宋" w:hint="eastAsia"/>
+          <w:szCs w:val="21"/>
+        </w:rPr>
+      </w:pPr>
+      <w:r>
+        <w:rPr>
+          <w:rFonts w:hint="eastAsia"/>
           <w:szCs w:val="21"/>
         </w:rPr>
         <w:t>供货单位（以下简称乙方）：</w:t>
       </w:r>
       <w:r>
         <w:rPr>
-          <w:rFonts w:eastAsia="仿宋" w:hint="eastAsia"/>
-          <w:color w:val="EE0000"/>
-          <w:szCs w:val="21"/>
-        </w:rPr>
-        <w:t>供货单位</w:t>
+          <w:rFonts w:hint="eastAsia"/>
+          <w:szCs w:val="21"/>
+        </w:rPr>
+        <w:t>{{</w:t>
+      </w:r>
+      <w:proofErr w:type="spellStart"/>
+      <w:r>
+        <w:rPr>
+          <w:rFonts w:hint="eastAsia"/>
+          <w:szCs w:val="21"/>
+        </w:rPr>
+        <w:t>supplier_name</w:t>
+      </w:r>
+      <w:proofErr w:type="spellEnd"/>
+      <w:r>
+        <w:rPr>
+          <w:rFonts w:hint="eastAsia"/>
+          <w:szCs w:val="21"/>
+        </w:rPr>
+        <w:t>}}</w:t>
       </w:r>
     </w:p>
     <w:p>
@@ -621,13 +598,12 @@
         <w:snapToGrid w:val="0"/>
         <w:spacing w:line="360" w:lineRule="auto"/>
         <w:rPr>
-          <w:rFonts w:eastAsia="仿宋"/>
-          <w:szCs w:val="21"/>
-        </w:rPr>
-      </w:pPr>
-      <w:r>
-        <w:rPr>
-          <w:rFonts w:eastAsia="仿宋" w:hint="eastAsia"/>
+          <w:szCs w:val="21"/>
+        </w:rPr>
+      </w:pPr>
+      <w:r>
+        <w:rPr>
+          <w:rFonts w:hint="eastAsia"/>
           <w:noProof/>
           <w:szCs w:val="21"/>
         </w:rPr>
@@ -705,14 +681,13 @@
       <w:pPr>
         <w:spacing w:line="360" w:lineRule="auto"/>
         <w:rPr>
-          <w:rFonts w:eastAsia="仿宋"/>
-          <w:b/>
-          <w:szCs w:val="21"/>
-        </w:rPr>
-      </w:pPr>
-      <w:r>
-        <w:rPr>
-          <w:rFonts w:eastAsia="仿宋" w:hint="eastAsia"/>
+          <w:b/>
+          <w:szCs w:val="21"/>
+        </w:rPr>
+      </w:pPr>
+      <w:r>
+        <w:rPr>
+          <w:rFonts w:hint="eastAsia"/>
           <w:b/>
           <w:szCs w:val="21"/>
         </w:rPr>
@@ -720,7 +695,7 @@
       </w:r>
       <w:r>
         <w:rPr>
-          <w:rFonts w:eastAsia="仿宋" w:hint="eastAsia"/>
+          <w:rFonts w:hint="eastAsia"/>
           <w:b/>
           <w:szCs w:val="21"/>
         </w:rPr>
@@ -728,7 +703,7 @@
       </w:r>
       <w:r>
         <w:rPr>
-          <w:rFonts w:eastAsia="仿宋" w:hint="eastAsia"/>
+          <w:rFonts w:hint="eastAsia"/>
           <w:b/>
           <w:szCs w:val="21"/>
         </w:rPr>
@@ -739,27 +714,26 @@
       <w:pPr>
         <w:spacing w:line="360" w:lineRule="auto"/>
         <w:rPr>
-          <w:rFonts w:eastAsia="仿宋"/>
-          <w:szCs w:val="21"/>
-        </w:rPr>
-      </w:pPr>
-      <w:r>
-        <w:rPr>
-          <w:rFonts w:eastAsia="仿宋" w:hint="eastAsia"/>
+          <w:szCs w:val="21"/>
+        </w:rPr>
+      </w:pPr>
+      <w:r>
+        <w:rPr>
+          <w:rFonts w:hint="eastAsia"/>
           <w:szCs w:val="21"/>
         </w:rPr>
         <w:t>1.1</w:t>
       </w:r>
       <w:r>
         <w:rPr>
-          <w:rFonts w:eastAsia="仿宋" w:hint="eastAsia"/>
+          <w:rFonts w:hint="eastAsia"/>
           <w:szCs w:val="21"/>
         </w:rPr>
         <w:tab/>
       </w:r>
       <w:r>
         <w:rPr>
-          <w:rFonts w:eastAsia="仿宋" w:hint="eastAsia"/>
+          <w:rFonts w:hint="eastAsia"/>
           <w:szCs w:val="21"/>
         </w:rPr>
         <w:t>乙方属于●一般纳税人</w:t>
@@ -769,34 +743,33 @@
       <w:pPr>
         <w:spacing w:line="360" w:lineRule="auto"/>
         <w:rPr>
-          <w:rFonts w:eastAsia="仿宋"/>
-          <w:szCs w:val="21"/>
-        </w:rPr>
-      </w:pPr>
-      <w:r>
-        <w:rPr>
-          <w:rFonts w:eastAsia="仿宋" w:hint="eastAsia"/>
+          <w:szCs w:val="21"/>
+        </w:rPr>
+      </w:pPr>
+      <w:r>
+        <w:rPr>
+          <w:rFonts w:hint="eastAsia"/>
           <w:szCs w:val="21"/>
         </w:rPr>
         <w:t>1.2</w:t>
       </w:r>
       <w:r>
         <w:rPr>
-          <w:rFonts w:eastAsia="仿宋" w:hint="eastAsia"/>
+          <w:rFonts w:hint="eastAsia"/>
           <w:szCs w:val="21"/>
         </w:rPr>
         <w:tab/>
       </w:r>
       <w:r>
         <w:rPr>
-          <w:rFonts w:eastAsia="仿宋" w:hint="eastAsia"/>
+          <w:rFonts w:hint="eastAsia"/>
           <w:szCs w:val="21"/>
         </w:rPr>
         <w:t>乙方适用税率含税</w:t>
       </w:r>
       <w:r>
         <w:rPr>
-          <w:rFonts w:eastAsia="仿宋" w:hint="eastAsia"/>
+          <w:rFonts w:hint="eastAsia"/>
           <w:szCs w:val="21"/>
         </w:rPr>
         <w:t>13%</w:t>
@@ -806,14 +779,13 @@
       <w:pPr>
         <w:spacing w:line="360" w:lineRule="auto"/>
         <w:rPr>
-          <w:rFonts w:eastAsia="仿宋"/>
-          <w:b/>
-          <w:szCs w:val="21"/>
-        </w:rPr>
-      </w:pPr>
-      <w:r>
-        <w:rPr>
-          <w:rFonts w:eastAsia="仿宋" w:hint="eastAsia"/>
+          <w:b/>
+          <w:szCs w:val="21"/>
+        </w:rPr>
+      </w:pPr>
+      <w:r>
+        <w:rPr>
+          <w:rFonts w:hint="eastAsia"/>
           <w:b/>
           <w:szCs w:val="21"/>
         </w:rPr>
@@ -821,7 +793,7 @@
       </w:r>
       <w:r>
         <w:rPr>
-          <w:rFonts w:eastAsia="仿宋" w:hint="eastAsia"/>
+          <w:rFonts w:hint="eastAsia"/>
           <w:b/>
           <w:szCs w:val="21"/>
         </w:rPr>
@@ -829,7 +801,7 @@
       </w:r>
       <w:r>
         <w:rPr>
-          <w:rFonts w:eastAsia="仿宋" w:hint="eastAsia"/>
+          <w:rFonts w:hint="eastAsia"/>
           <w:b/>
           <w:szCs w:val="21"/>
         </w:rPr>
@@ -840,28 +812,27 @@
       <w:pPr>
         <w:spacing w:line="360" w:lineRule="auto"/>
         <w:rPr>
-          <w:rFonts w:eastAsia="仿宋"/>
           <w:kern w:val="0"/>
           <w:szCs w:val="21"/>
         </w:rPr>
       </w:pPr>
       <w:r>
         <w:rPr>
-          <w:rFonts w:eastAsia="仿宋" w:hint="eastAsia"/>
+          <w:rFonts w:hint="eastAsia"/>
           <w:szCs w:val="21"/>
         </w:rPr>
         <w:t>2.1</w:t>
       </w:r>
       <w:r>
         <w:rPr>
-          <w:rFonts w:eastAsia="仿宋" w:hint="eastAsia"/>
+          <w:rFonts w:hint="eastAsia"/>
           <w:szCs w:val="21"/>
         </w:rPr>
         <w:t>采购</w:t>
       </w:r>
       <w:r>
         <w:rPr>
-          <w:rFonts w:eastAsia="仿宋" w:hint="eastAsia"/>
+          <w:rFonts w:hint="eastAsia"/>
           <w:kern w:val="0"/>
           <w:szCs w:val="21"/>
         </w:rPr>
@@ -869,7 +840,7 @@
       </w:r>
       <w:r>
         <w:rPr>
-          <w:rFonts w:eastAsia="仿宋" w:hint="eastAsia"/>
+          <w:rFonts w:hint="eastAsia"/>
           <w:color w:val="000000"/>
           <w:kern w:val="0"/>
           <w:szCs w:val="21"/>
@@ -883,29 +854,50 @@
         <w:spacing w:line="360" w:lineRule="auto"/>
         <w:ind w:firstLineChars="1700" w:firstLine="3570"/>
         <w:rPr>
-          <w:rFonts w:eastAsia="仿宋"/>
-          <w:color w:val="EE0000"/>
           <w:kern w:val="0"/>
           <w:szCs w:val="21"/>
         </w:rPr>
       </w:pPr>
       <w:r>
         <w:rPr>
-          <w:rFonts w:eastAsia="仿宋" w:hint="eastAsia"/>
-          <w:color w:val="EE0000"/>
+          <w:rFonts w:hint="eastAsia"/>
           <w:kern w:val="0"/>
           <w:szCs w:val="21"/>
         </w:rPr>
         <w:t>采购产品明细表</w:t>
       </w:r>
-      <w:r>
-        <w:rPr>
-          <w:rFonts w:eastAsia="仿宋" w:hint="eastAsia"/>
-          <w:color w:val="EE0000"/>
+    </w:p>
+    <w:p>
+      <w:pPr>
+        <w:spacing w:line="360" w:lineRule="auto"/>
+        <w:ind w:firstLineChars="1700" w:firstLine="3570"/>
+        <w:rPr>
           <w:kern w:val="0"/>
           <w:szCs w:val="21"/>
         </w:rPr>
-        <w:t>（下方加入采购明细）</w:t>
+      </w:pPr>
+      <w:r>
+        <w:rPr>
+          <w:kern w:val="0"/>
+          <w:szCs w:val="21"/>
+        </w:rPr>
+        <w:t>{{</w:t>
+      </w:r>
+      <w:proofErr w:type="spellStart"/>
+      <w:r>
+        <w:rPr>
+          <w:kern w:val="0"/>
+          <w:szCs w:val="21"/>
+        </w:rPr>
+        <w:t>material_list</w:t>
+      </w:r>
+      <w:proofErr w:type="spellEnd"/>
+      <w:r>
+        <w:rPr>
+          <w:kern w:val="0"/>
+          <w:szCs w:val="21"/>
+        </w:rPr>
+        <w:t>}}</w:t>
       </w:r>
     </w:p>
     <w:p>
@@ -913,7 +905,6 @@
         <w:spacing w:line="360" w:lineRule="auto"/>
         <w:ind w:firstLineChars="1700" w:firstLine="3570"/>
         <w:rPr>
-          <w:rFonts w:eastAsia="仿宋"/>
           <w:kern w:val="0"/>
           <w:szCs w:val="21"/>
         </w:rPr>
@@ -924,7 +915,6 @@
         <w:spacing w:line="360" w:lineRule="auto"/>
         <w:ind w:firstLineChars="1700" w:firstLine="3570"/>
         <w:rPr>
-          <w:rFonts w:eastAsia="仿宋"/>
           <w:kern w:val="0"/>
           <w:szCs w:val="21"/>
         </w:rPr>
@@ -935,18 +925,6 @@
         <w:spacing w:line="360" w:lineRule="auto"/>
         <w:ind w:firstLineChars="1700" w:firstLine="3570"/>
         <w:rPr>
-          <w:rFonts w:eastAsia="仿宋"/>
-          <w:kern w:val="0"/>
-          <w:szCs w:val="21"/>
-        </w:rPr>
-      </w:pPr>
-    </w:p>
-    <w:p>
-      <w:pPr>
-        <w:spacing w:line="360" w:lineRule="auto"/>
-        <w:ind w:firstLineChars="1700" w:firstLine="3570"/>
-        <w:rPr>
-          <w:rFonts w:eastAsia="仿宋"/>
           <w:kern w:val="0"/>
           <w:szCs w:val="21"/>
         </w:rPr>
@@ -959,27 +937,26 @@
         </w:tabs>
         <w:spacing w:line="360" w:lineRule="auto"/>
         <w:rPr>
-          <w:rFonts w:eastAsia="仿宋"/>
           <w:kern w:val="0"/>
         </w:rPr>
       </w:pPr>
       <w:r>
         <w:rPr>
-          <w:rFonts w:eastAsia="仿宋" w:hint="eastAsia"/>
+          <w:rFonts w:hint="eastAsia"/>
           <w:szCs w:val="21"/>
         </w:rPr>
         <w:t>2.2</w:t>
       </w:r>
       <w:r>
         <w:rPr>
-          <w:rFonts w:eastAsia="仿宋" w:hint="eastAsia"/>
+          <w:rFonts w:hint="eastAsia"/>
           <w:kern w:val="0"/>
         </w:rPr>
         <w:t>本合同为</w:t>
       </w:r>
       <w:r>
         <w:rPr>
-          <w:rFonts w:eastAsia="仿宋" w:hint="eastAsia"/>
+          <w:rFonts w:hint="eastAsia"/>
           <w:color w:val="000000"/>
           <w:kern w:val="0"/>
         </w:rPr>
@@ -987,7 +964,7 @@
       </w:r>
       <w:r>
         <w:rPr>
-          <w:rFonts w:eastAsia="仿宋" w:hint="eastAsia"/>
+          <w:rFonts w:hint="eastAsia"/>
           <w:kern w:val="0"/>
         </w:rPr>
         <w:t>：材料费、甲方指定地点的运输费、所有装卸费、包装费、现场安装指导费、技术咨询、各种税费直至验收过程中所产生的一切费用。</w:t>
@@ -997,20 +974,19 @@
       <w:pPr>
         <w:spacing w:line="360" w:lineRule="auto"/>
         <w:rPr>
-          <w:rFonts w:eastAsia="仿宋"/>
-          <w:szCs w:val="21"/>
-        </w:rPr>
-      </w:pPr>
-      <w:r>
-        <w:rPr>
-          <w:rFonts w:eastAsia="仿宋" w:hint="eastAsia"/>
+          <w:szCs w:val="21"/>
+        </w:rPr>
+      </w:pPr>
+      <w:r>
+        <w:rPr>
+          <w:rFonts w:hint="eastAsia"/>
           <w:szCs w:val="21"/>
         </w:rPr>
         <w:t>2.2.1</w:t>
       </w:r>
       <w:r>
         <w:rPr>
-          <w:rFonts w:eastAsia="仿宋" w:hint="eastAsia"/>
+          <w:rFonts w:hint="eastAsia"/>
           <w:szCs w:val="21"/>
         </w:rPr>
         <w:t>本合同总价约定为：</w:t>
@@ -1019,28 +995,28 @@
     <w:p>
       <w:pPr>
         <w:rPr>
-          <w:rFonts w:eastAsia="仿宋" w:cs="宋体"/>
-          <w:szCs w:val="21"/>
-          <w:u w:val="single"/>
-        </w:rPr>
-      </w:pPr>
-      <w:r>
-        <w:rPr>
-          <w:rFonts w:eastAsia="仿宋" w:cs="宋体" w:hint="eastAsia"/>
+          <w:rFonts w:cs="宋体"/>
+          <w:szCs w:val="21"/>
+          <w:u w:val="single"/>
+        </w:rPr>
+      </w:pPr>
+      <w:r>
+        <w:rPr>
+          <w:rFonts w:cs="宋体" w:hint="eastAsia"/>
           <w:szCs w:val="21"/>
         </w:rPr>
         <w:t>合同总价（含税价）</w:t>
       </w:r>
       <w:r>
         <w:rPr>
-          <w:rFonts w:eastAsia="仿宋" w:cs="宋体" w:hint="eastAsia"/>
-          <w:szCs w:val="21"/>
-        </w:rPr>
-        <w:t xml:space="preserve">    </w:t>
-      </w:r>
-      <w:r>
-        <w:rPr>
-          <w:rFonts w:eastAsia="仿宋" w:cs="宋体" w:hint="eastAsia"/>
+          <w:rFonts w:cs="宋体" w:hint="eastAsia"/>
+          <w:szCs w:val="21"/>
+        </w:rPr>
+        <w:t xml:space="preserve"> </w:t>
+      </w:r>
+      <w:r>
+        <w:rPr>
+          <w:rFonts w:cs="宋体" w:hint="eastAsia"/>
           <w:szCs w:val="21"/>
           <w:u w:val="single"/>
         </w:rPr>
@@ -1048,34 +1024,33 @@
       </w:r>
       <w:r>
         <w:rPr>
-          <w:rFonts w:eastAsia="仿宋" w:cs="宋体" w:hint="eastAsia"/>
-          <w:color w:val="EE0000"/>
-          <w:szCs w:val="21"/>
-          <w:u w:val="single"/>
-        </w:rPr>
-        <w:t>合同</w:t>
-      </w:r>
-      <w:r>
-        <w:rPr>
-          <w:rFonts w:eastAsia="仿宋" w:cs="宋体" w:hint="eastAsia"/>
-          <w:color w:val="EE0000"/>
-          <w:szCs w:val="21"/>
-          <w:u w:val="single"/>
-        </w:rPr>
-        <w:t>金额</w:t>
-      </w:r>
-      <w:r>
-        <w:rPr>
-          <w:rFonts w:eastAsia="仿宋" w:cs="宋体" w:hint="eastAsia"/>
-          <w:color w:val="EE0000"/>
-          <w:szCs w:val="21"/>
-          <w:u w:val="single"/>
-        </w:rPr>
-        <w:t>大写</w:t>
-      </w:r>
-      <w:r>
-        <w:rPr>
-          <w:rFonts w:eastAsia="仿宋" w:cs="宋体" w:hint="eastAsia"/>
+          <w:rFonts w:cs="宋体" w:hint="eastAsia"/>
+          <w:szCs w:val="21"/>
+          <w:u w:val="single"/>
+        </w:rPr>
+        <w:t>{{</w:t>
+      </w:r>
+      <w:proofErr w:type="spellStart"/>
+      <w:r>
+        <w:rPr>
+          <w:rFonts w:cs="宋体" w:hint="eastAsia"/>
+          <w:szCs w:val="21"/>
+          <w:u w:val="single"/>
+        </w:rPr>
+        <w:t>contract_amount_upper</w:t>
+      </w:r>
+      <w:proofErr w:type="spellEnd"/>
+      <w:r>
+        <w:rPr>
+          <w:rFonts w:cs="宋体" w:hint="eastAsia"/>
+          <w:szCs w:val="21"/>
+          <w:u w:val="single"/>
+        </w:rPr>
+        <w:t>}}</w:t>
+      </w:r>
+      <w:r>
+        <w:rPr>
+          <w:rFonts w:cs="宋体" w:hint="eastAsia"/>
           <w:szCs w:val="21"/>
           <w:u w:val="single"/>
         </w:rPr>
@@ -1083,16 +1058,33 @@
       </w:r>
       <w:r>
         <w:rPr>
-          <w:rFonts w:eastAsia="仿宋" w:cs="宋体" w:hint="eastAsia"/>
-          <w:color w:val="EE0000"/>
-          <w:szCs w:val="21"/>
-          <w:u w:val="single"/>
-        </w:rPr>
-        <w:t>不含税价格</w:t>
-      </w:r>
-      <w:r>
-        <w:rPr>
-          <w:rFonts w:eastAsia="仿宋" w:cs="宋体" w:hint="eastAsia"/>
+          <w:rFonts w:cs="宋体"/>
+          <w:szCs w:val="21"/>
+          <w:u w:val="single"/>
+        </w:rPr>
+        <w:t>{{</w:t>
+      </w:r>
+      <w:proofErr w:type="spellStart"/>
+      <w:r>
+        <w:rPr>
+          <w:rFonts w:cs="宋体"/>
+          <w:szCs w:val="21"/>
+          <w:u w:val="single"/>
+        </w:rPr>
+        <w:t>amount_excl_tax</w:t>
+      </w:r>
+      <w:proofErr w:type="spellEnd"/>
+      <w:r>
+        <w:rPr>
+          <w:rFonts w:cs="宋体"/>
+          <w:szCs w:val="21"/>
+          <w:u w:val="single"/>
+        </w:rPr>
+        <w:t>}}</w:t>
+      </w:r>
+      <w:r>
+        <w:rPr>
+          <w:rFonts w:cs="宋体" w:hint="eastAsia"/>
           <w:szCs w:val="21"/>
           <w:u w:val="single"/>
         </w:rPr>
@@ -1100,16 +1092,33 @@
       </w:r>
       <w:r>
         <w:rPr>
-          <w:rFonts w:eastAsia="仿宋" w:cs="宋体" w:hint="eastAsia"/>
-          <w:color w:val="EE0000"/>
-          <w:szCs w:val="21"/>
-          <w:u w:val="single"/>
-        </w:rPr>
-        <w:t>税金</w:t>
-      </w:r>
-      <w:r>
-        <w:rPr>
-          <w:rFonts w:eastAsia="仿宋" w:cs="宋体" w:hint="eastAsia"/>
+          <w:rFonts w:cs="宋体" w:hint="eastAsia"/>
+          <w:szCs w:val="21"/>
+          <w:u w:val="single"/>
+        </w:rPr>
+        <w:t>{{</w:t>
+      </w:r>
+      <w:proofErr w:type="spellStart"/>
+      <w:r>
+        <w:rPr>
+          <w:rFonts w:cs="宋体" w:hint="eastAsia"/>
+          <w:szCs w:val="21"/>
+          <w:u w:val="single"/>
+        </w:rPr>
+        <w:t>tax_amount</w:t>
+      </w:r>
+      <w:proofErr w:type="spellEnd"/>
+      <w:r>
+        <w:rPr>
+          <w:rFonts w:cs="宋体" w:hint="eastAsia"/>
+          <w:szCs w:val="21"/>
+          <w:u w:val="single"/>
+        </w:rPr>
+        <w:t>}}</w:t>
+      </w:r>
+      <w:r>
+        <w:rPr>
+          <w:rFonts w:cs="宋体" w:hint="eastAsia"/>
           <w:szCs w:val="21"/>
           <w:u w:val="single"/>
         </w:rPr>
@@ -1123,7 +1132,6 @@
         </w:tabs>
         <w:spacing w:line="360" w:lineRule="auto"/>
         <w:rPr>
-          <w:rFonts w:eastAsia="仿宋"/>
           <w:b/>
           <w:szCs w:val="21"/>
         </w:rPr>
@@ -1131,7 +1139,7 @@
       <w:proofErr w:type="gramStart"/>
       <w:r>
         <w:rPr>
-          <w:rFonts w:eastAsia="仿宋" w:hint="eastAsia"/>
+          <w:rFonts w:hint="eastAsia"/>
           <w:b/>
           <w:szCs w:val="21"/>
         </w:rPr>
@@ -1139,7 +1147,7 @@
       </w:r>
       <w:r>
         <w:rPr>
-          <w:rFonts w:eastAsia="仿宋" w:hint="eastAsia"/>
+          <w:rFonts w:hint="eastAsia"/>
           <w:b/>
           <w:szCs w:val="21"/>
         </w:rPr>
@@ -1147,7 +1155,7 @@
       </w:r>
       <w:r>
         <w:rPr>
-          <w:rFonts w:eastAsia="仿宋" w:hint="eastAsia"/>
+          <w:rFonts w:hint="eastAsia"/>
           <w:b/>
           <w:szCs w:val="21"/>
         </w:rPr>
@@ -1156,7 +1164,7 @@
       <w:proofErr w:type="gramEnd"/>
       <w:r>
         <w:rPr>
-          <w:rFonts w:eastAsia="仿宋" w:hint="eastAsia"/>
+          <w:rFonts w:hint="eastAsia"/>
           <w:b/>
           <w:szCs w:val="21"/>
         </w:rPr>
@@ -1167,20 +1175,19 @@
       <w:pPr>
         <w:spacing w:line="360" w:lineRule="auto"/>
         <w:rPr>
-          <w:rFonts w:eastAsia="仿宋"/>
-          <w:szCs w:val="21"/>
-        </w:rPr>
-      </w:pPr>
-      <w:r>
-        <w:rPr>
-          <w:rFonts w:eastAsia="仿宋" w:hint="eastAsia"/>
+          <w:szCs w:val="21"/>
+        </w:rPr>
+      </w:pPr>
+      <w:r>
+        <w:rPr>
+          <w:rFonts w:hint="eastAsia"/>
           <w:szCs w:val="21"/>
         </w:rPr>
         <w:t>3.1</w:t>
       </w:r>
       <w:r>
         <w:rPr>
-          <w:rFonts w:eastAsia="仿宋" w:hint="eastAsia"/>
+          <w:rFonts w:hint="eastAsia"/>
           <w:szCs w:val="21"/>
         </w:rPr>
         <w:t>技术要求：</w:t>
@@ -1190,7 +1197,6 @@
       <w:pPr>
         <w:spacing w:line="360" w:lineRule="auto"/>
         <w:rPr>
-          <w:rFonts w:eastAsia="仿宋"/>
           <w:szCs w:val="21"/>
           <w:u w:val="single"/>
         </w:rPr>
@@ -1198,28 +1204,27 @@
       <w:r>
         <w:rPr>
           <w:rStyle w:val="a9"/>
-          <w:rFonts w:ascii="Segoe UI Symbol" w:eastAsia="仿宋" w:hAnsi="Segoe UI Symbol" w:cs="Segoe UI Symbol"/>
+          <w:rFonts w:ascii="Segoe UI Symbol" w:hAnsi="Segoe UI Symbol" w:cs="Segoe UI Symbol"/>
           <w:szCs w:val="21"/>
         </w:rPr>
         <w:t>☑</w:t>
       </w:r>
       <w:r>
         <w:rPr>
-          <w:rFonts w:eastAsia="仿宋"/>
           <w:szCs w:val="21"/>
         </w:rPr>
         <w:t>强度</w:t>
       </w:r>
       <w:r>
         <w:rPr>
-          <w:rFonts w:eastAsia="仿宋" w:hint="eastAsia"/>
+          <w:rFonts w:hint="eastAsia"/>
           <w:szCs w:val="21"/>
         </w:rPr>
         <w:t xml:space="preserve">  </w:t>
       </w:r>
       <w:r>
         <w:rPr>
-          <w:rFonts w:eastAsia="仿宋" w:hint="eastAsia"/>
+          <w:rFonts w:hint="eastAsia"/>
           <w:szCs w:val="21"/>
           <w:u w:val="single"/>
         </w:rPr>
@@ -1227,7 +1232,7 @@
       </w:r>
       <w:r>
         <w:rPr>
-          <w:rFonts w:eastAsia="仿宋" w:hint="eastAsia"/>
+          <w:rFonts w:hint="eastAsia"/>
           <w:szCs w:val="21"/>
           <w:u w:val="single"/>
         </w:rPr>
@@ -1235,7 +1240,7 @@
       </w:r>
       <w:r>
         <w:rPr>
-          <w:rFonts w:eastAsia="仿宋" w:hint="eastAsia"/>
+          <w:rFonts w:hint="eastAsia"/>
           <w:szCs w:val="21"/>
           <w:u w:val="single"/>
         </w:rPr>
@@ -1246,7 +1251,6 @@
       <w:pPr>
         <w:spacing w:line="360" w:lineRule="auto"/>
         <w:rPr>
-          <w:rFonts w:eastAsia="仿宋"/>
           <w:szCs w:val="21"/>
           <w:u w:val="single"/>
         </w:rPr>
@@ -1254,28 +1258,28 @@
       <w:r>
         <w:rPr>
           <w:rStyle w:val="a9"/>
-          <w:rFonts w:eastAsia="仿宋" w:hint="eastAsia"/>
+          <w:rFonts w:hint="eastAsia"/>
           <w:szCs w:val="21"/>
         </w:rPr>
         <w:t>□</w:t>
       </w:r>
       <w:r>
         <w:rPr>
-          <w:rFonts w:eastAsia="仿宋" w:hint="eastAsia"/>
+          <w:rFonts w:hint="eastAsia"/>
           <w:szCs w:val="21"/>
         </w:rPr>
         <w:t>比重</w:t>
       </w:r>
       <w:r>
         <w:rPr>
-          <w:rFonts w:eastAsia="仿宋" w:hint="eastAsia"/>
+          <w:rFonts w:hint="eastAsia"/>
           <w:szCs w:val="21"/>
         </w:rPr>
         <w:t xml:space="preserve">  </w:t>
       </w:r>
       <w:r>
         <w:rPr>
-          <w:rFonts w:eastAsia="仿宋" w:hint="eastAsia"/>
+          <w:rFonts w:hint="eastAsia"/>
           <w:szCs w:val="21"/>
           <w:u w:val="single"/>
         </w:rPr>
@@ -1283,7 +1287,7 @@
       </w:r>
       <w:r>
         <w:rPr>
-          <w:rFonts w:eastAsia="仿宋" w:hint="eastAsia"/>
+          <w:rFonts w:hint="eastAsia"/>
           <w:szCs w:val="21"/>
           <w:u w:val="single"/>
         </w:rPr>
@@ -1291,7 +1295,7 @@
       </w:r>
       <w:r>
         <w:rPr>
-          <w:rFonts w:eastAsia="仿宋" w:hint="eastAsia"/>
+          <w:rFonts w:hint="eastAsia"/>
           <w:szCs w:val="21"/>
           <w:u w:val="single"/>
         </w:rPr>
@@ -1302,7 +1306,6 @@
       <w:pPr>
         <w:spacing w:line="360" w:lineRule="auto"/>
         <w:rPr>
-          <w:rFonts w:eastAsia="仿宋"/>
           <w:szCs w:val="21"/>
           <w:u w:val="single"/>
         </w:rPr>
@@ -1310,28 +1313,28 @@
       <w:r>
         <w:rPr>
           <w:rStyle w:val="a9"/>
-          <w:rFonts w:eastAsia="仿宋" w:hint="eastAsia"/>
+          <w:rFonts w:hint="eastAsia"/>
           <w:szCs w:val="21"/>
         </w:rPr>
         <w:t>□</w:t>
       </w:r>
       <w:r>
         <w:rPr>
-          <w:rFonts w:eastAsia="仿宋" w:hint="eastAsia"/>
+          <w:rFonts w:hint="eastAsia"/>
           <w:szCs w:val="21"/>
         </w:rPr>
         <w:t>含量要求</w:t>
       </w:r>
       <w:r>
         <w:rPr>
-          <w:rFonts w:eastAsia="仿宋" w:cs="宋体" w:hint="eastAsia"/>
+          <w:rFonts w:cs="宋体" w:hint="eastAsia"/>
           <w:szCs w:val="21"/>
         </w:rPr>
         <w:t xml:space="preserve"> </w:t>
       </w:r>
       <w:r>
         <w:rPr>
-          <w:rFonts w:eastAsia="仿宋" w:cs="宋体" w:hint="eastAsia"/>
+          <w:rFonts w:cs="宋体" w:hint="eastAsia"/>
           <w:szCs w:val="21"/>
           <w:u w:val="single"/>
         </w:rPr>
@@ -1339,7 +1342,7 @@
       </w:r>
       <w:r>
         <w:rPr>
-          <w:rFonts w:eastAsia="仿宋" w:hint="eastAsia"/>
+          <w:rFonts w:hint="eastAsia"/>
           <w:szCs w:val="21"/>
           <w:u w:val="single"/>
         </w:rPr>
@@ -1347,7 +1350,7 @@
       </w:r>
       <w:r>
         <w:rPr>
-          <w:rFonts w:eastAsia="仿宋" w:hint="eastAsia"/>
+          <w:rFonts w:hint="eastAsia"/>
           <w:szCs w:val="21"/>
           <w:u w:val="single"/>
         </w:rPr>
@@ -1355,7 +1358,7 @@
       </w:r>
       <w:r>
         <w:rPr>
-          <w:rFonts w:eastAsia="仿宋" w:cs="宋体" w:hint="eastAsia"/>
+          <w:rFonts w:cs="宋体" w:hint="eastAsia"/>
           <w:szCs w:val="21"/>
           <w:u w:val="single"/>
         </w:rPr>
@@ -1366,7 +1369,6 @@
       <w:pPr>
         <w:spacing w:line="360" w:lineRule="auto"/>
         <w:rPr>
-          <w:rFonts w:eastAsia="仿宋"/>
           <w:szCs w:val="21"/>
           <w:u w:val="single"/>
         </w:rPr>
@@ -1374,28 +1376,28 @@
       <w:r>
         <w:rPr>
           <w:rStyle w:val="a9"/>
-          <w:rFonts w:eastAsia="仿宋" w:hint="eastAsia"/>
+          <w:rFonts w:hint="eastAsia"/>
           <w:szCs w:val="21"/>
         </w:rPr>
         <w:t>□</w:t>
       </w:r>
       <w:r>
         <w:rPr>
-          <w:rFonts w:eastAsia="仿宋" w:hint="eastAsia"/>
+          <w:rFonts w:hint="eastAsia"/>
           <w:szCs w:val="21"/>
         </w:rPr>
         <w:t>其他</w:t>
       </w:r>
       <w:r>
         <w:rPr>
-          <w:rFonts w:eastAsia="仿宋" w:hint="eastAsia"/>
+          <w:rFonts w:hint="eastAsia"/>
           <w:szCs w:val="21"/>
         </w:rPr>
         <w:t xml:space="preserve">   </w:t>
       </w:r>
       <w:r>
         <w:rPr>
-          <w:rFonts w:eastAsia="仿宋" w:hint="eastAsia"/>
+          <w:rFonts w:hint="eastAsia"/>
           <w:szCs w:val="21"/>
           <w:u w:val="single"/>
         </w:rPr>
@@ -1403,7 +1405,7 @@
       </w:r>
       <w:r>
         <w:rPr>
-          <w:rFonts w:eastAsia="仿宋" w:hint="eastAsia"/>
+          <w:rFonts w:hint="eastAsia"/>
           <w:szCs w:val="21"/>
           <w:u w:val="single"/>
         </w:rPr>
@@ -1414,20 +1416,19 @@
       <w:pPr>
         <w:spacing w:line="360" w:lineRule="auto"/>
         <w:rPr>
-          <w:rFonts w:eastAsia="仿宋"/>
-          <w:szCs w:val="21"/>
-        </w:rPr>
-      </w:pPr>
-      <w:r>
-        <w:rPr>
-          <w:rFonts w:eastAsia="仿宋" w:hint="eastAsia"/>
+          <w:szCs w:val="21"/>
+        </w:rPr>
+      </w:pPr>
+      <w:r>
+        <w:rPr>
+          <w:rFonts w:hint="eastAsia"/>
           <w:szCs w:val="21"/>
         </w:rPr>
         <w:t>3.2</w:t>
       </w:r>
       <w:r>
         <w:rPr>
-          <w:rFonts w:eastAsia="仿宋" w:hint="eastAsia"/>
+          <w:rFonts w:hint="eastAsia"/>
           <w:szCs w:val="21"/>
         </w:rPr>
         <w:t>质量标准：</w:t>
@@ -1437,28 +1438,27 @@
       <w:pPr>
         <w:spacing w:line="360" w:lineRule="auto"/>
         <w:rPr>
-          <w:rFonts w:eastAsia="仿宋"/>
           <w:szCs w:val="21"/>
         </w:rPr>
       </w:pPr>
       <w:r>
         <w:rPr>
           <w:rStyle w:val="a9"/>
-          <w:rFonts w:eastAsia="仿宋" w:hint="eastAsia"/>
+          <w:rFonts w:hint="eastAsia"/>
           <w:szCs w:val="21"/>
         </w:rPr>
         <w:t>□</w:t>
       </w:r>
       <w:r>
         <w:rPr>
-          <w:rFonts w:eastAsia="仿宋" w:hint="eastAsia"/>
+          <w:rFonts w:hint="eastAsia"/>
           <w:szCs w:val="21"/>
         </w:rPr>
         <w:t>按照国际通用标准执行，</w:t>
       </w:r>
       <w:r>
         <w:rPr>
-          <w:rFonts w:eastAsia="仿宋" w:hint="eastAsia"/>
+          <w:rFonts w:hint="eastAsia"/>
           <w:szCs w:val="21"/>
           <w:u w:val="single"/>
         </w:rPr>
@@ -1469,28 +1469,27 @@
       <w:pPr>
         <w:spacing w:line="360" w:lineRule="auto"/>
         <w:rPr>
-          <w:rFonts w:eastAsia="仿宋"/>
           <w:szCs w:val="21"/>
         </w:rPr>
       </w:pPr>
       <w:r>
         <w:rPr>
           <w:rStyle w:val="a9"/>
-          <w:rFonts w:eastAsia="仿宋" w:hint="eastAsia"/>
+          <w:rFonts w:hint="eastAsia"/>
           <w:szCs w:val="21"/>
         </w:rPr>
         <w:t>□</w:t>
       </w:r>
       <w:r>
         <w:rPr>
-          <w:rFonts w:eastAsia="仿宋" w:hint="eastAsia"/>
+          <w:rFonts w:hint="eastAsia"/>
           <w:szCs w:val="21"/>
         </w:rPr>
         <w:t>按照行业标准：</w:t>
       </w:r>
       <w:r>
         <w:rPr>
-          <w:rFonts w:eastAsia="仿宋" w:hint="eastAsia"/>
+          <w:rFonts w:hint="eastAsia"/>
           <w:szCs w:val="21"/>
           <w:u w:val="single"/>
         </w:rPr>
@@ -1498,7 +1497,7 @@
       </w:r>
       <w:r>
         <w:rPr>
-          <w:rFonts w:eastAsia="仿宋" w:hint="eastAsia"/>
+          <w:rFonts w:hint="eastAsia"/>
           <w:szCs w:val="21"/>
           <w:u w:val="single"/>
         </w:rPr>
@@ -1506,7 +1505,7 @@
       </w:r>
       <w:r>
         <w:rPr>
-          <w:rFonts w:eastAsia="仿宋" w:hint="eastAsia"/>
+          <w:rFonts w:hint="eastAsia"/>
           <w:szCs w:val="21"/>
           <w:u w:val="single"/>
         </w:rPr>
@@ -1514,7 +1513,7 @@
       </w:r>
       <w:r>
         <w:rPr>
-          <w:rFonts w:eastAsia="仿宋" w:hint="eastAsia"/>
+          <w:rFonts w:hint="eastAsia"/>
           <w:szCs w:val="21"/>
         </w:rPr>
         <w:t>执行</w:t>
@@ -1524,28 +1523,27 @@
       <w:pPr>
         <w:spacing w:line="360" w:lineRule="auto"/>
         <w:rPr>
-          <w:rFonts w:eastAsia="仿宋"/>
           <w:szCs w:val="21"/>
         </w:rPr>
       </w:pPr>
       <w:r>
         <w:rPr>
           <w:rStyle w:val="a9"/>
-          <w:rFonts w:eastAsia="仿宋" w:hint="eastAsia"/>
+          <w:rFonts w:hint="eastAsia"/>
           <w:szCs w:val="21"/>
         </w:rPr>
         <w:t>□</w:t>
       </w:r>
       <w:r>
         <w:rPr>
-          <w:rFonts w:eastAsia="仿宋" w:hint="eastAsia"/>
+          <w:rFonts w:hint="eastAsia"/>
           <w:szCs w:val="21"/>
         </w:rPr>
         <w:t>协商约定质量标准：</w:t>
       </w:r>
       <w:r>
         <w:rPr>
-          <w:rFonts w:eastAsia="仿宋" w:hint="eastAsia"/>
+          <w:rFonts w:hint="eastAsia"/>
           <w:szCs w:val="21"/>
           <w:u w:val="single"/>
         </w:rPr>
@@ -1553,7 +1551,7 @@
       </w:r>
       <w:r>
         <w:rPr>
-          <w:rFonts w:eastAsia="仿宋" w:hint="eastAsia"/>
+          <w:rFonts w:hint="eastAsia"/>
           <w:szCs w:val="21"/>
           <w:u w:val="single"/>
         </w:rPr>
@@ -1561,7 +1559,7 @@
       </w:r>
       <w:r>
         <w:rPr>
-          <w:rFonts w:eastAsia="仿宋" w:hint="eastAsia"/>
+          <w:rFonts w:hint="eastAsia"/>
           <w:szCs w:val="21"/>
           <w:u w:val="single"/>
         </w:rPr>
@@ -1569,7 +1567,7 @@
       </w:r>
       <w:r>
         <w:rPr>
-          <w:rFonts w:eastAsia="仿宋" w:hint="eastAsia"/>
+          <w:rFonts w:hint="eastAsia"/>
           <w:szCs w:val="21"/>
         </w:rPr>
         <w:t>执行</w:t>
@@ -1579,7 +1577,6 @@
       <w:pPr>
         <w:spacing w:line="360" w:lineRule="auto"/>
         <w:rPr>
-          <w:rFonts w:eastAsia="仿宋"/>
           <w:szCs w:val="21"/>
           <w:u w:val="single"/>
         </w:rPr>
@@ -1587,21 +1584,21 @@
       <w:r>
         <w:rPr>
           <w:rStyle w:val="a9"/>
-          <w:rFonts w:eastAsia="仿宋" w:hint="eastAsia"/>
+          <w:rFonts w:hint="eastAsia"/>
           <w:szCs w:val="21"/>
         </w:rPr>
         <w:t>□</w:t>
       </w:r>
       <w:r>
         <w:rPr>
-          <w:rFonts w:eastAsia="仿宋" w:hint="eastAsia"/>
+          <w:rFonts w:hint="eastAsia"/>
           <w:szCs w:val="21"/>
         </w:rPr>
         <w:t>按照封存的样品标准执行，样品说明：</w:t>
       </w:r>
       <w:r>
         <w:rPr>
-          <w:rFonts w:eastAsia="仿宋" w:hint="eastAsia"/>
+          <w:rFonts w:hint="eastAsia"/>
           <w:szCs w:val="21"/>
           <w:u w:val="single"/>
         </w:rPr>
@@ -1612,41 +1609,40 @@
       <w:pPr>
         <w:spacing w:line="460" w:lineRule="exact"/>
         <w:rPr>
-          <w:rFonts w:eastAsia="仿宋"/>
           <w:kern w:val="0"/>
         </w:rPr>
       </w:pPr>
       <w:r>
         <w:rPr>
-          <w:rFonts w:eastAsia="仿宋" w:hint="eastAsia"/>
+          <w:rFonts w:hint="eastAsia"/>
           <w:szCs w:val="21"/>
         </w:rPr>
         <w:t xml:space="preserve">3.3 </w:t>
       </w:r>
       <w:r>
         <w:rPr>
-          <w:rFonts w:eastAsia="仿宋" w:hint="eastAsia"/>
+          <w:rFonts w:hint="eastAsia"/>
           <w:szCs w:val="21"/>
         </w:rPr>
         <w:t>乙方的产品</w:t>
       </w:r>
       <w:r>
         <w:rPr>
-          <w:rFonts w:eastAsia="仿宋" w:hint="eastAsia"/>
+          <w:rFonts w:hint="eastAsia"/>
           <w:kern w:val="0"/>
         </w:rPr>
         <w:t>在制造、包装、标识、运输、装卸和码放等过程</w:t>
       </w:r>
       <w:r>
         <w:rPr>
-          <w:rFonts w:eastAsia="仿宋" w:hint="eastAsia"/>
+          <w:rFonts w:hint="eastAsia"/>
           <w:szCs w:val="21"/>
         </w:rPr>
         <w:t>应符合国家及工程所在地环保监测规定，</w:t>
       </w:r>
       <w:r>
         <w:rPr>
-          <w:rFonts w:eastAsia="仿宋" w:hint="eastAsia"/>
+          <w:rFonts w:hint="eastAsia"/>
           <w:szCs w:val="21"/>
         </w:rPr>
         <w:lastRenderedPageBreak/>
@@ -1654,7 +1650,7 @@
       </w:r>
       <w:r>
         <w:rPr>
-          <w:rFonts w:eastAsia="仿宋" w:hint="eastAsia"/>
+          <w:rFonts w:hint="eastAsia"/>
           <w:kern w:val="0"/>
         </w:rPr>
         <w:t>乙方应承担产品交付前的全部责任。</w:t>
@@ -1664,14 +1660,13 @@
       <w:pPr>
         <w:spacing w:line="360" w:lineRule="auto"/>
         <w:rPr>
-          <w:rFonts w:eastAsia="仿宋"/>
-          <w:b/>
-          <w:szCs w:val="21"/>
-        </w:rPr>
-      </w:pPr>
-      <w:r>
-        <w:rPr>
-          <w:rFonts w:eastAsia="仿宋" w:hint="eastAsia"/>
+          <w:b/>
+          <w:szCs w:val="21"/>
+        </w:rPr>
+      </w:pPr>
+      <w:r>
+        <w:rPr>
+          <w:rFonts w:hint="eastAsia"/>
           <w:b/>
           <w:szCs w:val="21"/>
         </w:rPr>
@@ -1679,14 +1674,14 @@
       </w:r>
       <w:r>
         <w:rPr>
-          <w:rFonts w:eastAsia="仿宋" w:hint="eastAsia"/>
+          <w:rFonts w:hint="eastAsia"/>
           <w:szCs w:val="21"/>
         </w:rPr>
         <w:t xml:space="preserve"> </w:t>
       </w:r>
       <w:r>
         <w:rPr>
-          <w:rFonts w:eastAsia="仿宋" w:hint="eastAsia"/>
+          <w:rFonts w:hint="eastAsia"/>
           <w:b/>
           <w:szCs w:val="21"/>
         </w:rPr>
@@ -1697,20 +1692,19 @@
       <w:pPr>
         <w:spacing w:line="360" w:lineRule="auto"/>
         <w:rPr>
-          <w:rFonts w:eastAsia="仿宋"/>
-          <w:szCs w:val="21"/>
-        </w:rPr>
-      </w:pPr>
-      <w:r>
-        <w:rPr>
-          <w:rFonts w:eastAsia="仿宋" w:hint="eastAsia"/>
+          <w:szCs w:val="21"/>
+        </w:rPr>
+      </w:pPr>
+      <w:r>
+        <w:rPr>
+          <w:rFonts w:hint="eastAsia"/>
           <w:szCs w:val="21"/>
         </w:rPr>
         <w:t>4.1</w:t>
       </w:r>
       <w:r>
         <w:rPr>
-          <w:rFonts w:eastAsia="仿宋" w:hint="eastAsia"/>
+          <w:rFonts w:hint="eastAsia"/>
           <w:szCs w:val="21"/>
         </w:rPr>
         <w:t>运输、装卸</w:t>
@@ -1720,27 +1714,26 @@
       <w:pPr>
         <w:spacing w:line="360" w:lineRule="auto"/>
         <w:rPr>
-          <w:rFonts w:eastAsia="仿宋"/>
-          <w:szCs w:val="21"/>
-        </w:rPr>
-      </w:pPr>
-      <w:r>
-        <w:rPr>
-          <w:rFonts w:eastAsia="仿宋" w:hint="eastAsia"/>
+          <w:szCs w:val="21"/>
+        </w:rPr>
+      </w:pPr>
+      <w:r>
+        <w:rPr>
+          <w:rFonts w:hint="eastAsia"/>
           <w:szCs w:val="21"/>
         </w:rPr>
         <w:t>4.1.1</w:t>
       </w:r>
       <w:r>
         <w:rPr>
-          <w:rFonts w:eastAsia="仿宋" w:hint="eastAsia"/>
+          <w:rFonts w:hint="eastAsia"/>
           <w:szCs w:val="21"/>
         </w:rPr>
         <w:t>运输、装卸责任及费用：货物任何运输及卸载由</w:t>
       </w:r>
       <w:r>
         <w:rPr>
-          <w:rFonts w:eastAsia="仿宋" w:hint="eastAsia"/>
+          <w:rFonts w:hint="eastAsia"/>
           <w:szCs w:val="21"/>
           <w:u w:val="single"/>
         </w:rPr>
@@ -1748,14 +1741,14 @@
       </w:r>
       <w:r>
         <w:rPr>
-          <w:rFonts w:eastAsia="仿宋" w:hint="eastAsia"/>
+          <w:rFonts w:hint="eastAsia"/>
           <w:szCs w:val="21"/>
         </w:rPr>
         <w:t>负责，货物任何运输卸载费由</w:t>
       </w:r>
       <w:r>
         <w:rPr>
-          <w:rFonts w:eastAsia="仿宋" w:hint="eastAsia"/>
+          <w:rFonts w:hint="eastAsia"/>
           <w:szCs w:val="21"/>
           <w:u w:val="single"/>
         </w:rPr>
@@ -1763,7 +1756,7 @@
       </w:r>
       <w:r>
         <w:rPr>
-          <w:rFonts w:eastAsia="仿宋" w:hint="eastAsia"/>
+          <w:rFonts w:hint="eastAsia"/>
           <w:szCs w:val="21"/>
           <w:u w:val="single"/>
         </w:rPr>
@@ -1771,7 +1764,7 @@
       </w:r>
       <w:r>
         <w:rPr>
-          <w:rFonts w:eastAsia="仿宋" w:hint="eastAsia"/>
+          <w:rFonts w:hint="eastAsia"/>
           <w:szCs w:val="21"/>
         </w:rPr>
         <w:t>负责。乙方应以最适宜保证产品性能和质量的运输方式运送，对于产品运送到指定地点并经验收合格之前发生的一切损坏、数量损失及运输、装卸过程中发生的一切损失、事故责任等均由乙方承担。</w:t>
@@ -1781,20 +1774,19 @@
       <w:pPr>
         <w:spacing w:line="360" w:lineRule="auto"/>
         <w:rPr>
-          <w:rFonts w:eastAsia="仿宋"/>
-          <w:szCs w:val="21"/>
-        </w:rPr>
-      </w:pPr>
-      <w:r>
-        <w:rPr>
-          <w:rFonts w:eastAsia="仿宋" w:hint="eastAsia"/>
+          <w:szCs w:val="21"/>
+        </w:rPr>
+      </w:pPr>
+      <w:r>
+        <w:rPr>
+          <w:rFonts w:hint="eastAsia"/>
           <w:szCs w:val="21"/>
         </w:rPr>
         <w:t>4.1.2</w:t>
       </w:r>
       <w:r>
         <w:rPr>
-          <w:rFonts w:eastAsia="仿宋" w:hint="eastAsia"/>
+          <w:rFonts w:hint="eastAsia"/>
           <w:szCs w:val="21"/>
         </w:rPr>
         <w:t>运输方式：■</w:t>
@@ -1802,63 +1794,63 @@
       <w:proofErr w:type="gramStart"/>
       <w:r>
         <w:rPr>
-          <w:rFonts w:eastAsia="仿宋" w:hint="eastAsia"/>
+          <w:rFonts w:hint="eastAsia"/>
           <w:szCs w:val="21"/>
         </w:rPr>
         <w:t>汽运</w:t>
       </w:r>
       <w:r>
         <w:rPr>
-          <w:rFonts w:eastAsia="仿宋" w:hint="eastAsia"/>
+          <w:rFonts w:hint="eastAsia"/>
           <w:szCs w:val="21"/>
         </w:rPr>
         <w:t xml:space="preserve">  </w:t>
       </w:r>
       <w:r>
         <w:rPr>
-          <w:rFonts w:ascii="Segoe UI Symbol" w:eastAsia="仿宋" w:hAnsi="Segoe UI Symbol" w:cs="Segoe UI Symbol"/>
+          <w:rFonts w:ascii="Segoe UI Symbol" w:hAnsi="Segoe UI Symbol" w:cs="Segoe UI Symbol"/>
           <w:szCs w:val="21"/>
         </w:rPr>
         <w:t>☑</w:t>
       </w:r>
       <w:r>
         <w:rPr>
-          <w:rFonts w:ascii="仿宋" w:eastAsia="仿宋" w:hAnsi="仿宋" w:cs="仿宋" w:hint="eastAsia"/>
+          <w:rFonts w:ascii="宋体" w:hAnsi="宋体" w:cs="宋体" w:hint="eastAsia"/>
           <w:szCs w:val="21"/>
         </w:rPr>
         <w:t>铁路运</w:t>
       </w:r>
       <w:r>
         <w:rPr>
-          <w:rFonts w:eastAsia="仿宋" w:hint="eastAsia"/>
+          <w:rFonts w:hint="eastAsia"/>
           <w:szCs w:val="21"/>
         </w:rPr>
         <w:t xml:space="preserve">  </w:t>
       </w:r>
       <w:r>
         <w:rPr>
-          <w:rFonts w:ascii="Segoe UI Symbol" w:eastAsia="仿宋" w:hAnsi="Segoe UI Symbol" w:cs="Segoe UI Symbol"/>
+          <w:rFonts w:ascii="Segoe UI Symbol" w:hAnsi="Segoe UI Symbol" w:cs="Segoe UI Symbol"/>
           <w:szCs w:val="21"/>
         </w:rPr>
         <w:t>☑</w:t>
       </w:r>
       <w:r>
         <w:rPr>
-          <w:rFonts w:ascii="仿宋" w:eastAsia="仿宋" w:hAnsi="仿宋" w:cs="仿宋" w:hint="eastAsia"/>
+          <w:rFonts w:ascii="宋体" w:hAnsi="宋体" w:cs="宋体" w:hint="eastAsia"/>
           <w:szCs w:val="21"/>
         </w:rPr>
         <w:t>水运</w:t>
       </w:r>
       <w:r>
         <w:rPr>
-          <w:rFonts w:eastAsia="仿宋" w:hint="eastAsia"/>
+          <w:rFonts w:hint="eastAsia"/>
           <w:szCs w:val="21"/>
         </w:rPr>
         <w:t xml:space="preserve">  </w:t>
       </w:r>
       <w:r>
         <w:rPr>
-          <w:rFonts w:ascii="Segoe UI Symbol" w:eastAsia="仿宋" w:hAnsi="Segoe UI Symbol" w:cs="Segoe UI Symbol"/>
+          <w:rFonts w:ascii="Segoe UI Symbol" w:hAnsi="Segoe UI Symbol" w:cs="Segoe UI Symbol"/>
           <w:szCs w:val="21"/>
         </w:rPr>
         <w:t>☑</w:t>
@@ -1866,7 +1858,7 @@
       <w:proofErr w:type="gramEnd"/>
       <w:r>
         <w:rPr>
-          <w:rFonts w:ascii="仿宋" w:eastAsia="仿宋" w:hAnsi="仿宋" w:cs="仿宋" w:hint="eastAsia"/>
+          <w:rFonts w:ascii="宋体" w:hAnsi="宋体" w:cs="宋体" w:hint="eastAsia"/>
           <w:szCs w:val="21"/>
         </w:rPr>
         <w:t>其他：</w:t>
@@ -1876,21 +1868,20 @@
       <w:pPr>
         <w:spacing w:line="360" w:lineRule="auto"/>
         <w:rPr>
-          <w:rFonts w:eastAsia="仿宋"/>
-          <w:b/>
-          <w:szCs w:val="21"/>
-        </w:rPr>
-      </w:pPr>
-      <w:r>
-        <w:rPr>
-          <w:rFonts w:eastAsia="仿宋" w:hint="eastAsia"/>
+          <w:b/>
+          <w:szCs w:val="21"/>
+        </w:rPr>
+      </w:pPr>
+      <w:r>
+        <w:rPr>
+          <w:rFonts w:hint="eastAsia"/>
           <w:szCs w:val="21"/>
         </w:rPr>
         <w:t>4.1.3</w:t>
       </w:r>
       <w:r>
         <w:rPr>
-          <w:rFonts w:eastAsia="仿宋" w:hint="eastAsia"/>
+          <w:rFonts w:hint="eastAsia"/>
           <w:b/>
           <w:szCs w:val="21"/>
         </w:rPr>
@@ -1898,7 +1889,7 @@
       </w:r>
       <w:r>
         <w:rPr>
-          <w:rFonts w:eastAsia="仿宋" w:hint="eastAsia"/>
+          <w:rFonts w:hint="eastAsia"/>
           <w:b/>
           <w:szCs w:val="21"/>
         </w:rPr>
@@ -1909,20 +1900,19 @@
       <w:pPr>
         <w:spacing w:line="360" w:lineRule="auto"/>
         <w:rPr>
-          <w:rFonts w:eastAsia="仿宋"/>
-          <w:szCs w:val="21"/>
-        </w:rPr>
-      </w:pPr>
-      <w:r>
-        <w:rPr>
-          <w:rFonts w:eastAsia="仿宋" w:hint="eastAsia"/>
+          <w:szCs w:val="21"/>
+        </w:rPr>
+      </w:pPr>
+      <w:r>
+        <w:rPr>
+          <w:rFonts w:hint="eastAsia"/>
           <w:szCs w:val="21"/>
         </w:rPr>
         <w:t>4.2</w:t>
       </w:r>
       <w:r>
         <w:rPr>
-          <w:rFonts w:eastAsia="仿宋" w:hint="eastAsia"/>
+          <w:rFonts w:hint="eastAsia"/>
           <w:szCs w:val="21"/>
         </w:rPr>
         <w:t>交付时间</w:t>
@@ -1932,27 +1922,26 @@
       <w:pPr>
         <w:spacing w:line="360" w:lineRule="auto"/>
         <w:rPr>
-          <w:rFonts w:eastAsia="仿宋"/>
-          <w:szCs w:val="21"/>
-        </w:rPr>
-      </w:pPr>
-      <w:r>
-        <w:rPr>
-          <w:rFonts w:eastAsia="仿宋" w:hint="eastAsia"/>
+          <w:szCs w:val="21"/>
+        </w:rPr>
+      </w:pPr>
+      <w:r>
+        <w:rPr>
+          <w:rFonts w:hint="eastAsia"/>
           <w:szCs w:val="21"/>
         </w:rPr>
         <w:t>□乙方应当于</w:t>
       </w:r>
       <w:r>
         <w:rPr>
-          <w:rFonts w:eastAsia="仿宋" w:hint="eastAsia"/>
+          <w:rFonts w:hint="eastAsia"/>
           <w:szCs w:val="21"/>
         </w:rPr>
         <w:t xml:space="preserve"> </w:t>
       </w:r>
       <w:r>
         <w:rPr>
-          <w:rFonts w:eastAsia="仿宋" w:hint="eastAsia"/>
+          <w:rFonts w:hint="eastAsia"/>
           <w:szCs w:val="21"/>
           <w:u w:val="single"/>
         </w:rPr>
@@ -1960,7 +1949,7 @@
       </w:r>
       <w:r>
         <w:rPr>
-          <w:rFonts w:eastAsia="仿宋" w:hint="eastAsia"/>
+          <w:rFonts w:hint="eastAsia"/>
           <w:szCs w:val="21"/>
           <w:u w:val="single"/>
         </w:rPr>
@@ -1968,7 +1957,7 @@
       </w:r>
       <w:r>
         <w:rPr>
-          <w:rFonts w:eastAsia="仿宋" w:hint="eastAsia"/>
+          <w:rFonts w:hint="eastAsia"/>
           <w:szCs w:val="21"/>
           <w:u w:val="single"/>
         </w:rPr>
@@ -1976,14 +1965,14 @@
       </w:r>
       <w:r>
         <w:rPr>
-          <w:rFonts w:eastAsia="仿宋" w:hint="eastAsia"/>
+          <w:rFonts w:hint="eastAsia"/>
           <w:szCs w:val="21"/>
         </w:rPr>
         <w:t xml:space="preserve"> </w:t>
       </w:r>
       <w:r>
         <w:rPr>
-          <w:rFonts w:eastAsia="仿宋" w:hint="eastAsia"/>
+          <w:rFonts w:hint="eastAsia"/>
           <w:szCs w:val="21"/>
         </w:rPr>
         <w:t>完成交付。</w:t>
@@ -1994,13 +1983,12 @@
         <w:snapToGrid w:val="0"/>
         <w:spacing w:line="360" w:lineRule="auto"/>
         <w:rPr>
-          <w:rFonts w:eastAsia="仿宋"/>
-          <w:szCs w:val="21"/>
-        </w:rPr>
-      </w:pPr>
-      <w:r>
-        <w:rPr>
-          <w:rFonts w:ascii="Segoe UI Symbol" w:eastAsia="仿宋" w:hAnsi="Segoe UI Symbol" w:cs="Segoe UI Symbol"/>
+          <w:szCs w:val="21"/>
+        </w:rPr>
+      </w:pPr>
+      <w:r>
+        <w:rPr>
+          <w:rFonts w:ascii="Segoe UI Symbol" w:hAnsi="Segoe UI Symbol" w:cs="Segoe UI Symbol"/>
           <w:color w:val="000000"/>
           <w:szCs w:val="21"/>
         </w:rPr>
@@ -2009,14 +1997,14 @@
       <w:proofErr w:type="gramStart"/>
       <w:r>
         <w:rPr>
-          <w:rFonts w:eastAsia="仿宋" w:hint="eastAsia"/>
+          <w:rFonts w:hint="eastAsia"/>
           <w:szCs w:val="21"/>
         </w:rPr>
         <w:t>甲方以</w:t>
       </w:r>
       <w:r>
         <w:rPr>
-          <w:rFonts w:eastAsia="仿宋" w:hint="eastAsia"/>
+          <w:rFonts w:hint="eastAsia"/>
           <w:szCs w:val="21"/>
           <w:u w:val="single"/>
         </w:rPr>
@@ -2024,7 +2012,7 @@
       </w:r>
       <w:r>
         <w:rPr>
-          <w:rFonts w:eastAsia="仿宋" w:hint="eastAsia"/>
+          <w:rFonts w:hint="eastAsia"/>
           <w:szCs w:val="21"/>
           <w:u w:val="single"/>
         </w:rPr>
@@ -2033,7 +2021,7 @@
       <w:proofErr w:type="gramEnd"/>
       <w:r>
         <w:rPr>
-          <w:rFonts w:eastAsia="仿宋" w:hint="eastAsia"/>
+          <w:rFonts w:hint="eastAsia"/>
           <w:szCs w:val="21"/>
           <w:u w:val="single"/>
         </w:rPr>
@@ -2042,7 +2030,7 @@
       <w:proofErr w:type="gramStart"/>
       <w:r>
         <w:rPr>
-          <w:rFonts w:eastAsia="仿宋" w:hint="eastAsia"/>
+          <w:rFonts w:hint="eastAsia"/>
           <w:szCs w:val="21"/>
           <w:u w:val="single"/>
         </w:rPr>
@@ -2050,7 +2038,7 @@
       </w:r>
       <w:r>
         <w:rPr>
-          <w:rFonts w:eastAsia="仿宋" w:hint="eastAsia"/>
+          <w:rFonts w:hint="eastAsia"/>
           <w:szCs w:val="21"/>
           <w:u w:val="single"/>
         </w:rPr>
@@ -2058,7 +2046,7 @@
       </w:r>
       <w:r>
         <w:rPr>
-          <w:rFonts w:eastAsia="仿宋" w:hint="eastAsia"/>
+          <w:rFonts w:hint="eastAsia"/>
           <w:szCs w:val="21"/>
         </w:rPr>
         <w:t>方式通知乙方供货时间和数量</w:t>
@@ -2066,7 +2054,7 @@
       <w:proofErr w:type="gramEnd"/>
       <w:r>
         <w:rPr>
-          <w:rFonts w:eastAsia="仿宋" w:hint="eastAsia"/>
+          <w:rFonts w:hint="eastAsia"/>
           <w:szCs w:val="21"/>
         </w:rPr>
         <w:t>，</w:t>
@@ -2074,14 +2062,14 @@
       <w:proofErr w:type="gramStart"/>
       <w:r>
         <w:rPr>
-          <w:rFonts w:eastAsia="仿宋" w:hint="eastAsia"/>
+          <w:rFonts w:hint="eastAsia"/>
           <w:szCs w:val="21"/>
         </w:rPr>
         <w:t>乙方应</w:t>
       </w:r>
       <w:r>
         <w:rPr>
-          <w:rFonts w:eastAsia="仿宋" w:hint="eastAsia"/>
+          <w:rFonts w:hint="eastAsia"/>
           <w:szCs w:val="21"/>
           <w:u w:val="single"/>
         </w:rPr>
@@ -2089,7 +2077,7 @@
       </w:r>
       <w:r>
         <w:rPr>
-          <w:rFonts w:eastAsia="仿宋" w:hint="eastAsia"/>
+          <w:rFonts w:hint="eastAsia"/>
           <w:szCs w:val="21"/>
           <w:u w:val="single"/>
         </w:rPr>
@@ -2098,7 +2086,7 @@
       <w:proofErr w:type="gramEnd"/>
       <w:r>
         <w:rPr>
-          <w:rFonts w:eastAsia="仿宋" w:hint="eastAsia"/>
+          <w:rFonts w:hint="eastAsia"/>
           <w:szCs w:val="21"/>
           <w:u w:val="single"/>
         </w:rPr>
@@ -2106,14 +2094,14 @@
       </w:r>
       <w:r>
         <w:rPr>
-          <w:rFonts w:eastAsia="仿宋" w:hint="eastAsia"/>
+          <w:rFonts w:hint="eastAsia"/>
           <w:szCs w:val="21"/>
         </w:rPr>
         <w:t>完成交付。乙方必须严格执行甲方提出的物资进场计划，如甲方进场计划多次发生改变，乙方仍需满足甲方提出的供货要求，但甲方应给予乙方合理的供货期限，改变后的进场计划至少提前</w:t>
       </w:r>
       <w:r>
         <w:rPr>
-          <w:rFonts w:eastAsia="仿宋" w:hint="eastAsia"/>
+          <w:rFonts w:hint="eastAsia"/>
           <w:szCs w:val="21"/>
           <w:u w:val="single"/>
         </w:rPr>
@@ -2121,7 +2109,6 @@
       </w:r>
       <w:r>
         <w:rPr>
-          <w:rFonts w:eastAsia="仿宋"/>
           <w:szCs w:val="21"/>
           <w:u w:val="single"/>
         </w:rPr>
@@ -2129,7 +2116,7 @@
       </w:r>
       <w:r>
         <w:rPr>
-          <w:rFonts w:eastAsia="仿宋" w:hint="eastAsia"/>
+          <w:rFonts w:hint="eastAsia"/>
           <w:szCs w:val="21"/>
           <w:u w:val="single"/>
         </w:rPr>
@@ -2137,7 +2124,7 @@
       </w:r>
       <w:r>
         <w:rPr>
-          <w:rFonts w:eastAsia="仿宋" w:hint="eastAsia"/>
+          <w:rFonts w:hint="eastAsia"/>
           <w:szCs w:val="21"/>
         </w:rPr>
         <w:t>天通知乙方。</w:t>
@@ -2147,53 +2134,68 @@
       <w:pPr>
         <w:spacing w:line="360" w:lineRule="auto"/>
         <w:rPr>
-          <w:rFonts w:eastAsia="仿宋"/>
-          <w:szCs w:val="21"/>
-          <w:u w:val="single"/>
-        </w:rPr>
-      </w:pPr>
-      <w:r>
-        <w:rPr>
-          <w:rFonts w:eastAsia="仿宋" w:hint="eastAsia"/>
+          <w:szCs w:val="21"/>
+          <w:u w:val="single"/>
+        </w:rPr>
+      </w:pPr>
+      <w:r>
+        <w:rPr>
+          <w:rFonts w:hint="eastAsia"/>
           <w:szCs w:val="21"/>
         </w:rPr>
         <w:t>4.3</w:t>
       </w:r>
       <w:r>
         <w:rPr>
-          <w:rFonts w:eastAsia="仿宋" w:hint="eastAsia"/>
+          <w:rFonts w:hint="eastAsia"/>
           <w:szCs w:val="21"/>
         </w:rPr>
         <w:t>交付地点：</w:t>
       </w:r>
       <w:r>
         <w:rPr>
-          <w:rFonts w:eastAsia="仿宋" w:hint="eastAsia"/>
-          <w:color w:val="EE0000"/>
-          <w:szCs w:val="21"/>
-          <w:u w:val="single"/>
-        </w:rPr>
-        <w:t>交货地点</w:t>
-      </w:r>
-    </w:p>
-    <w:p>
-      <w:pPr>
-        <w:spacing w:line="360" w:lineRule="auto"/>
-        <w:rPr>
-          <w:rFonts w:eastAsia="仿宋"/>
-          <w:szCs w:val="21"/>
-        </w:rPr>
-      </w:pPr>
-      <w:r>
-        <w:rPr>
-          <w:rFonts w:eastAsia="仿宋" w:hint="eastAsia"/>
+          <w:rFonts w:hint="eastAsia"/>
+          <w:szCs w:val="21"/>
+          <w:u w:val="single"/>
+        </w:rPr>
+        <w:t>{{</w:t>
+      </w:r>
+      <w:proofErr w:type="spellStart"/>
+      <w:r>
+        <w:rPr>
+          <w:rFonts w:hint="eastAsia"/>
+          <w:szCs w:val="21"/>
+          <w:u w:val="single"/>
+        </w:rPr>
+        <w:t>delivery_location</w:t>
+      </w:r>
+      <w:proofErr w:type="spellEnd"/>
+      <w:r>
+        <w:rPr>
+          <w:rFonts w:hint="eastAsia"/>
+          <w:szCs w:val="21"/>
+          <w:u w:val="single"/>
+        </w:rPr>
+        <w:t>}}</w:t>
+      </w:r>
+    </w:p>
+    <w:p>
+      <w:pPr>
+        <w:spacing w:line="360" w:lineRule="auto"/>
+        <w:rPr>
+          <w:szCs w:val="21"/>
+        </w:rPr>
+      </w:pPr>
+      <w:r>
+        <w:rPr>
+          <w:rFonts w:hint="eastAsia"/>
           <w:szCs w:val="21"/>
         </w:rPr>
         <w:t>4.4</w:t>
       </w:r>
       <w:r>
         <w:rPr>
-          <w:rFonts w:eastAsia="仿宋" w:hint="eastAsia"/>
+          <w:rFonts w:hint="eastAsia"/>
           <w:szCs w:val="21"/>
         </w:rPr>
         <w:t>工作要求：</w:t>
@@ -2203,20 +2205,19 @@
       <w:pPr>
         <w:spacing w:line="360" w:lineRule="auto"/>
         <w:rPr>
-          <w:rFonts w:eastAsia="仿宋"/>
-          <w:szCs w:val="21"/>
-        </w:rPr>
-      </w:pPr>
-      <w:r>
-        <w:rPr>
-          <w:rFonts w:eastAsia="仿宋" w:hint="eastAsia"/>
+          <w:szCs w:val="21"/>
+        </w:rPr>
+      </w:pPr>
+      <w:r>
+        <w:rPr>
+          <w:rFonts w:hint="eastAsia"/>
           <w:szCs w:val="21"/>
         </w:rPr>
         <w:t>4.4.1</w:t>
       </w:r>
       <w:r>
         <w:rPr>
-          <w:rFonts w:eastAsia="仿宋" w:hint="eastAsia"/>
+          <w:rFonts w:hint="eastAsia"/>
           <w:szCs w:val="21"/>
         </w:rPr>
         <w:t>乙方保证运送到甲方指定地点的一切材料均有足够及安全牢固的包装和妥当保护，并提供货物的仓储、保管的有效建议，确保所有货物在经过包装、运输、验收后，在功能和外观上达到甲方和业主的满意。</w:t>
@@ -2226,20 +2227,19 @@
       <w:pPr>
         <w:spacing w:line="360" w:lineRule="auto"/>
         <w:rPr>
-          <w:rFonts w:eastAsia="仿宋"/>
-          <w:szCs w:val="21"/>
-        </w:rPr>
-      </w:pPr>
-      <w:r>
-        <w:rPr>
-          <w:rFonts w:eastAsia="仿宋" w:hint="eastAsia"/>
+          <w:szCs w:val="21"/>
+        </w:rPr>
+      </w:pPr>
+      <w:r>
+        <w:rPr>
+          <w:rFonts w:hint="eastAsia"/>
           <w:szCs w:val="21"/>
         </w:rPr>
         <w:t>4.4.2</w:t>
       </w:r>
       <w:r>
         <w:rPr>
-          <w:rFonts w:eastAsia="仿宋" w:hint="eastAsia"/>
+          <w:rFonts w:hint="eastAsia"/>
           <w:szCs w:val="21"/>
         </w:rPr>
         <w:t>乙方应当遵守工程所在地政府颁布的有关货物运输的时间限制、载重限制及道路限制等规定，安全准时的将货物运抵甲方指定位置，承担交通运输及环境保护责任。乙方不得以不清楚甲方工地现场情况或当地政府运输时限及通道限制规定为理由延误交货期限，或做出额外索赔、要求延长交货期限。</w:t>
@@ -2250,20 +2250,19 @@
         <w:snapToGrid w:val="0"/>
         <w:spacing w:beforeLines="50" w:before="156" w:line="360" w:lineRule="auto"/>
         <w:rPr>
-          <w:rFonts w:eastAsia="仿宋"/>
-          <w:szCs w:val="21"/>
-        </w:rPr>
-      </w:pPr>
-      <w:r>
-        <w:rPr>
-          <w:rFonts w:eastAsia="仿宋" w:hint="eastAsia"/>
+          <w:szCs w:val="21"/>
+        </w:rPr>
+      </w:pPr>
+      <w:r>
+        <w:rPr>
+          <w:rFonts w:hint="eastAsia"/>
           <w:szCs w:val="21"/>
         </w:rPr>
         <w:t>4.4.3</w:t>
       </w:r>
       <w:r>
         <w:rPr>
-          <w:rFonts w:eastAsia="仿宋" w:hint="eastAsia"/>
+          <w:rFonts w:hint="eastAsia"/>
           <w:szCs w:val="21"/>
         </w:rPr>
         <w:t>乙方应当遵守甲方施工现场的相关管理规定，服从甲方现场调度及安全管理。乙方车辆在进入甲方现场前后，不得鸣笛、加速行驶，严防噪音超标。乙方应做好运输车辆清洗等工作，确保甲方施工现场文明安全施工及环境管理目标实现。</w:t>
@@ -2273,14 +2272,13 @@
       <w:pPr>
         <w:spacing w:line="360" w:lineRule="auto"/>
         <w:rPr>
-          <w:rFonts w:eastAsia="仿宋"/>
-          <w:b/>
-          <w:szCs w:val="21"/>
-        </w:rPr>
-      </w:pPr>
-      <w:r>
-        <w:rPr>
-          <w:rFonts w:eastAsia="仿宋" w:hint="eastAsia"/>
+          <w:b/>
+          <w:szCs w:val="21"/>
+        </w:rPr>
+      </w:pPr>
+      <w:r>
+        <w:rPr>
+          <w:rFonts w:hint="eastAsia"/>
           <w:b/>
           <w:szCs w:val="21"/>
         </w:rPr>
@@ -2288,7 +2286,7 @@
       </w:r>
       <w:r>
         <w:rPr>
-          <w:rFonts w:eastAsia="仿宋" w:hint="eastAsia"/>
+          <w:rFonts w:hint="eastAsia"/>
           <w:b/>
           <w:szCs w:val="21"/>
         </w:rPr>
@@ -2296,7 +2294,7 @@
       </w:r>
       <w:r>
         <w:rPr>
-          <w:rFonts w:eastAsia="仿宋" w:hint="eastAsia"/>
+          <w:rFonts w:hint="eastAsia"/>
           <w:b/>
           <w:szCs w:val="21"/>
         </w:rPr>
@@ -2307,20 +2305,19 @@
       <w:pPr>
         <w:spacing w:line="360" w:lineRule="auto"/>
         <w:rPr>
-          <w:rFonts w:eastAsia="仿宋"/>
-          <w:szCs w:val="21"/>
-        </w:rPr>
-      </w:pPr>
-      <w:r>
-        <w:rPr>
-          <w:rFonts w:eastAsia="仿宋" w:hint="eastAsia"/>
+          <w:szCs w:val="21"/>
+        </w:rPr>
+      </w:pPr>
+      <w:r>
+        <w:rPr>
+          <w:rFonts w:hint="eastAsia"/>
           <w:szCs w:val="21"/>
         </w:rPr>
         <w:t>5.1</w:t>
       </w:r>
       <w:r>
         <w:rPr>
-          <w:rFonts w:eastAsia="仿宋" w:hint="eastAsia"/>
+          <w:rFonts w:hint="eastAsia"/>
           <w:szCs w:val="21"/>
         </w:rPr>
         <w:t>验收人员：</w:t>
@@ -2330,21 +2327,20 @@
       <w:pPr>
         <w:spacing w:line="360" w:lineRule="auto"/>
         <w:rPr>
-          <w:rFonts w:eastAsia="仿宋"/>
-          <w:szCs w:val="21"/>
-          <w:u w:val="single"/>
-        </w:rPr>
-      </w:pPr>
-      <w:r>
-        <w:rPr>
-          <w:rFonts w:eastAsia="仿宋" w:hint="eastAsia"/>
+          <w:szCs w:val="21"/>
+          <w:u w:val="single"/>
+        </w:rPr>
+      </w:pPr>
+      <w:r>
+        <w:rPr>
+          <w:rFonts w:hint="eastAsia"/>
           <w:szCs w:val="21"/>
         </w:rPr>
         <w:t>甲方</w:t>
       </w:r>
       <w:r>
         <w:rPr>
-          <w:rFonts w:eastAsia="仿宋" w:hint="eastAsia"/>
+          <w:rFonts w:hint="eastAsia"/>
           <w:kern w:val="0"/>
           <w:szCs w:val="21"/>
         </w:rPr>
@@ -2352,15 +2348,14 @@
       </w:r>
       <w:r>
         <w:rPr>
-          <w:rFonts w:eastAsia="仿宋" w:hint="eastAsia"/>
+          <w:rFonts w:hint="eastAsia"/>
           <w:szCs w:val="21"/>
         </w:rPr>
         <w:t>产品接收签字人</w:t>
       </w:r>
       <w:r>
         <w:rPr>
-          <w:rFonts w:eastAsia="仿宋" w:hint="eastAsia"/>
-          <w:color w:val="EE0000"/>
+          <w:rFonts w:hint="eastAsia"/>
           <w:szCs w:val="21"/>
           <w:u w:val="single"/>
         </w:rPr>
@@ -2368,99 +2363,94 @@
       </w:r>
       <w:r>
         <w:rPr>
-          <w:rFonts w:eastAsia="仿宋" w:hint="eastAsia"/>
-          <w:color w:val="EE0000"/>
+          <w:szCs w:val="21"/>
+          <w:u w:val="single"/>
+        </w:rPr>
+        <w:t>{{receiver}}</w:t>
+      </w:r>
+      <w:r>
+        <w:rPr>
+          <w:rFonts w:hint="eastAsia"/>
+          <w:szCs w:val="21"/>
+          <w:u w:val="single"/>
+        </w:rPr>
+        <w:t xml:space="preserve"> </w:t>
+      </w:r>
+      <w:r>
+        <w:rPr>
+          <w:rFonts w:hint="eastAsia"/>
           <w:kern w:val="0"/>
           <w:szCs w:val="21"/>
-          <w:u w:val="single"/>
-        </w:rPr>
-        <w:t>收签人</w:t>
-      </w:r>
-      <w:r>
-        <w:rPr>
-          <w:rFonts w:eastAsia="仿宋" w:hint="eastAsia"/>
+        </w:rPr>
+        <w:t>签字方可有效</w:t>
+      </w:r>
+      <w:r>
+        <w:rPr>
+          <w:rFonts w:hint="eastAsia"/>
+          <w:szCs w:val="21"/>
+        </w:rPr>
+        <w:t>。</w:t>
+      </w:r>
+    </w:p>
+    <w:p>
+      <w:pPr>
+        <w:spacing w:line="360" w:lineRule="auto"/>
+        <w:rPr>
+          <w:szCs w:val="21"/>
+        </w:rPr>
+      </w:pPr>
+      <w:r>
+        <w:rPr>
+          <w:rFonts w:hint="eastAsia"/>
+          <w:szCs w:val="21"/>
+        </w:rPr>
+        <w:t>5.2</w:t>
+      </w:r>
+      <w:r>
+        <w:rPr>
+          <w:rFonts w:hint="eastAsia"/>
+          <w:szCs w:val="21"/>
+        </w:rPr>
+        <w:t>检验方法</w:t>
+      </w:r>
+    </w:p>
+    <w:p>
+      <w:pPr>
+        <w:spacing w:line="360" w:lineRule="auto"/>
+        <w:rPr>
           <w:kern w:val="0"/>
           <w:szCs w:val="21"/>
         </w:rPr>
-        <w:t xml:space="preserve">   </w:t>
-      </w:r>
-      <w:r>
-        <w:rPr>
-          <w:rFonts w:eastAsia="仿宋" w:hint="eastAsia"/>
+      </w:pPr>
+      <w:r>
+        <w:rPr>
+          <w:rFonts w:hint="eastAsia"/>
           <w:kern w:val="0"/>
           <w:szCs w:val="21"/>
         </w:rPr>
-        <w:t>签字方可有效</w:t>
-      </w:r>
-      <w:r>
-        <w:rPr>
-          <w:rFonts w:eastAsia="仿宋" w:hint="eastAsia"/>
-          <w:szCs w:val="21"/>
-        </w:rPr>
-        <w:t>。</w:t>
-      </w:r>
-    </w:p>
-    <w:p>
-      <w:pPr>
-        <w:spacing w:line="360" w:lineRule="auto"/>
-        <w:rPr>
-          <w:rFonts w:eastAsia="仿宋"/>
-          <w:szCs w:val="21"/>
-        </w:rPr>
-      </w:pPr>
-      <w:r>
-        <w:rPr>
-          <w:rFonts w:eastAsia="仿宋" w:hint="eastAsia"/>
-          <w:szCs w:val="21"/>
-        </w:rPr>
-        <w:t>5.2</w:t>
-      </w:r>
-      <w:r>
-        <w:rPr>
-          <w:rFonts w:eastAsia="仿宋" w:hint="eastAsia"/>
-          <w:szCs w:val="21"/>
-        </w:rPr>
-        <w:t>检验方法</w:t>
-      </w:r>
-    </w:p>
-    <w:p>
-      <w:pPr>
-        <w:spacing w:line="360" w:lineRule="auto"/>
-        <w:rPr>
-          <w:rFonts w:eastAsia="仿宋"/>
+        <w:t>5.2.1</w:t>
+      </w:r>
+      <w:r>
+        <w:rPr>
+          <w:rFonts w:hint="eastAsia"/>
           <w:kern w:val="0"/>
           <w:szCs w:val="21"/>
         </w:rPr>
-      </w:pPr>
-      <w:r>
-        <w:rPr>
-          <w:rFonts w:eastAsia="仿宋" w:hint="eastAsia"/>
+        <w:t>乙方发货前，甲方有权到乙方进行出厂检验，费用由乙方承担。</w:t>
+      </w:r>
+    </w:p>
+    <w:p>
+      <w:pPr>
+        <w:spacing w:line="360" w:lineRule="auto"/>
+        <w:rPr>
+          <w:rFonts w:cs="宋体"/>
           <w:kern w:val="0"/>
           <w:szCs w:val="21"/>
         </w:rPr>
-        <w:t>5.2.1</w:t>
-      </w:r>
-      <w:r>
-        <w:rPr>
-          <w:rFonts w:eastAsia="仿宋" w:hint="eastAsia"/>
-          <w:kern w:val="0"/>
-          <w:szCs w:val="21"/>
-        </w:rPr>
-        <w:t>乙方发货前，甲方有权到乙方进行出厂检验，费用由乙方承担。</w:t>
-      </w:r>
-    </w:p>
-    <w:p>
-      <w:pPr>
-        <w:spacing w:line="360" w:lineRule="auto"/>
-        <w:rPr>
-          <w:rFonts w:eastAsia="仿宋" w:cs="宋体"/>
-          <w:kern w:val="0"/>
-          <w:szCs w:val="21"/>
-        </w:rPr>
-      </w:pPr>
-      <w:r>
-        <w:rPr>
-          <w:rFonts w:eastAsia="仿宋" w:hint="eastAsia"/>
+      </w:pPr>
+      <w:r>
+        <w:rPr>
+          <w:rFonts w:hint="eastAsia"/>
           <w:szCs w:val="21"/>
         </w:rPr>
         <w:lastRenderedPageBreak/>
@@ -2469,7 +2459,7 @@
       <w:proofErr w:type="gramStart"/>
       <w:r>
         <w:rPr>
-          <w:rFonts w:eastAsia="仿宋" w:cs="宋体" w:hint="eastAsia"/>
+          <w:rFonts w:cs="宋体" w:hint="eastAsia"/>
           <w:kern w:val="0"/>
           <w:szCs w:val="21"/>
         </w:rPr>
@@ -2477,7 +2467,7 @@
       </w:r>
       <w:r>
         <w:rPr>
-          <w:rFonts w:eastAsia="仿宋" w:cs="宋体" w:hint="eastAsia"/>
+          <w:rFonts w:cs="宋体" w:hint="eastAsia"/>
           <w:kern w:val="0"/>
           <w:szCs w:val="21"/>
         </w:rPr>
@@ -2485,7 +2475,7 @@
       </w:r>
       <w:r>
         <w:rPr>
-          <w:rFonts w:eastAsia="仿宋" w:hint="eastAsia"/>
+          <w:rFonts w:hint="eastAsia"/>
           <w:szCs w:val="21"/>
           <w:u w:val="single"/>
         </w:rPr>
@@ -2493,7 +2483,7 @@
       </w:r>
       <w:r>
         <w:rPr>
-          <w:rFonts w:eastAsia="仿宋" w:hint="eastAsia"/>
+          <w:rFonts w:hint="eastAsia"/>
           <w:szCs w:val="21"/>
           <w:u w:val="single"/>
         </w:rPr>
@@ -2502,7 +2492,7 @@
       <w:proofErr w:type="gramEnd"/>
       <w:r>
         <w:rPr>
-          <w:rFonts w:eastAsia="仿宋" w:hint="eastAsia"/>
+          <w:rFonts w:hint="eastAsia"/>
           <w:szCs w:val="21"/>
           <w:u w:val="single"/>
         </w:rPr>
@@ -2511,7 +2501,7 @@
       <w:proofErr w:type="gramStart"/>
       <w:r>
         <w:rPr>
-          <w:rFonts w:eastAsia="仿宋" w:hint="eastAsia"/>
+          <w:rFonts w:hint="eastAsia"/>
           <w:szCs w:val="21"/>
           <w:u w:val="single"/>
         </w:rPr>
@@ -2519,7 +2509,7 @@
       </w:r>
       <w:r>
         <w:rPr>
-          <w:rFonts w:eastAsia="仿宋" w:cs="宋体" w:hint="eastAsia"/>
+          <w:rFonts w:cs="宋体" w:hint="eastAsia"/>
           <w:kern w:val="0"/>
           <w:szCs w:val="21"/>
         </w:rPr>
@@ -2531,28 +2521,28 @@
       <w:pPr>
         <w:spacing w:line="360" w:lineRule="auto"/>
         <w:rPr>
-          <w:rFonts w:eastAsia="仿宋" w:cs="宋体"/>
+          <w:rFonts w:cs="宋体"/>
           <w:kern w:val="0"/>
           <w:szCs w:val="21"/>
         </w:rPr>
       </w:pPr>
       <w:r>
         <w:rPr>
-          <w:rFonts w:eastAsia="仿宋" w:hint="eastAsia"/>
+          <w:rFonts w:hint="eastAsia"/>
           <w:szCs w:val="21"/>
         </w:rPr>
         <w:t>5.2.3</w:t>
       </w:r>
       <w:r>
         <w:rPr>
-          <w:rFonts w:eastAsia="仿宋" w:hint="eastAsia"/>
+          <w:rFonts w:hint="eastAsia"/>
           <w:szCs w:val="21"/>
         </w:rPr>
         <w:t>技术</w:t>
       </w:r>
       <w:r>
         <w:rPr>
-          <w:rFonts w:eastAsia="仿宋" w:cs="宋体" w:hint="eastAsia"/>
+          <w:rFonts w:cs="宋体" w:hint="eastAsia"/>
           <w:kern w:val="0"/>
           <w:szCs w:val="21"/>
         </w:rPr>
@@ -2563,20 +2553,19 @@
       <w:pPr>
         <w:spacing w:line="360" w:lineRule="auto"/>
         <w:rPr>
-          <w:rFonts w:eastAsia="仿宋"/>
-          <w:szCs w:val="21"/>
-        </w:rPr>
-      </w:pPr>
-      <w:r>
-        <w:rPr>
-          <w:rFonts w:ascii="Segoe UI Symbol" w:eastAsia="仿宋" w:hAnsi="Segoe UI Symbol" w:cs="Segoe UI Symbol"/>
+          <w:szCs w:val="21"/>
+        </w:rPr>
+      </w:pPr>
+      <w:r>
+        <w:rPr>
+          <w:rFonts w:ascii="Segoe UI Symbol" w:hAnsi="Segoe UI Symbol" w:cs="Segoe UI Symbol"/>
           <w:szCs w:val="21"/>
         </w:rPr>
         <w:t>☑</w:t>
       </w:r>
       <w:r>
         <w:rPr>
-          <w:rFonts w:ascii="仿宋" w:eastAsia="仿宋" w:hAnsi="仿宋" w:cs="仿宋" w:hint="eastAsia"/>
+          <w:rFonts w:ascii="宋体" w:hAnsi="宋体" w:cs="宋体" w:hint="eastAsia"/>
           <w:szCs w:val="21"/>
         </w:rPr>
         <w:t>产品送货单</w:t>
@@ -2586,20 +2575,19 @@
       <w:pPr>
         <w:spacing w:line="360" w:lineRule="auto"/>
         <w:rPr>
-          <w:rFonts w:eastAsia="仿宋"/>
-          <w:szCs w:val="21"/>
-        </w:rPr>
-      </w:pPr>
-      <w:r>
-        <w:rPr>
-          <w:rFonts w:ascii="Segoe UI Symbol" w:eastAsia="仿宋" w:hAnsi="Segoe UI Symbol" w:cs="Segoe UI Symbol"/>
+          <w:szCs w:val="21"/>
+        </w:rPr>
+      </w:pPr>
+      <w:r>
+        <w:rPr>
+          <w:rFonts w:ascii="Segoe UI Symbol" w:hAnsi="Segoe UI Symbol" w:cs="Segoe UI Symbol"/>
           <w:szCs w:val="21"/>
         </w:rPr>
         <w:t>☑</w:t>
       </w:r>
       <w:r>
         <w:rPr>
-          <w:rFonts w:eastAsia="仿宋" w:hint="eastAsia"/>
+          <w:rFonts w:hint="eastAsia"/>
           <w:kern w:val="0"/>
           <w:szCs w:val="21"/>
         </w:rPr>
@@ -2607,14 +2595,14 @@
       </w:r>
       <w:r>
         <w:rPr>
-          <w:rFonts w:eastAsia="仿宋" w:hint="eastAsia"/>
+          <w:rFonts w:hint="eastAsia"/>
           <w:szCs w:val="21"/>
         </w:rPr>
         <w:t>（</w:t>
       </w:r>
       <w:r>
         <w:rPr>
-          <w:rFonts w:eastAsia="仿宋" w:hint="eastAsia"/>
+          <w:rFonts w:hint="eastAsia"/>
           <w:kern w:val="0"/>
           <w:szCs w:val="21"/>
         </w:rPr>
@@ -2625,20 +2613,19 @@
       <w:pPr>
         <w:spacing w:line="360" w:lineRule="auto"/>
         <w:rPr>
-          <w:rFonts w:eastAsia="仿宋"/>
-          <w:szCs w:val="21"/>
-        </w:rPr>
-      </w:pPr>
-      <w:r>
-        <w:rPr>
-          <w:rFonts w:ascii="Segoe UI Symbol" w:eastAsia="仿宋" w:hAnsi="Segoe UI Symbol" w:cs="Segoe UI Symbol"/>
+          <w:szCs w:val="21"/>
+        </w:rPr>
+      </w:pPr>
+      <w:r>
+        <w:rPr>
+          <w:rFonts w:ascii="Segoe UI Symbol" w:hAnsi="Segoe UI Symbol" w:cs="Segoe UI Symbol"/>
           <w:szCs w:val="21"/>
         </w:rPr>
         <w:t>☑</w:t>
       </w:r>
       <w:r>
         <w:rPr>
-          <w:rFonts w:ascii="仿宋" w:eastAsia="仿宋" w:hAnsi="仿宋" w:cs="仿宋" w:hint="eastAsia"/>
+          <w:rFonts w:ascii="宋体" w:hAnsi="宋体" w:cs="宋体" w:hint="eastAsia"/>
           <w:szCs w:val="21"/>
         </w:rPr>
         <w:t>出厂检验合格证明</w:t>
@@ -2648,27 +2635,26 @@
       <w:pPr>
         <w:spacing w:line="360" w:lineRule="auto"/>
         <w:rPr>
-          <w:rFonts w:eastAsia="仿宋"/>
-          <w:szCs w:val="21"/>
-        </w:rPr>
-      </w:pPr>
-      <w:r>
-        <w:rPr>
-          <w:rFonts w:ascii="Segoe UI Symbol" w:eastAsia="仿宋" w:hAnsi="Segoe UI Symbol" w:cs="Segoe UI Symbol"/>
+          <w:szCs w:val="21"/>
+        </w:rPr>
+      </w:pPr>
+      <w:r>
+        <w:rPr>
+          <w:rFonts w:ascii="Segoe UI Symbol" w:hAnsi="Segoe UI Symbol" w:cs="Segoe UI Symbol"/>
           <w:szCs w:val="21"/>
         </w:rPr>
         <w:t>☑</w:t>
       </w:r>
       <w:r>
         <w:rPr>
-          <w:rFonts w:ascii="仿宋" w:eastAsia="仿宋" w:hAnsi="仿宋" w:cs="仿宋" w:hint="eastAsia"/>
+          <w:rFonts w:ascii="宋体" w:hAnsi="宋体" w:cs="宋体" w:hint="eastAsia"/>
           <w:szCs w:val="21"/>
         </w:rPr>
         <w:t>满足合同条件的产品性能检测报告、</w:t>
       </w:r>
       <w:r>
         <w:rPr>
-          <w:rFonts w:eastAsia="仿宋" w:hint="eastAsia"/>
+          <w:rFonts w:hint="eastAsia"/>
           <w:szCs w:val="21"/>
         </w:rPr>
         <w:t>材质证明</w:t>
@@ -2678,13 +2664,12 @@
       <w:pPr>
         <w:spacing w:line="360" w:lineRule="auto"/>
         <w:rPr>
-          <w:rFonts w:eastAsia="仿宋"/>
-          <w:szCs w:val="21"/>
-        </w:rPr>
-      </w:pPr>
-      <w:r>
-        <w:rPr>
-          <w:rFonts w:ascii="Segoe UI Symbol" w:eastAsia="仿宋" w:hAnsi="Segoe UI Symbol" w:cs="Segoe UI Symbol"/>
+          <w:szCs w:val="21"/>
+        </w:rPr>
+      </w:pPr>
+      <w:r>
+        <w:rPr>
+          <w:rFonts w:ascii="Segoe UI Symbol" w:hAnsi="Segoe UI Symbol" w:cs="Segoe UI Symbol"/>
           <w:color w:val="000000"/>
           <w:szCs w:val="21"/>
         </w:rPr>
@@ -2692,7 +2677,7 @@
       </w:r>
       <w:r>
         <w:rPr>
-          <w:rFonts w:ascii="仿宋" w:eastAsia="仿宋" w:hAnsi="仿宋" w:cs="仿宋" w:hint="eastAsia"/>
+          <w:rFonts w:ascii="宋体" w:hAnsi="宋体" w:cs="宋体" w:hint="eastAsia"/>
           <w:color w:val="000000"/>
           <w:szCs w:val="21"/>
         </w:rPr>
@@ -2700,7 +2685,7 @@
       </w:r>
       <w:r>
         <w:rPr>
-          <w:rFonts w:eastAsia="仿宋" w:hint="eastAsia"/>
+          <w:rFonts w:hint="eastAsia"/>
           <w:color w:val="000000"/>
           <w:szCs w:val="21"/>
         </w:rPr>
@@ -2708,7 +2693,7 @@
       </w:r>
       <w:r>
         <w:rPr>
-          <w:rFonts w:eastAsia="仿宋" w:hint="eastAsia"/>
+          <w:rFonts w:hint="eastAsia"/>
           <w:szCs w:val="21"/>
         </w:rPr>
         <w:t xml:space="preserve">           </w:t>
@@ -2718,13 +2703,12 @@
       <w:pPr>
         <w:spacing w:line="360" w:lineRule="auto"/>
         <w:rPr>
-          <w:rFonts w:eastAsia="仿宋"/>
-          <w:szCs w:val="21"/>
-        </w:rPr>
-      </w:pPr>
-      <w:r>
-        <w:rPr>
-          <w:rFonts w:eastAsia="仿宋" w:hint="eastAsia"/>
+          <w:szCs w:val="21"/>
+        </w:rPr>
+      </w:pPr>
+      <w:r>
+        <w:rPr>
+          <w:rFonts w:hint="eastAsia"/>
           <w:kern w:val="0"/>
           <w:szCs w:val="21"/>
         </w:rPr>
@@ -2732,14 +2716,14 @@
       </w:r>
       <w:r>
         <w:rPr>
-          <w:rFonts w:eastAsia="仿宋" w:hint="eastAsia"/>
+          <w:rFonts w:hint="eastAsia"/>
           <w:szCs w:val="21"/>
         </w:rPr>
         <w:t>需加盖乙方公章</w:t>
       </w:r>
       <w:r>
         <w:rPr>
-          <w:rFonts w:eastAsia="仿宋" w:hint="eastAsia"/>
+          <w:rFonts w:hint="eastAsia"/>
           <w:kern w:val="0"/>
           <w:szCs w:val="21"/>
         </w:rPr>
@@ -2750,28 +2734,27 @@
       <w:pPr>
         <w:spacing w:line="360" w:lineRule="auto"/>
         <w:rPr>
-          <w:rFonts w:eastAsia="仿宋"/>
-          <w:szCs w:val="21"/>
-          <w:u w:val="single"/>
-        </w:rPr>
-      </w:pPr>
-      <w:r>
-        <w:rPr>
-          <w:rFonts w:eastAsia="仿宋" w:hint="eastAsia"/>
+          <w:szCs w:val="21"/>
+          <w:u w:val="single"/>
+        </w:rPr>
+      </w:pPr>
+      <w:r>
+        <w:rPr>
+          <w:rFonts w:hint="eastAsia"/>
           <w:szCs w:val="21"/>
         </w:rPr>
         <w:t>5.2.4</w:t>
       </w:r>
       <w:r>
         <w:rPr>
-          <w:rFonts w:eastAsia="仿宋" w:hint="eastAsia"/>
+          <w:rFonts w:hint="eastAsia"/>
           <w:szCs w:val="21"/>
         </w:rPr>
         <w:t>其他要求：</w:t>
       </w:r>
       <w:r>
         <w:rPr>
-          <w:rFonts w:eastAsia="仿宋" w:hint="eastAsia"/>
+          <w:rFonts w:hint="eastAsia"/>
           <w:szCs w:val="21"/>
           <w:u w:val="single"/>
         </w:rPr>
@@ -2782,20 +2765,19 @@
       <w:pPr>
         <w:spacing w:line="360" w:lineRule="auto"/>
         <w:rPr>
-          <w:rFonts w:eastAsia="仿宋"/>
-          <w:szCs w:val="21"/>
-        </w:rPr>
-      </w:pPr>
-      <w:r>
-        <w:rPr>
-          <w:rFonts w:eastAsia="仿宋" w:hint="eastAsia"/>
+          <w:szCs w:val="21"/>
+        </w:rPr>
+      </w:pPr>
+      <w:r>
+        <w:rPr>
+          <w:rFonts w:hint="eastAsia"/>
           <w:szCs w:val="21"/>
         </w:rPr>
         <w:t>5.3</w:t>
       </w:r>
       <w:r>
         <w:rPr>
-          <w:rFonts w:eastAsia="仿宋" w:hint="eastAsia"/>
+          <w:rFonts w:hint="eastAsia"/>
           <w:szCs w:val="21"/>
         </w:rPr>
         <w:t>检验结果处置</w:t>
@@ -2805,27 +2787,26 @@
       <w:pPr>
         <w:spacing w:line="360" w:lineRule="auto"/>
         <w:rPr>
-          <w:rFonts w:eastAsia="仿宋"/>
-          <w:szCs w:val="21"/>
-        </w:rPr>
-      </w:pPr>
-      <w:r>
-        <w:rPr>
-          <w:rFonts w:eastAsia="仿宋" w:hint="eastAsia"/>
+          <w:szCs w:val="21"/>
+        </w:rPr>
+      </w:pPr>
+      <w:r>
+        <w:rPr>
+          <w:rFonts w:hint="eastAsia"/>
           <w:szCs w:val="21"/>
         </w:rPr>
         <w:t>5.3.1</w:t>
       </w:r>
       <w:r>
         <w:rPr>
-          <w:rFonts w:eastAsia="仿宋" w:hint="eastAsia"/>
+          <w:rFonts w:hint="eastAsia"/>
           <w:szCs w:val="21"/>
         </w:rPr>
         <w:t>经检验，若产品质量合格率为</w:t>
       </w:r>
       <w:r>
         <w:rPr>
-          <w:rFonts w:eastAsia="仿宋" w:hint="eastAsia"/>
+          <w:rFonts w:hint="eastAsia"/>
           <w:szCs w:val="21"/>
           <w:u w:val="single"/>
         </w:rPr>
@@ -2833,14 +2814,14 @@
       </w:r>
       <w:r>
         <w:rPr>
-          <w:rFonts w:eastAsia="仿宋" w:hint="eastAsia"/>
+          <w:rFonts w:hint="eastAsia"/>
           <w:szCs w:val="21"/>
         </w:rPr>
         <w:t>%</w:t>
       </w:r>
       <w:r>
         <w:rPr>
-          <w:rFonts w:eastAsia="仿宋" w:hint="eastAsia"/>
+          <w:rFonts w:hint="eastAsia"/>
           <w:szCs w:val="21"/>
         </w:rPr>
         <w:t>以下，甲方要求退货或更换的，费用由乙方承担；</w:t>
@@ -2850,27 +2831,26 @@
       <w:pPr>
         <w:spacing w:line="360" w:lineRule="auto"/>
         <w:rPr>
-          <w:rFonts w:eastAsia="仿宋"/>
-          <w:szCs w:val="21"/>
-        </w:rPr>
-      </w:pPr>
-      <w:r>
-        <w:rPr>
-          <w:rFonts w:eastAsia="仿宋" w:hint="eastAsia"/>
+          <w:szCs w:val="21"/>
+        </w:rPr>
+      </w:pPr>
+      <w:r>
+        <w:rPr>
+          <w:rFonts w:hint="eastAsia"/>
           <w:szCs w:val="21"/>
         </w:rPr>
         <w:t>5.3.2</w:t>
       </w:r>
       <w:r>
         <w:rPr>
-          <w:rFonts w:eastAsia="仿宋" w:hint="eastAsia"/>
+          <w:rFonts w:hint="eastAsia"/>
           <w:szCs w:val="21"/>
         </w:rPr>
         <w:t>经检验，若产品质量合格率为</w:t>
       </w:r>
       <w:r>
         <w:rPr>
-          <w:rFonts w:eastAsia="仿宋" w:hint="eastAsia"/>
+          <w:rFonts w:hint="eastAsia"/>
           <w:szCs w:val="21"/>
           <w:u w:val="single"/>
         </w:rPr>
@@ -2878,14 +2858,14 @@
       </w:r>
       <w:r>
         <w:rPr>
-          <w:rFonts w:eastAsia="仿宋" w:hint="eastAsia"/>
+          <w:rFonts w:hint="eastAsia"/>
           <w:szCs w:val="21"/>
         </w:rPr>
         <w:t>%</w:t>
       </w:r>
       <w:r>
         <w:rPr>
-          <w:rFonts w:eastAsia="仿宋" w:hint="eastAsia"/>
+          <w:rFonts w:hint="eastAsia"/>
           <w:szCs w:val="21"/>
         </w:rPr>
         <w:t>以下，甲方享有对整个合同或者不合格部分的解除权，仅解除不合格部分的，合同其余部分有效。</w:t>
@@ -2895,14 +2875,13 @@
       <w:pPr>
         <w:spacing w:line="360" w:lineRule="auto"/>
         <w:rPr>
-          <w:rFonts w:eastAsia="仿宋"/>
-          <w:b/>
-          <w:szCs w:val="21"/>
-        </w:rPr>
-      </w:pPr>
-      <w:r>
-        <w:rPr>
-          <w:rFonts w:eastAsia="仿宋" w:hint="eastAsia"/>
+          <w:b/>
+          <w:szCs w:val="21"/>
+        </w:rPr>
+      </w:pPr>
+      <w:r>
+        <w:rPr>
+          <w:rFonts w:hint="eastAsia"/>
           <w:b/>
           <w:szCs w:val="21"/>
         </w:rPr>
@@ -2913,20 +2892,19 @@
       <w:pPr>
         <w:spacing w:line="360" w:lineRule="auto"/>
         <w:rPr>
-          <w:rFonts w:eastAsia="仿宋"/>
-          <w:szCs w:val="21"/>
-        </w:rPr>
-      </w:pPr>
-      <w:r>
-        <w:rPr>
-          <w:rFonts w:eastAsia="仿宋" w:hint="eastAsia"/>
+          <w:szCs w:val="21"/>
+        </w:rPr>
+      </w:pPr>
+      <w:r>
+        <w:rPr>
+          <w:rFonts w:hint="eastAsia"/>
           <w:szCs w:val="21"/>
         </w:rPr>
         <w:t>6.1</w:t>
       </w:r>
       <w:r>
         <w:rPr>
-          <w:rFonts w:eastAsia="仿宋" w:hint="eastAsia"/>
+          <w:rFonts w:hint="eastAsia"/>
           <w:szCs w:val="21"/>
         </w:rPr>
         <w:t>本工程约定计量方式：</w:t>
@@ -2936,20 +2914,19 @@
       <w:pPr>
         <w:spacing w:line="336" w:lineRule="auto"/>
         <w:rPr>
-          <w:rFonts w:eastAsia="仿宋"/>
-          <w:szCs w:val="21"/>
-        </w:rPr>
-      </w:pPr>
-      <w:r>
-        <w:rPr>
-          <w:rFonts w:eastAsia="仿宋" w:hint="eastAsia"/>
+          <w:szCs w:val="21"/>
+        </w:rPr>
+      </w:pPr>
+      <w:r>
+        <w:rPr>
+          <w:rFonts w:hint="eastAsia"/>
           <w:szCs w:val="21"/>
         </w:rPr>
         <w:t>6.1.1</w:t>
       </w:r>
       <w:r>
         <w:rPr>
-          <w:rFonts w:eastAsia="仿宋" w:hint="eastAsia"/>
+          <w:rFonts w:hint="eastAsia"/>
           <w:szCs w:val="21"/>
         </w:rPr>
         <w:t>除规格中另有规定外，计量单位使用国家法定标准计量单位。</w:t>
@@ -2957,14 +2934,14 @@
       <w:proofErr w:type="gramStart"/>
       <w:r>
         <w:rPr>
-          <w:rFonts w:eastAsia="仿宋" w:hint="eastAsia"/>
+          <w:rFonts w:hint="eastAsia"/>
           <w:szCs w:val="21"/>
         </w:rPr>
         <w:t>双方约定合理损耗为</w:t>
       </w:r>
       <w:r>
         <w:rPr>
-          <w:rFonts w:eastAsia="仿宋" w:hint="eastAsia"/>
+          <w:rFonts w:hint="eastAsia"/>
           <w:szCs w:val="21"/>
           <w:u w:val="single"/>
         </w:rPr>
@@ -2973,7 +2950,7 @@
       <w:proofErr w:type="gramEnd"/>
       <w:r>
         <w:rPr>
-          <w:rFonts w:eastAsia="仿宋" w:hint="eastAsia"/>
+          <w:rFonts w:hint="eastAsia"/>
           <w:szCs w:val="21"/>
           <w:u w:val="single"/>
         </w:rPr>
@@ -2981,7 +2958,7 @@
       </w:r>
       <w:r>
         <w:rPr>
-          <w:rFonts w:eastAsia="仿宋" w:hint="eastAsia"/>
+          <w:rFonts w:hint="eastAsia"/>
           <w:szCs w:val="21"/>
         </w:rPr>
         <w:t>%</w:t>
@@ -2989,14 +2966,14 @@
       <w:proofErr w:type="gramStart"/>
       <w:r>
         <w:rPr>
-          <w:rFonts w:eastAsia="仿宋" w:hint="eastAsia"/>
+          <w:rFonts w:hint="eastAsia"/>
           <w:szCs w:val="21"/>
         </w:rPr>
         <w:t xml:space="preserve"> </w:t>
       </w:r>
       <w:r>
         <w:rPr>
-          <w:rFonts w:eastAsia="仿宋" w:hint="eastAsia"/>
+          <w:rFonts w:hint="eastAsia"/>
           <w:szCs w:val="21"/>
         </w:rPr>
         <w:t>。</w:t>
@@ -3007,27 +2984,28 @@
       <w:pPr>
         <w:spacing w:line="360" w:lineRule="auto"/>
         <w:rPr>
-          <w:rFonts w:eastAsia="仿宋"/>
-          <w:szCs w:val="21"/>
-        </w:rPr>
-      </w:pPr>
-      <w:r>
-        <w:rPr>
-          <w:rFonts w:eastAsia="仿宋" w:hint="eastAsia"/>
+          <w:rFonts w:cs="宋体"/>
+          <w:szCs w:val="21"/>
+          <w:u w:val="single"/>
+        </w:rPr>
+      </w:pPr>
+      <w:r>
+        <w:rPr>
+          <w:rFonts w:hint="eastAsia"/>
           <w:szCs w:val="21"/>
         </w:rPr>
         <w:t>6.2</w:t>
       </w:r>
       <w:r>
         <w:rPr>
-          <w:rFonts w:eastAsia="仿宋" w:hint="eastAsia"/>
+          <w:rFonts w:hint="eastAsia"/>
           <w:sz w:val="24"/>
         </w:rPr>
         <w:t>结算方式</w:t>
       </w:r>
       <w:r>
         <w:rPr>
-          <w:rFonts w:eastAsia="仿宋" w:hint="eastAsia"/>
+          <w:rFonts w:hint="eastAsia"/>
           <w:sz w:val="24"/>
           <w:u w:val="single"/>
         </w:rPr>
@@ -3035,41 +3013,98 @@
       </w:r>
       <w:r>
         <w:rPr>
-          <w:rFonts w:eastAsia="仿宋" w:hint="eastAsia"/>
-          <w:color w:val="EE0000"/>
-          <w:sz w:val="24"/>
-          <w:u w:val="single"/>
-        </w:rPr>
-        <w:t>结算方式</w:t>
-      </w:r>
-      <w:r>
-        <w:rPr>
-          <w:rFonts w:eastAsia="仿宋"/>
-          <w:szCs w:val="21"/>
-        </w:rPr>
-        <w:t>。</w:t>
-      </w:r>
-    </w:p>
-    <w:p>
-      <w:pPr>
-        <w:spacing w:line="360" w:lineRule="auto"/>
-        <w:rPr>
-          <w:rFonts w:eastAsia="仿宋" w:cs="宋体"/>
-          <w:color w:val="EE0000"/>
-          <w:szCs w:val="21"/>
-          <w:u w:val="single"/>
-        </w:rPr>
-      </w:pPr>
-      <w:r>
-        <w:rPr>
-          <w:rFonts w:eastAsia="仿宋" w:hint="eastAsia"/>
+          <w:rFonts w:hint="eastAsia"/>
+          <w:szCs w:val="21"/>
+          <w:u w:val="single"/>
+        </w:rPr>
+        <w:t>预付合同价款</w:t>
+      </w:r>
+      <w:r>
+        <w:rPr>
+          <w:rFonts w:hint="eastAsia"/>
+          <w:szCs w:val="21"/>
+          <w:u w:val="single"/>
+        </w:rPr>
+        <w:t>30%</w:t>
+      </w:r>
+      <w:r>
+        <w:rPr>
+          <w:rFonts w:hint="eastAsia"/>
+          <w:szCs w:val="21"/>
+          <w:u w:val="single"/>
+        </w:rPr>
+        <w:t>，货到现场支付到合同额</w:t>
+      </w:r>
+      <w:r>
+        <w:rPr>
+          <w:rFonts w:hint="eastAsia"/>
+          <w:szCs w:val="21"/>
+          <w:u w:val="single"/>
+        </w:rPr>
+        <w:t>95%</w:t>
+      </w:r>
+      <w:r>
+        <w:rPr>
+          <w:rFonts w:hint="eastAsia"/>
+          <w:szCs w:val="21"/>
+          <w:u w:val="single"/>
+        </w:rPr>
+        <w:t>，</w:t>
+      </w:r>
+      <w:r>
+        <w:rPr>
+          <w:rFonts w:hint="eastAsia"/>
+          <w:szCs w:val="21"/>
+          <w:u w:val="single"/>
+        </w:rPr>
+        <w:t>5%</w:t>
+      </w:r>
+      <w:r>
+        <w:rPr>
+          <w:rFonts w:hint="eastAsia"/>
+          <w:szCs w:val="21"/>
+          <w:u w:val="single"/>
+        </w:rPr>
+        <w:t>质保金，质保期一年</w:t>
+      </w:r>
+    </w:p>
+    <w:p>
+      <w:pPr>
+        <w:spacing w:line="360" w:lineRule="auto"/>
+        <w:rPr>
+          <w:szCs w:val="21"/>
+        </w:rPr>
+      </w:pPr>
+      <w:r>
+        <w:rPr>
+          <w:szCs w:val="21"/>
+        </w:rPr>
+        <w:t>3%</w:t>
+      </w:r>
+      <w:r>
+        <w:rPr>
+          <w:szCs w:val="21"/>
+        </w:rPr>
+        <w:t>作为质保金。</w:t>
+      </w:r>
+    </w:p>
+    <w:p>
+      <w:pPr>
+        <w:spacing w:line="360" w:lineRule="auto"/>
+        <w:rPr>
+          <w:szCs w:val="21"/>
+        </w:rPr>
+      </w:pPr>
+      <w:r>
+        <w:rPr>
+          <w:rFonts w:hint="eastAsia"/>
           <w:szCs w:val="21"/>
         </w:rPr>
         <w:t>6.3.1</w:t>
       </w:r>
       <w:r>
         <w:rPr>
-          <w:rFonts w:eastAsia="仿宋" w:hint="eastAsia"/>
+          <w:rFonts w:hint="eastAsia"/>
           <w:szCs w:val="21"/>
         </w:rPr>
         <w:t>结算量确认依据：</w:t>
@@ -3080,20 +3115,19 @@
         <w:snapToGrid w:val="0"/>
         <w:spacing w:line="360" w:lineRule="auto"/>
         <w:rPr>
-          <w:rFonts w:eastAsia="仿宋"/>
-          <w:szCs w:val="21"/>
-        </w:rPr>
-      </w:pPr>
-      <w:r>
-        <w:rPr>
-          <w:rFonts w:eastAsia="仿宋" w:hint="eastAsia"/>
+          <w:szCs w:val="21"/>
+        </w:rPr>
+      </w:pPr>
+      <w:r>
+        <w:rPr>
+          <w:rFonts w:hint="eastAsia"/>
           <w:szCs w:val="21"/>
         </w:rPr>
         <w:t>□送货单、□入库单、□指定人员验收签字、□</w:t>
       </w:r>
       <w:r>
         <w:rPr>
-          <w:rFonts w:eastAsia="仿宋" w:hint="eastAsia"/>
+          <w:rFonts w:hint="eastAsia"/>
           <w:kern w:val="0"/>
           <w:szCs w:val="21"/>
         </w:rPr>
@@ -3101,7 +3135,7 @@
       </w:r>
       <w:r>
         <w:rPr>
-          <w:rFonts w:eastAsia="仿宋" w:hint="eastAsia"/>
+          <w:rFonts w:hint="eastAsia"/>
           <w:szCs w:val="21"/>
         </w:rPr>
         <w:t>、</w:t>
@@ -3111,20 +3145,19 @@
       <w:pPr>
         <w:spacing w:line="360" w:lineRule="auto"/>
         <w:rPr>
-          <w:rFonts w:eastAsia="仿宋"/>
-          <w:szCs w:val="21"/>
-        </w:rPr>
-      </w:pPr>
-      <w:r>
-        <w:rPr>
-          <w:rFonts w:eastAsia="仿宋" w:hint="eastAsia"/>
+          <w:szCs w:val="21"/>
+        </w:rPr>
+      </w:pPr>
+      <w:r>
+        <w:rPr>
+          <w:rFonts w:hint="eastAsia"/>
           <w:szCs w:val="21"/>
         </w:rPr>
         <w:t>6.3.2</w:t>
       </w:r>
       <w:r>
         <w:rPr>
-          <w:rFonts w:eastAsia="仿宋" w:hint="eastAsia"/>
+          <w:rFonts w:hint="eastAsia"/>
           <w:szCs w:val="21"/>
         </w:rPr>
         <w:t>结算要求：</w:t>
@@ -3134,41 +3167,40 @@
       <w:pPr>
         <w:spacing w:line="360" w:lineRule="auto"/>
         <w:rPr>
-          <w:rFonts w:eastAsia="仿宋"/>
-          <w:szCs w:val="21"/>
-        </w:rPr>
-      </w:pPr>
-      <w:r>
-        <w:rPr>
-          <w:rFonts w:eastAsia="仿宋" w:hint="eastAsia"/>
+          <w:szCs w:val="21"/>
+        </w:rPr>
+      </w:pPr>
+      <w:r>
+        <w:rPr>
+          <w:rFonts w:hint="eastAsia"/>
           <w:szCs w:val="21"/>
         </w:rPr>
         <w:t>6.3.2.1</w:t>
       </w:r>
       <w:r>
         <w:rPr>
-          <w:rFonts w:eastAsia="仿宋" w:hint="eastAsia"/>
+          <w:rFonts w:hint="eastAsia"/>
           <w:szCs w:val="21"/>
         </w:rPr>
         <w:t>乙方供货完毕后</w:t>
       </w:r>
       <w:r>
         <w:rPr>
-          <w:rFonts w:eastAsia="仿宋" w:hint="eastAsia"/>
+          <w:rFonts w:hint="eastAsia"/>
           <w:szCs w:val="21"/>
         </w:rPr>
         <w:t>7</w:t>
       </w:r>
       <w:r>
         <w:rPr>
-          <w:rFonts w:eastAsia="仿宋" w:hint="eastAsia"/>
+          <w:rFonts w:hint="eastAsia"/>
           <w:szCs w:val="21"/>
         </w:rPr>
         <w:t>个工作日内，双方核对货物数量、价格明细作为结算金额，并出具结算书，结算书经确认后</w:t>
       </w:r>
       <w:r>
         <w:rPr>
-          <w:rFonts w:eastAsia="仿宋" w:hint="eastAsia"/>
+          <w:rFonts w:hint="eastAsia"/>
           <w:szCs w:val="21"/>
           <w:u w:val="single"/>
         </w:rPr>
@@ -3176,7 +3208,6 @@
       </w:r>
       <w:r>
         <w:rPr>
-          <w:rFonts w:eastAsia="仿宋"/>
           <w:szCs w:val="21"/>
           <w:u w:val="single"/>
         </w:rPr>
@@ -3184,7 +3215,7 @@
       </w:r>
       <w:r>
         <w:rPr>
-          <w:rFonts w:eastAsia="仿宋" w:hint="eastAsia"/>
+          <w:rFonts w:hint="eastAsia"/>
           <w:szCs w:val="21"/>
         </w:rPr>
         <w:t>之内，乙方向甲方开具已结货物全额增值税专用发票</w:t>
@@ -3194,20 +3225,19 @@
       <w:pPr>
         <w:spacing w:line="360" w:lineRule="auto"/>
         <w:rPr>
-          <w:rFonts w:eastAsia="仿宋"/>
-          <w:szCs w:val="21"/>
-        </w:rPr>
-      </w:pPr>
-      <w:r>
-        <w:rPr>
-          <w:rFonts w:eastAsia="仿宋" w:hint="eastAsia"/>
+          <w:szCs w:val="21"/>
+        </w:rPr>
+      </w:pPr>
+      <w:r>
+        <w:rPr>
+          <w:rFonts w:hint="eastAsia"/>
           <w:szCs w:val="21"/>
         </w:rPr>
         <w:t>6.3.2.3</w:t>
       </w:r>
       <w:r>
         <w:rPr>
-          <w:rFonts w:eastAsia="仿宋" w:hint="eastAsia"/>
+          <w:rFonts w:hint="eastAsia"/>
           <w:szCs w:val="21"/>
         </w:rPr>
         <w:t>所有结算书应有双方的签字、盖章，作为支付依据。</w:t>
@@ -3217,20 +3247,19 @@
       <w:pPr>
         <w:spacing w:line="360" w:lineRule="auto"/>
         <w:rPr>
-          <w:rFonts w:eastAsia="仿宋"/>
-          <w:szCs w:val="21"/>
-        </w:rPr>
-      </w:pPr>
-      <w:r>
-        <w:rPr>
-          <w:rFonts w:eastAsia="仿宋" w:hint="eastAsia"/>
+          <w:szCs w:val="21"/>
+        </w:rPr>
+      </w:pPr>
+      <w:r>
+        <w:rPr>
+          <w:rFonts w:hint="eastAsia"/>
           <w:szCs w:val="21"/>
         </w:rPr>
         <w:t>6.4</w:t>
       </w:r>
       <w:r>
         <w:rPr>
-          <w:rFonts w:eastAsia="仿宋" w:hint="eastAsia"/>
+          <w:rFonts w:hint="eastAsia"/>
           <w:szCs w:val="21"/>
         </w:rPr>
         <w:t>甲方将按下列约定对乙方进行支付</w:t>
@@ -3240,34 +3269,33 @@
       <w:pPr>
         <w:spacing w:line="360" w:lineRule="auto"/>
         <w:rPr>
-          <w:rFonts w:eastAsia="仿宋"/>
-          <w:szCs w:val="21"/>
-        </w:rPr>
-      </w:pPr>
-      <w:r>
-        <w:rPr>
-          <w:rFonts w:eastAsia="仿宋" w:hint="eastAsia"/>
+          <w:szCs w:val="21"/>
+        </w:rPr>
+      </w:pPr>
+      <w:r>
+        <w:rPr>
+          <w:rFonts w:hint="eastAsia"/>
           <w:szCs w:val="21"/>
         </w:rPr>
         <w:t>6.4.1</w:t>
       </w:r>
       <w:r>
         <w:rPr>
-          <w:rFonts w:eastAsia="仿宋" w:hint="eastAsia"/>
+          <w:rFonts w:hint="eastAsia"/>
           <w:szCs w:val="21"/>
         </w:rPr>
         <w:t>支付方式：</w:t>
       </w:r>
       <w:r>
         <w:rPr>
-          <w:rFonts w:ascii="Segoe UI Symbol" w:eastAsia="仿宋" w:hAnsi="Segoe UI Symbol" w:cs="Segoe UI Symbol"/>
+          <w:rFonts w:ascii="Segoe UI Symbol" w:hAnsi="Segoe UI Symbol" w:cs="Segoe UI Symbol"/>
           <w:szCs w:val="21"/>
         </w:rPr>
         <w:t>☑</w:t>
       </w:r>
       <w:r>
         <w:rPr>
-          <w:rFonts w:ascii="仿宋" w:eastAsia="仿宋" w:hAnsi="仿宋" w:cs="仿宋" w:hint="eastAsia"/>
+          <w:rFonts w:ascii="宋体" w:hAnsi="宋体" w:cs="宋体" w:hint="eastAsia"/>
           <w:szCs w:val="21"/>
         </w:rPr>
         <w:t>网银支付。</w:t>
@@ -3277,20 +3305,19 @@
       <w:pPr>
         <w:spacing w:line="360" w:lineRule="auto"/>
         <w:rPr>
-          <w:rFonts w:eastAsia="仿宋"/>
-          <w:szCs w:val="21"/>
-        </w:rPr>
-      </w:pPr>
-      <w:r>
-        <w:rPr>
-          <w:rFonts w:eastAsia="仿宋" w:hint="eastAsia"/>
+          <w:szCs w:val="21"/>
+        </w:rPr>
+      </w:pPr>
+      <w:r>
+        <w:rPr>
+          <w:rFonts w:hint="eastAsia"/>
           <w:szCs w:val="21"/>
         </w:rPr>
         <w:t>6.4.2</w:t>
       </w:r>
       <w:r>
         <w:rPr>
-          <w:rFonts w:eastAsia="仿宋" w:hint="eastAsia"/>
+          <w:rFonts w:hint="eastAsia"/>
           <w:szCs w:val="21"/>
         </w:rPr>
         <w:t>支付条件：□无预付款</w:t>
@@ -3300,20 +3327,19 @@
       <w:pPr>
         <w:spacing w:line="360" w:lineRule="auto"/>
         <w:rPr>
-          <w:rFonts w:eastAsia="仿宋"/>
-          <w:szCs w:val="21"/>
-        </w:rPr>
-      </w:pPr>
-      <w:r>
-        <w:rPr>
-          <w:rFonts w:eastAsia="仿宋" w:hint="eastAsia"/>
+          <w:szCs w:val="21"/>
+        </w:rPr>
+      </w:pPr>
+      <w:r>
+        <w:rPr>
+          <w:rFonts w:hint="eastAsia"/>
           <w:szCs w:val="21"/>
         </w:rPr>
         <w:t>6.4.3</w:t>
       </w:r>
       <w:r>
         <w:rPr>
-          <w:rFonts w:eastAsia="仿宋" w:hint="eastAsia"/>
+          <w:rFonts w:hint="eastAsia"/>
           <w:szCs w:val="21"/>
         </w:rPr>
         <w:t>支付时限</w:t>
@@ -3323,34 +3349,33 @@
       <w:pPr>
         <w:spacing w:line="360" w:lineRule="auto"/>
         <w:rPr>
-          <w:rFonts w:eastAsia="仿宋"/>
-          <w:szCs w:val="21"/>
-        </w:rPr>
-      </w:pPr>
-      <w:r>
-        <w:rPr>
-          <w:rFonts w:ascii="Segoe UI Symbol" w:eastAsia="仿宋" w:hAnsi="Segoe UI Symbol" w:cs="Segoe UI Symbol"/>
+          <w:szCs w:val="21"/>
+        </w:rPr>
+      </w:pPr>
+      <w:r>
+        <w:rPr>
+          <w:rFonts w:ascii="Segoe UI Symbol" w:hAnsi="Segoe UI Symbol" w:cs="Segoe UI Symbol"/>
           <w:szCs w:val="21"/>
         </w:rPr>
         <w:t>☑</w:t>
       </w:r>
       <w:r>
         <w:rPr>
-          <w:rFonts w:ascii="仿宋" w:eastAsia="仿宋" w:hAnsi="仿宋" w:cs="仿宋" w:hint="eastAsia"/>
+          <w:rFonts w:ascii="宋体" w:hAnsi="宋体" w:cs="宋体" w:hint="eastAsia"/>
           <w:szCs w:val="21"/>
         </w:rPr>
         <w:t>在乙方向甲方提供真实有效全额增值税专用发票后，按本合同约定支付方式，甲方向乙方</w:t>
       </w:r>
       <w:r>
         <w:rPr>
-          <w:rFonts w:eastAsia="仿宋" w:hint="eastAsia"/>
+          <w:rFonts w:hint="eastAsia"/>
           <w:szCs w:val="21"/>
         </w:rPr>
         <w:t>100%</w:t>
       </w:r>
       <w:r>
         <w:rPr>
-          <w:rFonts w:eastAsia="仿宋" w:hint="eastAsia"/>
+          <w:rFonts w:hint="eastAsia"/>
           <w:szCs w:val="21"/>
         </w:rPr>
         <w:t>支付所有货款；（若因乙方未及时开具发票、乙方货物质量问题引起的货款延付、拒付以及一切后果均由乙方承担）</w:t>
@@ -3361,22 +3386,22 @@
         <w:spacing w:line="360" w:lineRule="auto"/>
         <w:ind w:left="158" w:hangingChars="75" w:hanging="158"/>
         <w:rPr>
-          <w:rFonts w:eastAsia="仿宋"/>
           <w:kern w:val="0"/>
           <w:szCs w:val="21"/>
         </w:rPr>
       </w:pPr>
       <w:r>
         <w:rPr>
-          <w:rFonts w:eastAsia="仿宋" w:hint="eastAsia"/>
+          <w:rFonts w:hint="eastAsia"/>
           <w:kern w:val="0"/>
           <w:szCs w:val="21"/>
         </w:rPr>
+        <w:lastRenderedPageBreak/>
         <w:t>6.4.4</w:t>
       </w:r>
       <w:r>
         <w:rPr>
-          <w:rFonts w:eastAsia="仿宋" w:hint="eastAsia"/>
+          <w:rFonts w:hint="eastAsia"/>
           <w:kern w:val="0"/>
           <w:szCs w:val="21"/>
         </w:rPr>
@@ -3388,23 +3413,21 @@
         <w:spacing w:line="360" w:lineRule="auto"/>
         <w:ind w:left="158" w:hangingChars="75" w:hanging="158"/>
         <w:rPr>
-          <w:rFonts w:eastAsia="仿宋"/>
           <w:kern w:val="0"/>
           <w:szCs w:val="21"/>
         </w:rPr>
       </w:pPr>
       <w:r>
         <w:rPr>
-          <w:rFonts w:eastAsia="仿宋" w:hint="eastAsia"/>
+          <w:rFonts w:hint="eastAsia"/>
           <w:kern w:val="0"/>
           <w:szCs w:val="21"/>
         </w:rPr>
-        <w:lastRenderedPageBreak/>
         <w:t>6.4.4.1</w:t>
       </w:r>
       <w:r>
         <w:rPr>
-          <w:rFonts w:eastAsia="仿宋" w:hint="eastAsia"/>
+          <w:rFonts w:hint="eastAsia"/>
           <w:kern w:val="0"/>
           <w:szCs w:val="21"/>
         </w:rPr>
@@ -3416,14 +3439,13 @@
         <w:spacing w:line="360" w:lineRule="auto"/>
         <w:ind w:left="158" w:hangingChars="75" w:hanging="158"/>
         <w:rPr>
-          <w:rFonts w:eastAsia="仿宋"/>
           <w:kern w:val="0"/>
           <w:szCs w:val="21"/>
         </w:rPr>
       </w:pPr>
       <w:r>
         <w:rPr>
-          <w:rFonts w:eastAsia="仿宋" w:hint="eastAsia"/>
+          <w:rFonts w:hint="eastAsia"/>
           <w:kern w:val="0"/>
           <w:szCs w:val="21"/>
         </w:rPr>
@@ -3431,7 +3453,7 @@
       </w:r>
       <w:r>
         <w:rPr>
-          <w:rFonts w:eastAsia="仿宋" w:hint="eastAsia"/>
+          <w:rFonts w:hint="eastAsia"/>
           <w:kern w:val="0"/>
           <w:szCs w:val="21"/>
         </w:rPr>
@@ -3443,14 +3465,13 @@
         <w:spacing w:line="360" w:lineRule="auto"/>
         <w:ind w:left="158" w:hangingChars="75" w:hanging="158"/>
         <w:rPr>
-          <w:rFonts w:eastAsia="仿宋"/>
           <w:kern w:val="0"/>
           <w:szCs w:val="21"/>
         </w:rPr>
       </w:pPr>
       <w:r>
         <w:rPr>
-          <w:rFonts w:eastAsia="仿宋" w:hint="eastAsia"/>
+          <w:rFonts w:hint="eastAsia"/>
           <w:kern w:val="0"/>
           <w:szCs w:val="21"/>
         </w:rPr>
@@ -3458,7 +3479,7 @@
       </w:r>
       <w:r>
         <w:rPr>
-          <w:rFonts w:eastAsia="仿宋" w:hint="eastAsia"/>
+          <w:rFonts w:hint="eastAsia"/>
           <w:kern w:val="0"/>
           <w:szCs w:val="21"/>
         </w:rPr>
@@ -3473,14 +3494,13 @@
         <w:spacing w:line="360" w:lineRule="auto"/>
         <w:ind w:left="158" w:hangingChars="75" w:hanging="158"/>
         <w:rPr>
-          <w:rFonts w:eastAsia="仿宋"/>
           <w:kern w:val="0"/>
           <w:szCs w:val="21"/>
         </w:rPr>
       </w:pPr>
       <w:r>
         <w:rPr>
-          <w:rFonts w:eastAsia="仿宋" w:hint="eastAsia"/>
+          <w:rFonts w:hint="eastAsia"/>
           <w:kern w:val="0"/>
           <w:szCs w:val="21"/>
         </w:rPr>
@@ -3488,7 +3508,7 @@
       </w:r>
       <w:r>
         <w:rPr>
-          <w:rFonts w:eastAsia="仿宋" w:hint="eastAsia"/>
+          <w:rFonts w:hint="eastAsia"/>
           <w:kern w:val="0"/>
           <w:szCs w:val="21"/>
         </w:rPr>
@@ -3496,7 +3516,6 @@
       </w:r>
       <w:r>
         <w:rPr>
-          <w:rFonts w:eastAsia="仿宋"/>
           <w:kern w:val="0"/>
           <w:szCs w:val="21"/>
         </w:rPr>
@@ -3506,13 +3525,12 @@
     <w:p>
       <w:pPr>
         <w:rPr>
-          <w:rFonts w:eastAsia="仿宋"/>
-          <w:szCs w:val="21"/>
-        </w:rPr>
-      </w:pPr>
-      <w:r>
-        <w:rPr>
-          <w:rFonts w:eastAsia="仿宋" w:hint="eastAsia"/>
+          <w:szCs w:val="21"/>
+        </w:rPr>
+      </w:pPr>
+      <w:r>
+        <w:rPr>
+          <w:rFonts w:hint="eastAsia"/>
           <w:kern w:val="0"/>
           <w:szCs w:val="21"/>
         </w:rPr>
@@ -3520,60 +3538,51 @@
       </w:r>
       <w:r>
         <w:rPr>
-          <w:rFonts w:eastAsia="仿宋" w:hint="eastAsia"/>
+          <w:rFonts w:hint="eastAsia"/>
           <w:kern w:val="16"/>
         </w:rPr>
         <w:t>甲方支付货款前，乙方需已提供与结算金额等额的增值税专用发票，所提供的增值税发票需由乙方开出，且合法合规有效。合同单价中已包含开票所需缴纳的一切税费，货款支付前乙方无条件提供上述要求的发票，若无法提供相应的发票，甲方可停止支付货款，且乙方须承担合同金额（含增值税）</w:t>
       </w:r>
       <w:r>
         <w:rPr>
-          <w:rFonts w:eastAsia="仿宋" w:hint="eastAsia"/>
+          <w:rFonts w:hint="eastAsia"/>
           <w:kern w:val="16"/>
           <w:u w:val="single"/>
         </w:rPr>
-        <w:t xml:space="preserve">   </w:t>
-      </w:r>
-      <w:r>
-        <w:rPr>
-          <w:rFonts w:eastAsia="仿宋" w:hint="eastAsia"/>
+        <w:t xml:space="preserve">   20   </w:t>
+      </w:r>
+      <w:r>
+        <w:rPr>
+          <w:rFonts w:hint="eastAsia"/>
           <w:kern w:val="16"/>
-          <w:u w:val="single"/>
-        </w:rPr>
-        <w:t>20</w:t>
-      </w:r>
-      <w:r>
-        <w:rPr>
-          <w:rFonts w:eastAsia="仿宋" w:hint="eastAsia"/>
+        </w:rPr>
+        <w:t xml:space="preserve"> %</w:t>
+      </w:r>
+      <w:r>
+        <w:rPr>
+          <w:rFonts w:hint="eastAsia"/>
           <w:kern w:val="16"/>
         </w:rPr>
-        <w:t xml:space="preserve"> %</w:t>
-      </w:r>
-      <w:r>
-        <w:rPr>
-          <w:rFonts w:eastAsia="仿宋" w:hint="eastAsia"/>
+        <w:t>的违约金。如乙方为甲方提供的发票存在真票假开或提供假发票行为，乙方应向甲方支付合同总价</w:t>
+      </w:r>
+      <w:r>
+        <w:rPr>
           <w:kern w:val="16"/>
         </w:rPr>
-        <w:t>的违约金。如乙方为甲方提供的发票存在真票假开或提供假发票行为，乙方应向甲方支付合同总价</w:t>
-      </w:r>
-      <w:r>
-        <w:rPr>
-          <w:rFonts w:eastAsia="仿宋"/>
+        <w:t>100</w:t>
+      </w:r>
+      <w:r>
+        <w:rPr>
+          <w:rFonts w:hint="eastAsia"/>
           <w:kern w:val="16"/>
         </w:rPr>
-        <w:t>100</w:t>
-      </w:r>
-      <w:r>
-        <w:rPr>
-          <w:rFonts w:eastAsia="仿宋" w:hint="eastAsia"/>
+        <w:t>%</w:t>
+      </w:r>
+      <w:r>
+        <w:rPr>
+          <w:rFonts w:hint="eastAsia"/>
           <w:kern w:val="16"/>
         </w:rPr>
-        <w:t>%</w:t>
-      </w:r>
-      <w:r>
-        <w:rPr>
-          <w:rFonts w:eastAsia="仿宋" w:hint="eastAsia"/>
-          <w:kern w:val="16"/>
-        </w:rPr>
         <w:t>的违约金，由此造成的一切后果均由乙方承担。</w:t>
       </w:r>
     </w:p>
@@ -3582,20 +3591,19 @@
         <w:spacing w:line="360" w:lineRule="auto"/>
         <w:ind w:left="158" w:hangingChars="75" w:hanging="158"/>
         <w:rPr>
-          <w:rFonts w:eastAsia="仿宋"/>
-          <w:szCs w:val="21"/>
-        </w:rPr>
-      </w:pPr>
-      <w:r>
-        <w:rPr>
-          <w:rFonts w:eastAsia="仿宋" w:hint="eastAsia"/>
+          <w:szCs w:val="21"/>
+        </w:rPr>
+      </w:pPr>
+      <w:r>
+        <w:rPr>
+          <w:rFonts w:hint="eastAsia"/>
           <w:szCs w:val="21"/>
         </w:rPr>
         <w:t>6.4.4.7</w:t>
       </w:r>
       <w:r>
         <w:rPr>
-          <w:rFonts w:eastAsia="仿宋" w:hint="eastAsia"/>
+          <w:rFonts w:hint="eastAsia"/>
           <w:szCs w:val="21"/>
         </w:rPr>
         <w:t>若乙方未按甲方要求的时间和内容提供相应资料，甲方可暂缓支付相应款项予乙方。</w:t>
@@ -3605,14 +3613,13 @@
       <w:pPr>
         <w:spacing w:line="360" w:lineRule="auto"/>
         <w:rPr>
-          <w:rFonts w:eastAsia="仿宋"/>
-          <w:b/>
-          <w:szCs w:val="21"/>
-        </w:rPr>
-      </w:pPr>
-      <w:r>
-        <w:rPr>
-          <w:rFonts w:eastAsia="仿宋" w:hint="eastAsia"/>
+          <w:b/>
+          <w:szCs w:val="21"/>
+        </w:rPr>
+      </w:pPr>
+      <w:r>
+        <w:rPr>
+          <w:rFonts w:hint="eastAsia"/>
           <w:b/>
           <w:szCs w:val="21"/>
         </w:rPr>
@@ -3620,7 +3627,7 @@
       </w:r>
       <w:r>
         <w:rPr>
-          <w:rFonts w:eastAsia="仿宋" w:hint="eastAsia"/>
+          <w:rFonts w:hint="eastAsia"/>
           <w:b/>
           <w:szCs w:val="21"/>
         </w:rPr>
@@ -3628,7 +3635,7 @@
       </w:r>
       <w:r>
         <w:rPr>
-          <w:rFonts w:eastAsia="仿宋" w:hint="eastAsia"/>
+          <w:rFonts w:hint="eastAsia"/>
           <w:b/>
           <w:szCs w:val="21"/>
         </w:rPr>
@@ -3643,20 +3650,19 @@
         <w:snapToGrid w:val="0"/>
         <w:spacing w:line="360" w:lineRule="auto"/>
         <w:rPr>
-          <w:rFonts w:eastAsia="仿宋"/>
-          <w:szCs w:val="21"/>
-        </w:rPr>
-      </w:pPr>
-      <w:r>
-        <w:rPr>
-          <w:rFonts w:eastAsia="仿宋" w:hint="eastAsia"/>
+          <w:szCs w:val="21"/>
+        </w:rPr>
+      </w:pPr>
+      <w:r>
+        <w:rPr>
+          <w:rFonts w:hint="eastAsia"/>
           <w:szCs w:val="21"/>
         </w:rPr>
         <w:t>7.1</w:t>
       </w:r>
       <w:r>
         <w:rPr>
-          <w:rFonts w:eastAsia="仿宋" w:hint="eastAsia"/>
+          <w:rFonts w:hint="eastAsia"/>
           <w:szCs w:val="21"/>
         </w:rPr>
         <w:t>在履约期间内，双方指定工作联系人。</w:t>
@@ -3667,20 +3673,19 @@
         <w:snapToGrid w:val="0"/>
         <w:spacing w:line="360" w:lineRule="auto"/>
         <w:rPr>
-          <w:rFonts w:eastAsia="仿宋"/>
-          <w:szCs w:val="21"/>
-        </w:rPr>
-      </w:pPr>
-      <w:r>
-        <w:rPr>
-          <w:rFonts w:eastAsia="仿宋" w:hint="eastAsia"/>
+          <w:szCs w:val="21"/>
+        </w:rPr>
+      </w:pPr>
+      <w:r>
+        <w:rPr>
+          <w:rFonts w:hint="eastAsia"/>
           <w:szCs w:val="21"/>
         </w:rPr>
         <w:t>7.2</w:t>
       </w:r>
       <w:r>
         <w:rPr>
-          <w:rFonts w:eastAsia="仿宋" w:hint="eastAsia"/>
+          <w:rFonts w:hint="eastAsia"/>
           <w:szCs w:val="21"/>
         </w:rPr>
         <w:t>乙方同意无偿地、积极地提供全过程技术咨询及技术指导。</w:t>
@@ -3691,20 +3696,19 @@
         <w:snapToGrid w:val="0"/>
         <w:spacing w:line="360" w:lineRule="auto"/>
         <w:rPr>
-          <w:rFonts w:eastAsia="仿宋"/>
-          <w:szCs w:val="21"/>
-        </w:rPr>
-      </w:pPr>
-      <w:r>
-        <w:rPr>
-          <w:rFonts w:eastAsia="仿宋" w:hint="eastAsia"/>
+          <w:szCs w:val="21"/>
+        </w:rPr>
+      </w:pPr>
+      <w:r>
+        <w:rPr>
+          <w:rFonts w:hint="eastAsia"/>
           <w:szCs w:val="21"/>
         </w:rPr>
         <w:t>7.3</w:t>
       </w:r>
       <w:r>
         <w:rPr>
-          <w:rFonts w:eastAsia="仿宋" w:hint="eastAsia"/>
+          <w:rFonts w:hint="eastAsia"/>
           <w:szCs w:val="21"/>
         </w:rPr>
         <w:t>乙方按时、按需供货，甲方提供满足条件的卸货场所，并按合同约定予以支付。</w:t>
@@ -3714,20 +3718,19 @@
       <w:pPr>
         <w:spacing w:line="460" w:lineRule="exact"/>
         <w:rPr>
-          <w:rFonts w:eastAsia="仿宋"/>
           <w:kern w:val="0"/>
         </w:rPr>
       </w:pPr>
       <w:r>
         <w:rPr>
-          <w:rFonts w:eastAsia="仿宋" w:hint="eastAsia"/>
+          <w:rFonts w:hint="eastAsia"/>
           <w:kern w:val="0"/>
         </w:rPr>
         <w:t>7.4</w:t>
       </w:r>
       <w:r>
         <w:rPr>
-          <w:rFonts w:eastAsia="仿宋" w:hint="eastAsia"/>
+          <w:rFonts w:hint="eastAsia"/>
           <w:kern w:val="0"/>
         </w:rPr>
         <w:t>乙方保证甲方在使用本合同任何产品时不受第三方提出侵犯专利权、商标权或工业设计权的指控，否则由乙方承担可能发生的一切法律责任和费用。</w:t>
@@ -3737,14 +3740,13 @@
       <w:pPr>
         <w:spacing w:line="360" w:lineRule="auto"/>
         <w:rPr>
-          <w:rFonts w:eastAsia="仿宋"/>
-          <w:b/>
-          <w:szCs w:val="21"/>
-        </w:rPr>
-      </w:pPr>
-      <w:r>
-        <w:rPr>
-          <w:rFonts w:eastAsia="仿宋" w:hint="eastAsia"/>
+          <w:b/>
+          <w:szCs w:val="21"/>
+        </w:rPr>
+      </w:pPr>
+      <w:r>
+        <w:rPr>
+          <w:rFonts w:hint="eastAsia"/>
           <w:b/>
           <w:szCs w:val="21"/>
         </w:rPr>
@@ -3752,7 +3754,7 @@
       </w:r>
       <w:r>
         <w:rPr>
-          <w:rFonts w:eastAsia="仿宋" w:hint="eastAsia"/>
+          <w:rFonts w:hint="eastAsia"/>
           <w:b/>
           <w:szCs w:val="21"/>
         </w:rPr>
@@ -3760,7 +3762,7 @@
       </w:r>
       <w:r>
         <w:rPr>
-          <w:rFonts w:eastAsia="仿宋" w:hint="eastAsia"/>
+          <w:rFonts w:hint="eastAsia"/>
           <w:b/>
           <w:szCs w:val="21"/>
         </w:rPr>
@@ -3771,27 +3773,25 @@
       <w:pPr>
         <w:spacing w:line="360" w:lineRule="auto"/>
         <w:rPr>
-          <w:rFonts w:eastAsia="仿宋"/>
-          <w:szCs w:val="21"/>
-        </w:rPr>
-      </w:pPr>
-      <w:r>
-        <w:rPr>
-          <w:rFonts w:eastAsia="仿宋" w:hint="eastAsia"/>
+          <w:szCs w:val="21"/>
+        </w:rPr>
+      </w:pPr>
+      <w:r>
+        <w:rPr>
+          <w:rFonts w:hint="eastAsia"/>
           <w:szCs w:val="21"/>
         </w:rPr>
         <w:t>8.1</w:t>
       </w:r>
       <w:r>
         <w:rPr>
-          <w:rFonts w:eastAsia="仿宋" w:hint="eastAsia"/>
+          <w:rFonts w:hint="eastAsia"/>
           <w:szCs w:val="21"/>
         </w:rPr>
         <w:t>双方若需变更产品品种、规格、质量、包装等合同约定内容时，应提前</w:t>
       </w:r>
       <w:r>
         <w:rPr>
-          <w:rFonts w:eastAsia="仿宋"/>
           <w:szCs w:val="21"/>
           <w:u w:val="single"/>
         </w:rPr>
@@ -3799,21 +3799,21 @@
       </w:r>
       <w:r>
         <w:rPr>
-          <w:rFonts w:eastAsia="仿宋" w:hint="eastAsia"/>
+          <w:rFonts w:hint="eastAsia"/>
           <w:szCs w:val="21"/>
         </w:rPr>
         <w:t>日与对方协商。乙方如停止供货，应事先与甲方书面协商确定，甲方同意停止供货的，乙方应承担甲方指定方式的违约责任：偿付甲方未供货部分货款总值</w:t>
       </w:r>
       <w:r>
         <w:rPr>
-          <w:rFonts w:eastAsia="仿宋" w:hint="eastAsia"/>
+          <w:rFonts w:hint="eastAsia"/>
           <w:szCs w:val="21"/>
         </w:rPr>
         <w:t>_</w:t>
       </w:r>
       <w:r>
         <w:rPr>
-          <w:rFonts w:eastAsia="仿宋" w:hint="eastAsia"/>
+          <w:rFonts w:hint="eastAsia"/>
           <w:szCs w:val="21"/>
           <w:u w:val="single"/>
         </w:rPr>
@@ -3821,14 +3821,14 @@
       </w:r>
       <w:r>
         <w:rPr>
-          <w:rFonts w:eastAsia="仿宋" w:hint="eastAsia"/>
+          <w:rFonts w:hint="eastAsia"/>
           <w:szCs w:val="21"/>
         </w:rPr>
         <w:t>_</w:t>
       </w:r>
       <w:r>
         <w:rPr>
-          <w:rFonts w:eastAsia="仿宋" w:hint="eastAsia"/>
+          <w:rFonts w:hint="eastAsia"/>
           <w:szCs w:val="21"/>
         </w:rPr>
         <w:t>％的罚金或赔偿甲方的实际损失（包括但不限于停、窝工损失、向建设单位、分包单位承担的违约责任等）。甲方不同意停止供货的，乙方应仍按合同规定供货。</w:t>
@@ -3840,20 +3840,19 @@
         <w:spacing w:line="360" w:lineRule="auto"/>
         <w:jc w:val="left"/>
         <w:rPr>
-          <w:rFonts w:eastAsia="仿宋"/>
-          <w:szCs w:val="21"/>
-        </w:rPr>
-      </w:pPr>
-      <w:r>
-        <w:rPr>
-          <w:rFonts w:eastAsia="仿宋" w:hint="eastAsia"/>
+          <w:szCs w:val="21"/>
+        </w:rPr>
+      </w:pPr>
+      <w:r>
+        <w:rPr>
+          <w:rFonts w:hint="eastAsia"/>
           <w:szCs w:val="21"/>
         </w:rPr>
         <w:t>8.2</w:t>
       </w:r>
       <w:r>
         <w:rPr>
-          <w:rFonts w:eastAsia="仿宋" w:hint="eastAsia"/>
+          <w:rFonts w:hint="eastAsia"/>
           <w:szCs w:val="21"/>
         </w:rPr>
         <w:t>乙方交付的货物质量、规格、型号、包装方式不符合合同约定标准，甲方同意利用的货品，双方协商按质论价。甲方不能利用的货品，或乙方未能按时向甲方提供相关资料、资料不齐、资料不合格，</w:t>
@@ -3861,14 +3860,14 @@
       <w:proofErr w:type="gramStart"/>
       <w:r>
         <w:rPr>
-          <w:rFonts w:eastAsia="仿宋" w:hint="eastAsia"/>
+          <w:rFonts w:hint="eastAsia"/>
           <w:szCs w:val="21"/>
         </w:rPr>
         <w:t>乙方应在</w:t>
       </w:r>
       <w:r>
         <w:rPr>
-          <w:rFonts w:eastAsia="仿宋" w:hint="eastAsia"/>
+          <w:rFonts w:hint="eastAsia"/>
           <w:szCs w:val="21"/>
           <w:u w:val="single"/>
         </w:rPr>
@@ -3877,7 +3876,7 @@
       <w:proofErr w:type="gramEnd"/>
       <w:r>
         <w:rPr>
-          <w:rFonts w:eastAsia="仿宋" w:hint="eastAsia"/>
+          <w:rFonts w:hint="eastAsia"/>
           <w:szCs w:val="21"/>
           <w:u w:val="single"/>
         </w:rPr>
@@ -3885,7 +3884,7 @@
       </w:r>
       <w:r>
         <w:rPr>
-          <w:rFonts w:eastAsia="仿宋" w:hint="eastAsia"/>
+          <w:rFonts w:hint="eastAsia"/>
           <w:szCs w:val="21"/>
         </w:rPr>
         <w:t>小时内免费更换符合合同约定标准的产品，</w:t>
@@ -3893,14 +3892,14 @@
       <w:proofErr w:type="gramStart"/>
       <w:r>
         <w:rPr>
-          <w:rFonts w:eastAsia="仿宋" w:hint="eastAsia"/>
+          <w:rFonts w:hint="eastAsia"/>
           <w:szCs w:val="21"/>
         </w:rPr>
         <w:t>或乙方应于</w:t>
       </w:r>
       <w:r>
         <w:rPr>
-          <w:rFonts w:eastAsia="仿宋" w:hint="eastAsia"/>
+          <w:rFonts w:hint="eastAsia"/>
           <w:szCs w:val="21"/>
           <w:u w:val="single"/>
         </w:rPr>
@@ -3909,7 +3908,7 @@
       <w:proofErr w:type="gramEnd"/>
       <w:r>
         <w:rPr>
-          <w:rFonts w:eastAsia="仿宋" w:hint="eastAsia"/>
+          <w:rFonts w:hint="eastAsia"/>
           <w:szCs w:val="21"/>
           <w:u w:val="single"/>
         </w:rPr>
@@ -3917,7 +3916,7 @@
       </w:r>
       <w:r>
         <w:rPr>
-          <w:rFonts w:eastAsia="仿宋" w:hint="eastAsia"/>
+          <w:rFonts w:hint="eastAsia"/>
           <w:szCs w:val="21"/>
         </w:rPr>
         <w:t>小时内补齐相关资料或将货物组织退场，否则，甲方有权拒收该部分货物或拒付该部分货款。双方合同额也应作相应的调整，但不解除乙方履行合同的任何责任，同时，甲方将就导致甲方遭受损失或向第三人承担经济责任（包括但不限于停、窝工损失、向建设单位、分包单位承担违约责任等），保留进一步索赔的权利。</w:t>
@@ -3927,20 +3926,19 @@
       <w:pPr>
         <w:spacing w:line="360" w:lineRule="auto"/>
         <w:rPr>
-          <w:rFonts w:eastAsia="仿宋"/>
-          <w:szCs w:val="21"/>
-        </w:rPr>
-      </w:pPr>
-      <w:r>
-        <w:rPr>
-          <w:rFonts w:eastAsia="仿宋" w:hint="eastAsia"/>
+          <w:szCs w:val="21"/>
+        </w:rPr>
+      </w:pPr>
+      <w:r>
+        <w:rPr>
+          <w:rFonts w:hint="eastAsia"/>
           <w:szCs w:val="21"/>
         </w:rPr>
         <w:t>8.3</w:t>
       </w:r>
       <w:r>
         <w:rPr>
-          <w:rFonts w:eastAsia="仿宋" w:hint="eastAsia"/>
+          <w:rFonts w:hint="eastAsia"/>
           <w:szCs w:val="21"/>
         </w:rPr>
         <w:t>乙方未能按本合同规定的产品数量交货时，少交的部分，甲方如果需要，乙方应照数补交。甲方不需要的，可以退货，由于退货所造成的损失，由乙方承担。</w:t>
@@ -3952,20 +3950,19 @@
         <w:spacing w:line="360" w:lineRule="auto"/>
         <w:jc w:val="left"/>
         <w:rPr>
-          <w:rFonts w:eastAsia="仿宋"/>
-          <w:szCs w:val="21"/>
-        </w:rPr>
-      </w:pPr>
-      <w:r>
-        <w:rPr>
-          <w:rFonts w:eastAsia="仿宋" w:hint="eastAsia"/>
+          <w:szCs w:val="21"/>
+        </w:rPr>
+      </w:pPr>
+      <w:r>
+        <w:rPr>
+          <w:rFonts w:hint="eastAsia"/>
           <w:szCs w:val="21"/>
         </w:rPr>
         <w:t>8.4</w:t>
       </w:r>
       <w:r>
         <w:rPr>
-          <w:rFonts w:eastAsia="仿宋" w:hint="eastAsia"/>
+          <w:rFonts w:hint="eastAsia"/>
           <w:szCs w:val="21"/>
         </w:rPr>
         <w:t>乙方供货时间不满足合同规定时，甲方同意延期交货的，每延期一天，</w:t>
@@ -3973,14 +3970,14 @@
       <w:proofErr w:type="gramStart"/>
       <w:r>
         <w:rPr>
-          <w:rFonts w:eastAsia="仿宋" w:hint="eastAsia"/>
+          <w:rFonts w:hint="eastAsia"/>
           <w:szCs w:val="21"/>
         </w:rPr>
         <w:t>应按</w:t>
       </w:r>
       <w:r>
         <w:rPr>
-          <w:rFonts w:eastAsia="仿宋" w:hint="eastAsia"/>
+          <w:rFonts w:hint="eastAsia"/>
           <w:szCs w:val="21"/>
           <w:u w:val="single"/>
         </w:rPr>
@@ -3988,7 +3985,7 @@
       </w:r>
       <w:r>
         <w:rPr>
-          <w:rFonts w:eastAsia="仿宋" w:hint="eastAsia"/>
+          <w:rFonts w:hint="eastAsia"/>
           <w:szCs w:val="21"/>
           <w:u w:val="single"/>
         </w:rPr>
@@ -3997,7 +3994,7 @@
       <w:proofErr w:type="gramEnd"/>
       <w:r>
         <w:rPr>
-          <w:rFonts w:eastAsia="仿宋" w:hint="eastAsia"/>
+          <w:rFonts w:hint="eastAsia"/>
           <w:szCs w:val="21"/>
           <w:u w:val="single"/>
         </w:rPr>
@@ -4006,7 +4003,7 @@
       <w:proofErr w:type="gramStart"/>
       <w:r>
         <w:rPr>
-          <w:rFonts w:eastAsia="仿宋" w:hint="eastAsia"/>
+          <w:rFonts w:hint="eastAsia"/>
           <w:szCs w:val="21"/>
           <w:u w:val="single"/>
         </w:rPr>
@@ -4014,7 +4011,7 @@
       </w:r>
       <w:r>
         <w:rPr>
-          <w:rFonts w:eastAsia="仿宋" w:hint="eastAsia"/>
+          <w:rFonts w:hint="eastAsia"/>
           <w:szCs w:val="21"/>
         </w:rPr>
         <w:t>支付给甲方延期违约金</w:t>
@@ -4022,7 +4019,7 @@
       <w:proofErr w:type="gramEnd"/>
       <w:r>
         <w:rPr>
-          <w:rFonts w:eastAsia="仿宋" w:hint="eastAsia"/>
+          <w:rFonts w:hint="eastAsia"/>
           <w:szCs w:val="21"/>
         </w:rPr>
         <w:t>。甲方不同意延期交货的，甲方可自行采购部分或全部货物，由此发生的费用及与相应合同价格之间的差额由乙方承担，并由甲方从将要支付给乙方的款项中扣除。乙方三次供货不及时（</w:t>
@@ -4030,14 +4027,14 @@
       <w:proofErr w:type="gramStart"/>
       <w:r>
         <w:rPr>
-          <w:rFonts w:eastAsia="仿宋" w:hint="eastAsia"/>
+          <w:rFonts w:hint="eastAsia"/>
           <w:szCs w:val="21"/>
         </w:rPr>
         <w:t>延期</w:t>
       </w:r>
       <w:r>
         <w:rPr>
-          <w:rFonts w:eastAsia="仿宋" w:hint="eastAsia"/>
+          <w:rFonts w:hint="eastAsia"/>
           <w:szCs w:val="21"/>
           <w:u w:val="single"/>
         </w:rPr>
@@ -4046,7 +4043,7 @@
       <w:proofErr w:type="gramEnd"/>
       <w:r>
         <w:rPr>
-          <w:rFonts w:eastAsia="仿宋" w:hint="eastAsia"/>
+          <w:rFonts w:hint="eastAsia"/>
           <w:szCs w:val="21"/>
           <w:u w:val="single"/>
         </w:rPr>
@@ -4055,14 +4052,14 @@
       <w:proofErr w:type="gramStart"/>
       <w:r>
         <w:rPr>
-          <w:rFonts w:eastAsia="仿宋" w:hint="eastAsia"/>
+          <w:rFonts w:hint="eastAsia"/>
           <w:szCs w:val="21"/>
         </w:rPr>
         <w:t>小时以上含</w:t>
       </w:r>
       <w:r>
         <w:rPr>
-          <w:rFonts w:eastAsia="仿宋" w:hint="eastAsia"/>
+          <w:rFonts w:hint="eastAsia"/>
           <w:szCs w:val="21"/>
           <w:u w:val="single"/>
         </w:rPr>
@@ -4071,7 +4068,7 @@
       <w:proofErr w:type="gramEnd"/>
       <w:r>
         <w:rPr>
-          <w:rFonts w:eastAsia="仿宋" w:hint="eastAsia"/>
+          <w:rFonts w:hint="eastAsia"/>
           <w:szCs w:val="21"/>
           <w:u w:val="single"/>
         </w:rPr>
@@ -4079,7 +4076,7 @@
       </w:r>
       <w:r>
         <w:rPr>
-          <w:rFonts w:eastAsia="仿宋" w:hint="eastAsia"/>
+          <w:rFonts w:hint="eastAsia"/>
           <w:szCs w:val="21"/>
         </w:rPr>
         <w:t>小时），甲方有权解除合同，</w:t>
@@ -4087,14 +4084,22 @@
       <w:proofErr w:type="gramStart"/>
       <w:r>
         <w:rPr>
-          <w:rFonts w:eastAsia="仿宋" w:hint="eastAsia"/>
-          <w:szCs w:val="21"/>
-        </w:rPr>
-        <w:t>且乙方应付给甲方不能交货部分货款总值的</w:t>
-      </w:r>
-      <w:r>
-        <w:rPr>
-          <w:rFonts w:eastAsia="仿宋" w:hint="eastAsia"/>
+          <w:rFonts w:hint="eastAsia"/>
+          <w:szCs w:val="21"/>
+        </w:rPr>
+        <w:t>且乙方应付给甲方不能交货部分</w:t>
+      </w:r>
+      <w:r>
+        <w:rPr>
+          <w:rFonts w:hint="eastAsia"/>
+          <w:szCs w:val="21"/>
+        </w:rPr>
+        <w:lastRenderedPageBreak/>
+        <w:t>货款总值的</w:t>
+      </w:r>
+      <w:r>
+        <w:rPr>
+          <w:rFonts w:hint="eastAsia"/>
           <w:szCs w:val="21"/>
           <w:u w:val="single"/>
         </w:rPr>
@@ -4103,7 +4108,7 @@
       <w:proofErr w:type="gramEnd"/>
       <w:r>
         <w:rPr>
-          <w:rFonts w:eastAsia="仿宋" w:hint="eastAsia"/>
+          <w:rFonts w:hint="eastAsia"/>
           <w:szCs w:val="21"/>
           <w:u w:val="single"/>
         </w:rPr>
@@ -4111,7 +4116,7 @@
       </w:r>
       <w:r>
         <w:rPr>
-          <w:rFonts w:eastAsia="仿宋" w:hint="eastAsia"/>
+          <w:rFonts w:hint="eastAsia"/>
           <w:szCs w:val="21"/>
         </w:rPr>
         <w:t>％的罚金。</w:t>
@@ -4123,565 +4128,707 @@
         <w:spacing w:line="360" w:lineRule="auto"/>
         <w:jc w:val="left"/>
         <w:rPr>
-          <w:rFonts w:eastAsia="仿宋"/>
-          <w:szCs w:val="21"/>
-        </w:rPr>
-      </w:pPr>
-      <w:r>
-        <w:rPr>
-          <w:rFonts w:eastAsia="仿宋" w:hint="eastAsia"/>
+          <w:szCs w:val="21"/>
+        </w:rPr>
+      </w:pPr>
+      <w:r>
+        <w:rPr>
+          <w:rFonts w:hint="eastAsia"/>
+          <w:szCs w:val="21"/>
+        </w:rPr>
+        <w:t>8.5</w:t>
+      </w:r>
+      <w:r>
+        <w:rPr>
+          <w:rFonts w:hint="eastAsia"/>
+          <w:szCs w:val="21"/>
+        </w:rPr>
+        <w:t>乙方送货、结算人员违反甲方施工现场管理的相关规定，当事人应承担相应责任，乙方应配合甲方对其实施处罚。</w:t>
+      </w:r>
+    </w:p>
+    <w:p>
+      <w:pPr>
+        <w:snapToGrid w:val="0"/>
+        <w:spacing w:line="360" w:lineRule="auto"/>
+        <w:jc w:val="left"/>
+        <w:rPr>
+          <w:szCs w:val="21"/>
+        </w:rPr>
+      </w:pPr>
+      <w:r>
+        <w:rPr>
+          <w:rFonts w:hint="eastAsia"/>
+          <w:szCs w:val="21"/>
+        </w:rPr>
+        <w:t>8.6</w:t>
+      </w:r>
+      <w:r>
+        <w:rPr>
+          <w:rFonts w:hint="eastAsia"/>
+          <w:szCs w:val="21"/>
+        </w:rPr>
+        <w:t>因乙方向甲方提供虚假发票造成甲方需重复缴纳税费或受政府部门处罚，由乙方承担全部责任。乙方必须及时更换合格发票、承担甲方相应经济损失，</w:t>
+      </w:r>
+      <w:proofErr w:type="gramStart"/>
+      <w:r>
+        <w:rPr>
+          <w:rFonts w:hint="eastAsia"/>
+          <w:szCs w:val="21"/>
+        </w:rPr>
+        <w:t>并向甲方支付合同总价</w:t>
+      </w:r>
+      <w:r>
+        <w:rPr>
+          <w:rFonts w:hint="eastAsia"/>
+          <w:szCs w:val="21"/>
+          <w:u w:val="single"/>
+        </w:rPr>
+        <w:t xml:space="preserve">  20</w:t>
+      </w:r>
+      <w:proofErr w:type="gramEnd"/>
+      <w:r>
+        <w:rPr>
+          <w:rFonts w:hint="eastAsia"/>
+          <w:szCs w:val="21"/>
+          <w:u w:val="single"/>
+        </w:rPr>
+        <w:t xml:space="preserve">  </w:t>
+      </w:r>
+      <w:r>
+        <w:rPr>
+          <w:rFonts w:hint="eastAsia"/>
+          <w:szCs w:val="21"/>
+        </w:rPr>
+        <w:t>％的违约金。</w:t>
+      </w:r>
+    </w:p>
+    <w:p>
+      <w:pPr>
+        <w:snapToGrid w:val="0"/>
+        <w:spacing w:line="360" w:lineRule="auto"/>
+        <w:jc w:val="left"/>
+        <w:rPr>
+          <w:szCs w:val="21"/>
+        </w:rPr>
+      </w:pPr>
+      <w:r>
+        <w:rPr>
+          <w:rFonts w:hint="eastAsia"/>
+          <w:szCs w:val="21"/>
+        </w:rPr>
+        <w:t>8.7</w:t>
+      </w:r>
+      <w:r>
+        <w:rPr>
+          <w:rFonts w:hint="eastAsia"/>
+          <w:szCs w:val="21"/>
+        </w:rPr>
+        <w:t>如果甲方提出索赔通知后</w:t>
+      </w:r>
+      <w:r>
+        <w:rPr>
+          <w:rFonts w:hint="eastAsia"/>
+          <w:szCs w:val="21"/>
+          <w:u w:val="single"/>
+        </w:rPr>
+        <w:t xml:space="preserve"> </w:t>
+      </w:r>
+      <w:proofErr w:type="gramStart"/>
+      <w:r>
+        <w:rPr>
+          <w:rFonts w:hint="eastAsia"/>
+          <w:szCs w:val="21"/>
+          <w:u w:val="single"/>
+        </w:rPr>
+        <w:t xml:space="preserve">7  </w:t>
+      </w:r>
+      <w:r>
+        <w:rPr>
+          <w:rFonts w:hint="eastAsia"/>
+          <w:szCs w:val="21"/>
+        </w:rPr>
+        <w:t>日历天内乙方未能予以书面答复</w:t>
+      </w:r>
+      <w:proofErr w:type="gramEnd"/>
+      <w:r>
+        <w:rPr>
+          <w:rFonts w:hint="eastAsia"/>
+          <w:szCs w:val="21"/>
+        </w:rPr>
+        <w:t>，该索赔应视为已被乙方接受，甲方将从合同货款中扣除索赔金额，同时保留进一步要求赔偿的权利。</w:t>
+      </w:r>
+    </w:p>
+    <w:p>
+      <w:pPr>
+        <w:spacing w:line="360" w:lineRule="auto"/>
+        <w:rPr>
+          <w:szCs w:val="21"/>
+        </w:rPr>
+      </w:pPr>
+      <w:r>
+        <w:rPr>
+          <w:rFonts w:hint="eastAsia"/>
+          <w:szCs w:val="21"/>
+        </w:rPr>
+        <w:t>8.8</w:t>
+      </w:r>
+      <w:r>
+        <w:rPr>
+          <w:rFonts w:hint="eastAsia"/>
+          <w:szCs w:val="21"/>
+        </w:rPr>
+        <w:t>需、供任何一方如确因不可抗力的原因，不能履行本合同时，应及时向对方通知不能履行、延期履行、或部分履行合同的理由。经双方协商达成一致意见后，本合同可以不履行或延期履行或部分履行，并免予承担违约责任。</w:t>
+      </w:r>
+    </w:p>
+    <w:p>
+      <w:pPr>
+        <w:spacing w:line="360" w:lineRule="auto"/>
+        <w:rPr>
+          <w:szCs w:val="21"/>
+        </w:rPr>
+      </w:pPr>
+      <w:r>
+        <w:rPr>
+          <w:rFonts w:hint="eastAsia"/>
+          <w:szCs w:val="21"/>
+        </w:rPr>
+        <w:t>8.9</w:t>
+      </w:r>
+      <w:r>
+        <w:rPr>
+          <w:rFonts w:hint="eastAsia"/>
+          <w:szCs w:val="21"/>
+        </w:rPr>
+        <w:t>甲方保留在支付乙方的任一笔货款中扣除乙方违约金的权利。</w:t>
+      </w:r>
+    </w:p>
+    <w:p>
+      <w:pPr>
+        <w:spacing w:line="360" w:lineRule="auto"/>
+        <w:rPr>
+          <w:szCs w:val="21"/>
+        </w:rPr>
+      </w:pPr>
+      <w:r>
+        <w:rPr>
+          <w:rFonts w:hint="eastAsia"/>
+          <w:szCs w:val="21"/>
+        </w:rPr>
+        <w:t>8.10</w:t>
+      </w:r>
+      <w:r>
+        <w:rPr>
+          <w:rFonts w:hint="eastAsia"/>
+          <w:szCs w:val="21"/>
+        </w:rPr>
+        <w:t>如乙方违返法律法规规定，受到行政处罚或构成单位犯罪或乙方主要管理人员构成犯罪的，甲方有权单方解除合同，</w:t>
+      </w:r>
+      <w:proofErr w:type="gramStart"/>
+      <w:r>
+        <w:rPr>
+          <w:rFonts w:hint="eastAsia"/>
+          <w:szCs w:val="21"/>
+        </w:rPr>
+        <w:t>乙方须向甲方支付合同总价</w:t>
+      </w:r>
+      <w:r>
+        <w:rPr>
+          <w:rFonts w:hint="eastAsia"/>
+          <w:szCs w:val="21"/>
+        </w:rPr>
+        <w:t xml:space="preserve"> </w:t>
+      </w:r>
+      <w:r>
+        <w:rPr>
+          <w:rFonts w:hint="eastAsia"/>
+          <w:szCs w:val="21"/>
+          <w:u w:val="single"/>
+        </w:rPr>
+        <w:t xml:space="preserve"> </w:t>
+      </w:r>
+      <w:r>
+        <w:rPr>
+          <w:szCs w:val="21"/>
+          <w:u w:val="single"/>
+        </w:rPr>
+        <w:t>100</w:t>
+      </w:r>
+      <w:proofErr w:type="gramEnd"/>
+      <w:r>
+        <w:rPr>
+          <w:rFonts w:hint="eastAsia"/>
+          <w:szCs w:val="21"/>
+          <w:u w:val="single"/>
+        </w:rPr>
+        <w:t xml:space="preserve">% </w:t>
+      </w:r>
+      <w:r>
+        <w:rPr>
+          <w:rFonts w:hint="eastAsia"/>
+          <w:szCs w:val="21"/>
+        </w:rPr>
+        <w:t>的违约金，并且还须赔偿甲方由此造成的全部损失。</w:t>
+      </w:r>
+    </w:p>
+    <w:p>
+      <w:pPr>
+        <w:spacing w:line="360" w:lineRule="auto"/>
+        <w:rPr>
+          <w:szCs w:val="21"/>
+        </w:rPr>
+      </w:pPr>
+      <w:r>
+        <w:rPr>
+          <w:rFonts w:hint="eastAsia"/>
+          <w:szCs w:val="21"/>
+        </w:rPr>
+        <w:t xml:space="preserve">8.11 </w:t>
+      </w:r>
+      <w:proofErr w:type="gramStart"/>
+      <w:r>
+        <w:rPr>
+          <w:rFonts w:hint="eastAsia"/>
+          <w:szCs w:val="21"/>
+        </w:rPr>
+        <w:t>如乙方未按合同约定向甲方上报供货量达</w:t>
+      </w:r>
+      <w:r>
+        <w:rPr>
+          <w:rFonts w:hint="eastAsia"/>
+          <w:szCs w:val="21"/>
+          <w:u w:val="single"/>
+        </w:rPr>
+        <w:t xml:space="preserve">  7</w:t>
+      </w:r>
+      <w:proofErr w:type="gramEnd"/>
+      <w:r>
+        <w:rPr>
+          <w:rFonts w:hint="eastAsia"/>
+          <w:szCs w:val="21"/>
+          <w:u w:val="single"/>
+        </w:rPr>
+        <w:t xml:space="preserve"> </w:t>
+      </w:r>
+      <w:r>
+        <w:rPr>
+          <w:rFonts w:hint="eastAsia"/>
+          <w:szCs w:val="21"/>
+        </w:rPr>
+        <w:t>天（根据项目具体情况确定天数），甲方有权单方解除合同，甲方按照甲方认定供货量及价款进行结算，乙方须赔偿甲方由此造成的全部损失。</w:t>
+      </w:r>
+    </w:p>
+    <w:p>
+      <w:pPr>
+        <w:spacing w:line="360" w:lineRule="auto"/>
+        <w:rPr>
+          <w:szCs w:val="21"/>
+        </w:rPr>
+      </w:pPr>
+      <w:r>
+        <w:rPr>
+          <w:rFonts w:hint="eastAsia"/>
+          <w:szCs w:val="21"/>
+        </w:rPr>
+        <w:t xml:space="preserve">8.12 </w:t>
+      </w:r>
+      <w:r>
+        <w:rPr>
+          <w:rFonts w:hint="eastAsia"/>
+          <w:szCs w:val="21"/>
+        </w:rPr>
+        <w:t>如乙方延期供货达</w:t>
+      </w:r>
+      <w:r>
+        <w:rPr>
+          <w:rFonts w:hint="eastAsia"/>
+          <w:szCs w:val="21"/>
+          <w:u w:val="single"/>
+        </w:rPr>
+        <w:t xml:space="preserve"> 5 </w:t>
+      </w:r>
+      <w:r>
+        <w:rPr>
+          <w:rFonts w:hint="eastAsia"/>
+          <w:szCs w:val="21"/>
+        </w:rPr>
+        <w:t>天，甲方有权单方解除合同，并且乙方须赔偿甲方由此造成的全部损失。</w:t>
+      </w:r>
+    </w:p>
+    <w:p>
+      <w:pPr>
+        <w:spacing w:line="360" w:lineRule="auto"/>
+        <w:rPr>
+          <w:szCs w:val="21"/>
+        </w:rPr>
+      </w:pPr>
+      <w:r>
+        <w:rPr>
+          <w:rFonts w:hint="eastAsia"/>
+          <w:szCs w:val="21"/>
+        </w:rPr>
+        <w:t>8.13</w:t>
+      </w:r>
+      <w:r>
+        <w:rPr>
+          <w:rFonts w:hint="eastAsia"/>
+          <w:szCs w:val="21"/>
+        </w:rPr>
+        <w:t>乙方未按时足额提供增值税专票，造成甲方不能进行抵扣进项税，乙方应承担违约责任，违约金为相应抵扣进项税的税款额及其他损失。</w:t>
+      </w:r>
+    </w:p>
+    <w:p>
+      <w:pPr>
+        <w:spacing w:line="360" w:lineRule="auto"/>
+        <w:rPr>
+          <w:szCs w:val="21"/>
+        </w:rPr>
+      </w:pPr>
+      <w:r>
+        <w:rPr>
+          <w:rFonts w:hint="eastAsia"/>
+          <w:szCs w:val="21"/>
+        </w:rPr>
+        <w:t>8.14</w:t>
+      </w:r>
+      <w:r>
+        <w:rPr>
+          <w:rFonts w:hint="eastAsia"/>
+          <w:szCs w:val="21"/>
+        </w:rPr>
+        <w:t>乙方与第三人的诉讼</w:t>
+      </w:r>
+      <w:r>
+        <w:rPr>
+          <w:rFonts w:hint="eastAsia"/>
+          <w:szCs w:val="21"/>
+        </w:rPr>
+        <w:t xml:space="preserve"> </w:t>
+      </w:r>
+      <w:r>
+        <w:rPr>
+          <w:rFonts w:hint="eastAsia"/>
+          <w:szCs w:val="21"/>
+        </w:rPr>
+        <w:t>、仲裁纠纷，导致甲方（总包方）成为协助义务人或冻结了甲方的账户或造成甲方其他损失的，乙方应承担违约责任，甲方有权扣除乙方冻结款的</w:t>
+      </w:r>
+      <w:r>
+        <w:rPr>
+          <w:rFonts w:hint="eastAsia"/>
+          <w:szCs w:val="21"/>
+          <w:u w:val="single"/>
+        </w:rPr>
+        <w:t xml:space="preserve"> </w:t>
+      </w:r>
+      <w:r>
+        <w:rPr>
+          <w:szCs w:val="21"/>
+          <w:u w:val="single"/>
+        </w:rPr>
+        <w:t>20</w:t>
+      </w:r>
+      <w:r>
+        <w:rPr>
+          <w:rFonts w:hint="eastAsia"/>
+          <w:szCs w:val="21"/>
+          <w:u w:val="single"/>
+        </w:rPr>
+        <w:t xml:space="preserve">% </w:t>
+      </w:r>
+      <w:r>
+        <w:rPr>
+          <w:rFonts w:hint="eastAsia"/>
+          <w:szCs w:val="21"/>
+        </w:rPr>
+        <w:t>作为乙方的违约金，《扣减违约金说明书》到达乙方时，扣减生效。同时甲方有权解除合同，解除合同通知书达到乙方时，本合同及其补充协议解除。</w:t>
+      </w:r>
+    </w:p>
+    <w:p>
+      <w:pPr>
+        <w:spacing w:line="360" w:lineRule="auto"/>
+        <w:rPr>
+          <w:b/>
+          <w:szCs w:val="21"/>
+        </w:rPr>
+      </w:pPr>
+      <w:proofErr w:type="gramStart"/>
+      <w:r>
+        <w:rPr>
+          <w:rFonts w:hint="eastAsia"/>
+          <w:b/>
+          <w:szCs w:val="21"/>
+        </w:rPr>
+        <w:t xml:space="preserve">第九条　</w:t>
+      </w:r>
+      <w:r>
+        <w:rPr>
+          <w:rFonts w:hint="eastAsia"/>
+          <w:b/>
+          <w:szCs w:val="21"/>
+        </w:rPr>
+        <w:t xml:space="preserve"> </w:t>
+      </w:r>
+      <w:r>
+        <w:rPr>
+          <w:rFonts w:hint="eastAsia"/>
+          <w:b/>
+          <w:szCs w:val="21"/>
+        </w:rPr>
+        <w:t>保险</w:t>
+      </w:r>
+      <w:proofErr w:type="gramEnd"/>
+    </w:p>
+    <w:p>
+      <w:pPr>
+        <w:spacing w:line="360" w:lineRule="auto"/>
+        <w:rPr>
+          <w:szCs w:val="21"/>
+        </w:rPr>
+      </w:pPr>
+      <w:r>
+        <w:rPr>
+          <w:rFonts w:hint="eastAsia"/>
+          <w:szCs w:val="21"/>
+        </w:rPr>
+        <w:t>由乙方负责为合同产品办理相关保险，保险费用由乙方承担。</w:t>
+      </w:r>
+    </w:p>
+    <w:p>
+      <w:pPr>
+        <w:spacing w:line="360" w:lineRule="auto"/>
+        <w:rPr>
+          <w:b/>
+          <w:szCs w:val="21"/>
+        </w:rPr>
+      </w:pPr>
+      <w:proofErr w:type="gramStart"/>
+      <w:r>
+        <w:rPr>
+          <w:rFonts w:hint="eastAsia"/>
+          <w:b/>
+          <w:szCs w:val="21"/>
+        </w:rPr>
+        <w:t xml:space="preserve">第十条　</w:t>
+      </w:r>
+      <w:r>
+        <w:rPr>
+          <w:rFonts w:hint="eastAsia"/>
+          <w:b/>
+          <w:szCs w:val="21"/>
+        </w:rPr>
+        <w:t xml:space="preserve"> </w:t>
+      </w:r>
+      <w:r>
+        <w:rPr>
+          <w:rFonts w:hint="eastAsia"/>
+          <w:b/>
+          <w:szCs w:val="21"/>
+        </w:rPr>
+        <w:t>合同争议解决方式</w:t>
+      </w:r>
+      <w:proofErr w:type="gramEnd"/>
+    </w:p>
+    <w:p>
+      <w:pPr>
+        <w:spacing w:line="360" w:lineRule="auto"/>
+        <w:rPr>
+          <w:kern w:val="0"/>
+          <w:szCs w:val="21"/>
+        </w:rPr>
+      </w:pPr>
+      <w:r>
+        <w:rPr>
+          <w:rFonts w:hint="eastAsia"/>
+          <w:szCs w:val="21"/>
+        </w:rPr>
+        <w:t>10.1</w:t>
+      </w:r>
+      <w:r>
+        <w:rPr>
+          <w:rFonts w:hint="eastAsia"/>
+          <w:szCs w:val="21"/>
+        </w:rPr>
+        <w:t>合同双方发生争议时，由双方协商解决。协商不成的，双方一致同意向</w:t>
+      </w:r>
+      <w:r>
+        <w:rPr>
+          <w:rFonts w:hint="eastAsia"/>
+          <w:szCs w:val="21"/>
+          <w:u w:val="single"/>
+        </w:rPr>
+        <w:t>甲方所在地人民法院</w:t>
+      </w:r>
+      <w:r>
+        <w:rPr>
+          <w:rFonts w:hint="eastAsia"/>
+          <w:szCs w:val="21"/>
+        </w:rPr>
+        <w:t>提起诉讼</w:t>
+      </w:r>
+      <w:r>
+        <w:rPr>
+          <w:rFonts w:hint="eastAsia"/>
+          <w:kern w:val="10"/>
+          <w:szCs w:val="21"/>
+        </w:rPr>
+        <w:t>。</w:t>
+      </w:r>
+    </w:p>
+    <w:p>
+      <w:pPr>
+        <w:spacing w:line="360" w:lineRule="auto"/>
+        <w:rPr>
+          <w:kern w:val="0"/>
+          <w:szCs w:val="21"/>
+        </w:rPr>
+      </w:pPr>
+      <w:r>
+        <w:rPr>
+          <w:rFonts w:hint="eastAsia"/>
+          <w:kern w:val="0"/>
+          <w:szCs w:val="21"/>
+        </w:rPr>
+        <w:t>10.2</w:t>
+      </w:r>
+      <w:r>
+        <w:rPr>
+          <w:rFonts w:hint="eastAsia"/>
+          <w:kern w:val="0"/>
+          <w:szCs w:val="21"/>
+        </w:rPr>
+        <w:t>本合同中关于争议解决方式及管辖权的约定是唯一的，任何一方不得通过债权转让或其它方式对涉及本合同约定事项或与之相关的事项的争议解决方式进行另行约定或对本合同关于争议解决方式及管辖权的约定进行变更，如发生类似情形，该等约定亦属无效。</w:t>
+      </w:r>
+    </w:p>
+    <w:p>
+      <w:pPr>
+        <w:spacing w:line="360" w:lineRule="auto"/>
+        <w:rPr>
+          <w:b/>
+          <w:szCs w:val="21"/>
+        </w:rPr>
+      </w:pPr>
+      <w:proofErr w:type="gramStart"/>
+      <w:r>
+        <w:rPr>
+          <w:rFonts w:hint="eastAsia"/>
+          <w:b/>
           <w:szCs w:val="21"/>
         </w:rPr>
         <w:lastRenderedPageBreak/>
-        <w:t>8.5</w:t>
-      </w:r>
-      <w:r>
-        <w:rPr>
-          <w:rFonts w:eastAsia="仿宋" w:hint="eastAsia"/>
-          <w:szCs w:val="21"/>
-        </w:rPr>
-        <w:t>乙方送货、结算人员违反甲方施工现场管理的相关规定，当事人应承担相应责任，乙方应配合甲方对其实施处罚。</w:t>
-      </w:r>
-    </w:p>
-    <w:p>
-      <w:pPr>
-        <w:snapToGrid w:val="0"/>
-        <w:spacing w:line="360" w:lineRule="auto"/>
-        <w:jc w:val="left"/>
-        <w:rPr>
-          <w:rFonts w:eastAsia="仿宋"/>
-          <w:szCs w:val="21"/>
-        </w:rPr>
-      </w:pPr>
-      <w:r>
-        <w:rPr>
-          <w:rFonts w:eastAsia="仿宋" w:hint="eastAsia"/>
-          <w:szCs w:val="21"/>
-        </w:rPr>
-        <w:t>8.6</w:t>
-      </w:r>
-      <w:r>
-        <w:rPr>
-          <w:rFonts w:eastAsia="仿宋" w:hint="eastAsia"/>
-          <w:szCs w:val="21"/>
-        </w:rPr>
-        <w:t>因乙方向甲方提供虚假发票造成甲方需重复缴纳税费或受政府部门处罚，由乙方承担全部责任。乙方必须及时更换合格发票、承担甲方相应经济损失，</w:t>
-      </w:r>
-      <w:proofErr w:type="gramStart"/>
-      <w:r>
-        <w:rPr>
-          <w:rFonts w:eastAsia="仿宋" w:hint="eastAsia"/>
-          <w:szCs w:val="21"/>
-        </w:rPr>
-        <w:t>并向甲方支付合同总价</w:t>
-      </w:r>
-      <w:r>
-        <w:rPr>
-          <w:rFonts w:eastAsia="仿宋" w:hint="eastAsia"/>
-          <w:szCs w:val="21"/>
-          <w:u w:val="single"/>
-        </w:rPr>
-        <w:t xml:space="preserve">  20</w:t>
+        <w:t>第十一条</w:t>
+      </w:r>
+      <w:r>
+        <w:rPr>
+          <w:rFonts w:hint="eastAsia"/>
+          <w:b/>
+          <w:szCs w:val="21"/>
+        </w:rPr>
+        <w:t xml:space="preserve">  </w:t>
+      </w:r>
+      <w:r>
+        <w:rPr>
+          <w:rFonts w:hint="eastAsia"/>
+          <w:b/>
+          <w:szCs w:val="21"/>
+        </w:rPr>
+        <w:t>合同生效</w:t>
       </w:r>
       <w:proofErr w:type="gramEnd"/>
       <w:r>
         <w:rPr>
-          <w:rFonts w:eastAsia="仿宋" w:hint="eastAsia"/>
-          <w:szCs w:val="21"/>
-          <w:u w:val="single"/>
-        </w:rPr>
-        <w:t xml:space="preserve">  </w:t>
-      </w:r>
-      <w:r>
-        <w:rPr>
-          <w:rFonts w:eastAsia="仿宋" w:hint="eastAsia"/>
-          <w:szCs w:val="21"/>
-        </w:rPr>
-        <w:t>％的违约金。</w:t>
-      </w:r>
-    </w:p>
-    <w:p>
-      <w:pPr>
-        <w:snapToGrid w:val="0"/>
-        <w:spacing w:line="360" w:lineRule="auto"/>
-        <w:jc w:val="left"/>
-        <w:rPr>
-          <w:rFonts w:eastAsia="仿宋"/>
-          <w:szCs w:val="21"/>
-        </w:rPr>
-      </w:pPr>
-      <w:r>
-        <w:rPr>
-          <w:rFonts w:eastAsia="仿宋" w:hint="eastAsia"/>
-          <w:szCs w:val="21"/>
-        </w:rPr>
-        <w:t>8.7</w:t>
-      </w:r>
-      <w:r>
-        <w:rPr>
-          <w:rFonts w:eastAsia="仿宋" w:hint="eastAsia"/>
-          <w:szCs w:val="21"/>
-        </w:rPr>
-        <w:t>如果甲方提出索赔通知后</w:t>
-      </w:r>
-      <w:r>
-        <w:rPr>
-          <w:rFonts w:eastAsia="仿宋" w:hint="eastAsia"/>
-          <w:szCs w:val="21"/>
-          <w:u w:val="single"/>
-        </w:rPr>
-        <w:t xml:space="preserve"> </w:t>
-      </w:r>
-      <w:proofErr w:type="gramStart"/>
-      <w:r>
-        <w:rPr>
-          <w:rFonts w:eastAsia="仿宋" w:hint="eastAsia"/>
-          <w:szCs w:val="21"/>
-          <w:u w:val="single"/>
-        </w:rPr>
-        <w:t xml:space="preserve">7  </w:t>
-      </w:r>
-      <w:r>
-        <w:rPr>
-          <w:rFonts w:eastAsia="仿宋" w:hint="eastAsia"/>
-          <w:szCs w:val="21"/>
-        </w:rPr>
-        <w:t>日历天内乙方未能予以书面答复</w:t>
-      </w:r>
-      <w:proofErr w:type="gramEnd"/>
-      <w:r>
-        <w:rPr>
-          <w:rFonts w:eastAsia="仿宋" w:hint="eastAsia"/>
-          <w:szCs w:val="21"/>
-        </w:rPr>
-        <w:t>，该索赔应视为已被乙方接受，甲方将从合同货款中扣除索赔金额，同时保留进一步要求赔偿的权利。</w:t>
-      </w:r>
-    </w:p>
-    <w:p>
-      <w:pPr>
-        <w:spacing w:line="360" w:lineRule="auto"/>
-        <w:rPr>
-          <w:rFonts w:eastAsia="仿宋"/>
-          <w:szCs w:val="21"/>
-        </w:rPr>
-      </w:pPr>
-      <w:r>
-        <w:rPr>
-          <w:rFonts w:eastAsia="仿宋" w:hint="eastAsia"/>
-          <w:szCs w:val="21"/>
-        </w:rPr>
-        <w:t>8.8</w:t>
-      </w:r>
-      <w:r>
-        <w:rPr>
-          <w:rFonts w:eastAsia="仿宋" w:hint="eastAsia"/>
-          <w:szCs w:val="21"/>
-        </w:rPr>
-        <w:t>需、供任何一方如确因不可抗力的原因，不能履行本合同时，应及时向对方通知不能履行、延期履行、或部分履行合同的理由。经双方协商达成一致意见后，本合同可以不履行或延期履行或部分履行，并免予承担违约责任。</w:t>
-      </w:r>
-    </w:p>
-    <w:p>
-      <w:pPr>
-        <w:spacing w:line="360" w:lineRule="auto"/>
-        <w:rPr>
-          <w:rFonts w:eastAsia="仿宋"/>
-          <w:szCs w:val="21"/>
-        </w:rPr>
-      </w:pPr>
-      <w:r>
-        <w:rPr>
-          <w:rFonts w:eastAsia="仿宋" w:hint="eastAsia"/>
-          <w:szCs w:val="21"/>
-        </w:rPr>
-        <w:t>8.9</w:t>
-      </w:r>
-      <w:r>
-        <w:rPr>
-          <w:rFonts w:eastAsia="仿宋" w:hint="eastAsia"/>
-          <w:szCs w:val="21"/>
-        </w:rPr>
-        <w:t>甲方保留在支付乙方的任一笔货款中扣除乙方违约金的权利。</w:t>
-      </w:r>
-    </w:p>
-    <w:p>
-      <w:pPr>
-        <w:spacing w:line="360" w:lineRule="auto"/>
-        <w:rPr>
-          <w:rFonts w:eastAsia="仿宋"/>
-          <w:szCs w:val="21"/>
-        </w:rPr>
-      </w:pPr>
-      <w:r>
-        <w:rPr>
-          <w:rFonts w:eastAsia="仿宋" w:hint="eastAsia"/>
-          <w:szCs w:val="21"/>
-        </w:rPr>
-        <w:t>8.10</w:t>
-      </w:r>
-      <w:r>
-        <w:rPr>
-          <w:rFonts w:eastAsia="仿宋" w:hint="eastAsia"/>
-          <w:szCs w:val="21"/>
-        </w:rPr>
-        <w:t>如乙方违返法律法规规定，受到行政处罚或构成单位犯罪或乙方主要管理人员构成犯罪的，甲方有权单方解除合同，</w:t>
-      </w:r>
-      <w:proofErr w:type="gramStart"/>
-      <w:r>
-        <w:rPr>
-          <w:rFonts w:eastAsia="仿宋" w:hint="eastAsia"/>
-          <w:szCs w:val="21"/>
-        </w:rPr>
-        <w:t>乙方须向甲方支付合同总价</w:t>
-      </w:r>
-      <w:r>
-        <w:rPr>
-          <w:rFonts w:eastAsia="仿宋" w:hint="eastAsia"/>
-          <w:szCs w:val="21"/>
-        </w:rPr>
-        <w:t xml:space="preserve"> </w:t>
-      </w:r>
-      <w:r>
-        <w:rPr>
-          <w:rFonts w:eastAsia="仿宋" w:hint="eastAsia"/>
-          <w:szCs w:val="21"/>
-          <w:u w:val="single"/>
-        </w:rPr>
-        <w:t xml:space="preserve"> </w:t>
-      </w:r>
-      <w:r>
-        <w:rPr>
-          <w:rFonts w:eastAsia="仿宋"/>
-          <w:szCs w:val="21"/>
-          <w:u w:val="single"/>
-        </w:rPr>
-        <w:t>100</w:t>
-      </w:r>
-      <w:proofErr w:type="gramEnd"/>
-      <w:r>
-        <w:rPr>
-          <w:rFonts w:eastAsia="仿宋" w:hint="eastAsia"/>
-          <w:szCs w:val="21"/>
-          <w:u w:val="single"/>
-        </w:rPr>
-        <w:t xml:space="preserve">% </w:t>
-      </w:r>
-      <w:r>
-        <w:rPr>
-          <w:rFonts w:eastAsia="仿宋" w:hint="eastAsia"/>
-          <w:szCs w:val="21"/>
-        </w:rPr>
-        <w:t>的违约金，并且还须赔偿甲方由此造成的全部损失。</w:t>
-      </w:r>
-    </w:p>
-    <w:p>
-      <w:pPr>
-        <w:spacing w:line="360" w:lineRule="auto"/>
-        <w:rPr>
-          <w:rFonts w:eastAsia="仿宋"/>
-          <w:szCs w:val="21"/>
-        </w:rPr>
-      </w:pPr>
-      <w:r>
-        <w:rPr>
-          <w:rFonts w:eastAsia="仿宋" w:hint="eastAsia"/>
-          <w:szCs w:val="21"/>
-        </w:rPr>
-        <w:t xml:space="preserve">8.11 </w:t>
-      </w:r>
-      <w:proofErr w:type="gramStart"/>
-      <w:r>
-        <w:rPr>
-          <w:rFonts w:eastAsia="仿宋" w:hint="eastAsia"/>
-          <w:szCs w:val="21"/>
-        </w:rPr>
-        <w:t>如乙方未按合同约定向甲方上报供货量达</w:t>
-      </w:r>
-      <w:r>
-        <w:rPr>
-          <w:rFonts w:eastAsia="仿宋" w:hint="eastAsia"/>
-          <w:szCs w:val="21"/>
-          <w:u w:val="single"/>
-        </w:rPr>
-        <w:t xml:space="preserve">  7</w:t>
-      </w:r>
-      <w:proofErr w:type="gramEnd"/>
-      <w:r>
-        <w:rPr>
-          <w:rFonts w:eastAsia="仿宋" w:hint="eastAsia"/>
-          <w:szCs w:val="21"/>
-          <w:u w:val="single"/>
-        </w:rPr>
-        <w:t xml:space="preserve"> </w:t>
-      </w:r>
-      <w:r>
-        <w:rPr>
-          <w:rFonts w:eastAsia="仿宋" w:hint="eastAsia"/>
-          <w:szCs w:val="21"/>
-        </w:rPr>
-        <w:t>天（根据项目具体情况确定天数），甲方有权单方解除合同，甲方按照甲方认定供货量及价款进行结算，乙方须赔偿甲方由此造成的全部损失。</w:t>
-      </w:r>
-    </w:p>
-    <w:p>
-      <w:pPr>
-        <w:spacing w:line="360" w:lineRule="auto"/>
-        <w:rPr>
-          <w:rFonts w:eastAsia="仿宋"/>
-          <w:szCs w:val="21"/>
-        </w:rPr>
-      </w:pPr>
-      <w:r>
-        <w:rPr>
-          <w:rFonts w:eastAsia="仿宋" w:hint="eastAsia"/>
-          <w:szCs w:val="21"/>
-        </w:rPr>
-        <w:t xml:space="preserve">8.12 </w:t>
-      </w:r>
-      <w:r>
-        <w:rPr>
-          <w:rFonts w:eastAsia="仿宋" w:hint="eastAsia"/>
-          <w:szCs w:val="21"/>
-        </w:rPr>
-        <w:t>如乙方延期供货达</w:t>
-      </w:r>
-      <w:r>
-        <w:rPr>
-          <w:rFonts w:eastAsia="仿宋" w:hint="eastAsia"/>
-          <w:szCs w:val="21"/>
-          <w:u w:val="single"/>
-        </w:rPr>
-        <w:t xml:space="preserve"> 5 </w:t>
-      </w:r>
-      <w:r>
-        <w:rPr>
-          <w:rFonts w:eastAsia="仿宋" w:hint="eastAsia"/>
-          <w:szCs w:val="21"/>
-        </w:rPr>
-        <w:t>天，甲方有权单方解除合同，并且乙方须赔偿甲方由此造成的全部损失。</w:t>
-      </w:r>
-    </w:p>
-    <w:p>
-      <w:pPr>
-        <w:spacing w:line="360" w:lineRule="auto"/>
-        <w:rPr>
-          <w:rFonts w:eastAsia="仿宋"/>
-          <w:szCs w:val="21"/>
-        </w:rPr>
-      </w:pPr>
-      <w:r>
-        <w:rPr>
-          <w:rFonts w:eastAsia="仿宋" w:hint="eastAsia"/>
-          <w:szCs w:val="21"/>
-        </w:rPr>
-        <w:t>8.13</w:t>
-      </w:r>
-      <w:r>
-        <w:rPr>
-          <w:rFonts w:eastAsia="仿宋" w:hint="eastAsia"/>
-          <w:szCs w:val="21"/>
-        </w:rPr>
-        <w:t>乙方未按时足额提供增值税专票，造成甲方不能进行抵扣进项税，乙方应承担违约责任，违约金为相应抵扣进项税的税款额及其他损失。</w:t>
-      </w:r>
-    </w:p>
-    <w:p>
-      <w:pPr>
-        <w:spacing w:line="360" w:lineRule="auto"/>
-        <w:rPr>
-          <w:rFonts w:eastAsia="仿宋"/>
-          <w:szCs w:val="21"/>
-        </w:rPr>
-      </w:pPr>
-      <w:r>
-        <w:rPr>
-          <w:rFonts w:eastAsia="仿宋" w:hint="eastAsia"/>
-          <w:szCs w:val="21"/>
-        </w:rPr>
-        <w:t>8.14</w:t>
-      </w:r>
-      <w:r>
-        <w:rPr>
-          <w:rFonts w:eastAsia="仿宋" w:hint="eastAsia"/>
-          <w:szCs w:val="21"/>
-        </w:rPr>
-        <w:t>乙方与第三人的诉讼</w:t>
-      </w:r>
-      <w:r>
-        <w:rPr>
-          <w:rFonts w:eastAsia="仿宋" w:hint="eastAsia"/>
-          <w:szCs w:val="21"/>
-        </w:rPr>
-        <w:t xml:space="preserve"> </w:t>
-      </w:r>
-      <w:r>
-        <w:rPr>
-          <w:rFonts w:eastAsia="仿宋" w:hint="eastAsia"/>
-          <w:szCs w:val="21"/>
-        </w:rPr>
-        <w:t>、仲裁纠纷，导致甲方（总包方）成为协助义务人或冻结了甲方的账户或造成甲方其他损失的，乙方应承担违约责任，甲方有权扣除乙方冻结款的</w:t>
-      </w:r>
-      <w:r>
-        <w:rPr>
-          <w:rFonts w:eastAsia="仿宋" w:hint="eastAsia"/>
-          <w:szCs w:val="21"/>
-          <w:u w:val="single"/>
-        </w:rPr>
-        <w:t xml:space="preserve"> </w:t>
-      </w:r>
-      <w:r>
-        <w:rPr>
-          <w:rFonts w:eastAsia="仿宋"/>
-          <w:szCs w:val="21"/>
-          <w:u w:val="single"/>
-        </w:rPr>
-        <w:t>20</w:t>
-      </w:r>
-      <w:r>
-        <w:rPr>
-          <w:rFonts w:eastAsia="仿宋" w:hint="eastAsia"/>
-          <w:szCs w:val="21"/>
-          <w:u w:val="single"/>
-        </w:rPr>
-        <w:t xml:space="preserve">% </w:t>
-      </w:r>
-      <w:r>
-        <w:rPr>
-          <w:rFonts w:eastAsia="仿宋" w:hint="eastAsia"/>
-          <w:szCs w:val="21"/>
-        </w:rPr>
-        <w:t>作为乙方的违约金，《扣减违约金说明书》到达乙方时，扣减生效。同时甲方有权解除合同，解除合同通知书达到乙方时，本合同及其补充协议解除。</w:t>
-      </w:r>
-    </w:p>
-    <w:p>
-      <w:pPr>
-        <w:spacing w:line="360" w:lineRule="auto"/>
-        <w:rPr>
-          <w:rFonts w:eastAsia="仿宋"/>
-          <w:b/>
-          <w:szCs w:val="21"/>
-        </w:rPr>
-      </w:pPr>
-      <w:proofErr w:type="gramStart"/>
-      <w:r>
-        <w:rPr>
-          <w:rFonts w:eastAsia="仿宋" w:hint="eastAsia"/>
-          <w:b/>
-          <w:szCs w:val="21"/>
-        </w:rPr>
-        <w:t xml:space="preserve">第九条　</w:t>
-      </w:r>
-      <w:r>
-        <w:rPr>
-          <w:rFonts w:eastAsia="仿宋" w:hint="eastAsia"/>
-          <w:b/>
-          <w:szCs w:val="21"/>
-        </w:rPr>
-        <w:t xml:space="preserve"> </w:t>
-      </w:r>
-      <w:r>
-        <w:rPr>
-          <w:rFonts w:eastAsia="仿宋" w:hint="eastAsia"/>
-          <w:b/>
-          <w:szCs w:val="21"/>
-        </w:rPr>
-        <w:t>保险</w:t>
-      </w:r>
-      <w:proofErr w:type="gramEnd"/>
-    </w:p>
-    <w:p>
-      <w:pPr>
-        <w:spacing w:line="360" w:lineRule="auto"/>
-        <w:rPr>
-          <w:rFonts w:eastAsia="仿宋"/>
-          <w:szCs w:val="21"/>
-        </w:rPr>
-      </w:pPr>
-      <w:r>
-        <w:rPr>
-          <w:rFonts w:eastAsia="仿宋" w:hint="eastAsia"/>
-          <w:szCs w:val="21"/>
-        </w:rPr>
-        <w:t>由乙方负责为合同产品办理相关保险，保险费用由乙方承担。</w:t>
-      </w:r>
-    </w:p>
-    <w:p>
-      <w:pPr>
-        <w:spacing w:line="360" w:lineRule="auto"/>
-        <w:rPr>
-          <w:rFonts w:eastAsia="仿宋"/>
-          <w:b/>
-          <w:szCs w:val="21"/>
-        </w:rPr>
-      </w:pPr>
-      <w:proofErr w:type="gramStart"/>
-      <w:r>
-        <w:rPr>
-          <w:rFonts w:eastAsia="仿宋" w:hint="eastAsia"/>
-          <w:b/>
-          <w:szCs w:val="21"/>
-        </w:rPr>
-        <w:t xml:space="preserve">第十条　</w:t>
-      </w:r>
-      <w:r>
-        <w:rPr>
-          <w:rFonts w:eastAsia="仿宋" w:hint="eastAsia"/>
-          <w:b/>
-          <w:szCs w:val="21"/>
-        </w:rPr>
-        <w:t xml:space="preserve"> </w:t>
-      </w:r>
-      <w:r>
-        <w:rPr>
-          <w:rFonts w:eastAsia="仿宋" w:hint="eastAsia"/>
-          <w:b/>
-          <w:szCs w:val="21"/>
-        </w:rPr>
-        <w:t>合同争议解决方式</w:t>
-      </w:r>
-      <w:proofErr w:type="gramEnd"/>
-    </w:p>
-    <w:p>
-      <w:pPr>
-        <w:spacing w:line="360" w:lineRule="auto"/>
-        <w:rPr>
-          <w:rFonts w:eastAsia="仿宋"/>
+          <w:rFonts w:hint="eastAsia"/>
+          <w:b/>
+          <w:szCs w:val="21"/>
+        </w:rPr>
+        <w:t>、变更与终止</w:t>
+      </w:r>
+    </w:p>
+    <w:p>
+      <w:pPr>
+        <w:spacing w:line="360" w:lineRule="auto"/>
+        <w:rPr>
+          <w:szCs w:val="21"/>
+        </w:rPr>
+      </w:pPr>
+      <w:r>
+        <w:rPr>
+          <w:rFonts w:hint="eastAsia"/>
+          <w:szCs w:val="21"/>
+        </w:rPr>
+        <w:t>11.1</w:t>
+      </w:r>
+      <w:r>
+        <w:rPr>
+          <w:rFonts w:hint="eastAsia"/>
+          <w:szCs w:val="21"/>
+        </w:rPr>
+        <w:t>本合同自双方签字、盖章之日起生效（以最后签字盖章的日期为准）。</w:t>
+      </w:r>
+    </w:p>
+    <w:p>
+      <w:pPr>
+        <w:spacing w:line="360" w:lineRule="auto"/>
+        <w:rPr>
+          <w:szCs w:val="21"/>
+          <w:u w:val="single"/>
+        </w:rPr>
+      </w:pPr>
+      <w:r>
+        <w:rPr>
+          <w:rFonts w:hint="eastAsia"/>
+          <w:szCs w:val="21"/>
+        </w:rPr>
+        <w:t>11.2</w:t>
+      </w:r>
+      <w:r>
+        <w:rPr>
+          <w:rFonts w:hint="eastAsia"/>
+          <w:szCs w:val="21"/>
+        </w:rPr>
+        <w:t>本合同项下的各项债权、债务未经对方书面同意确认，均不得部分或全部转让给第三人，否则转让无效，转让方应向未转让方支付合同总价</w:t>
+      </w:r>
+      <w:r>
+        <w:rPr>
+          <w:rFonts w:hint="eastAsia"/>
+          <w:szCs w:val="21"/>
+          <w:u w:val="single"/>
+        </w:rPr>
+        <w:t xml:space="preserve"> 20%</w:t>
+      </w:r>
+      <w:r>
+        <w:rPr>
+          <w:rFonts w:hint="eastAsia"/>
+          <w:szCs w:val="21"/>
+        </w:rPr>
+        <w:t>的违约金，未转让方有权单方解除合同，并且转让方还应赔偿由此给未转让方造成的一切损失。</w:t>
+      </w:r>
+    </w:p>
+    <w:p>
+      <w:pPr>
+        <w:spacing w:line="360" w:lineRule="auto"/>
+        <w:rPr>
+          <w:szCs w:val="21"/>
+        </w:rPr>
+      </w:pPr>
+      <w:r>
+        <w:rPr>
+          <w:rFonts w:hint="eastAsia"/>
+          <w:szCs w:val="21"/>
+        </w:rPr>
+        <w:t>11.3</w:t>
+      </w:r>
+      <w:r>
+        <w:rPr>
+          <w:rFonts w:hint="eastAsia"/>
+          <w:szCs w:val="21"/>
+        </w:rPr>
+        <w:t>合同履约完毕，或合同主体违约，或由于不可抗力等原因不能再继续履行合同时，合同终止</w:t>
+      </w:r>
+      <w:r>
+        <w:rPr>
+          <w:rFonts w:hint="eastAsia"/>
           <w:kern w:val="0"/>
           <w:szCs w:val="21"/>
         </w:rPr>
-      </w:pPr>
-      <w:r>
-        <w:rPr>
-          <w:rFonts w:eastAsia="仿宋" w:hint="eastAsia"/>
-          <w:szCs w:val="21"/>
-        </w:rPr>
-        <w:t>10.1</w:t>
-      </w:r>
-      <w:r>
-        <w:rPr>
-          <w:rFonts w:eastAsia="仿宋" w:hint="eastAsia"/>
-          <w:szCs w:val="21"/>
-        </w:rPr>
-        <w:t>合同双方发生争议时，由双方协商解决。协商不成的，双方一致同意向</w:t>
-      </w:r>
-      <w:r>
-        <w:rPr>
-          <w:rFonts w:eastAsia="仿宋" w:hint="eastAsia"/>
-          <w:szCs w:val="21"/>
-          <w:u w:val="single"/>
-        </w:rPr>
-        <w:t>甲方所在地人民法院</w:t>
-      </w:r>
-      <w:r>
-        <w:rPr>
-          <w:rFonts w:eastAsia="仿宋" w:hint="eastAsia"/>
-          <w:szCs w:val="21"/>
-        </w:rPr>
-        <w:t>提起诉讼</w:t>
-      </w:r>
-      <w:r>
-        <w:rPr>
-          <w:rFonts w:eastAsia="仿宋" w:hint="eastAsia"/>
-          <w:kern w:val="10"/>
-          <w:szCs w:val="21"/>
-        </w:rPr>
         <w:t>。</w:t>
       </w:r>
     </w:p>
@@ -4689,206 +4836,33 @@
       <w:pPr>
         <w:spacing w:line="360" w:lineRule="auto"/>
         <w:rPr>
-          <w:rFonts w:eastAsia="仿宋"/>
-          <w:kern w:val="0"/>
-          <w:szCs w:val="21"/>
-        </w:rPr>
-      </w:pPr>
-      <w:r>
-        <w:rPr>
-          <w:rFonts w:eastAsia="仿宋" w:hint="eastAsia"/>
-          <w:kern w:val="0"/>
-          <w:szCs w:val="21"/>
-        </w:rPr>
-        <w:t>10.2</w:t>
-      </w:r>
-      <w:r>
-        <w:rPr>
-          <w:rFonts w:eastAsia="仿宋" w:hint="eastAsia"/>
-          <w:kern w:val="0"/>
-          <w:szCs w:val="21"/>
-        </w:rPr>
-        <w:t>本合同中关于争议解决方式及管辖权的约定是唯一的，任何一方不得通过债权转让或其它方式对涉及本合同约定事项或与之相关的事项的争议解决方式进行另行约定或对本合同关于争议解决方式及管辖权的约定进行变更，如发生类似情形，该等约定亦属无效。</w:t>
-      </w:r>
-    </w:p>
-    <w:p>
-      <w:pPr>
-        <w:spacing w:line="360" w:lineRule="auto"/>
-        <w:rPr>
-          <w:rFonts w:eastAsia="仿宋"/>
-          <w:b/>
-          <w:szCs w:val="21"/>
-        </w:rPr>
-      </w:pPr>
-      <w:proofErr w:type="gramStart"/>
-      <w:r>
-        <w:rPr>
-          <w:rFonts w:eastAsia="仿宋" w:hint="eastAsia"/>
-          <w:b/>
-          <w:szCs w:val="21"/>
-        </w:rPr>
-        <w:t>第十一条</w:t>
-      </w:r>
-      <w:r>
-        <w:rPr>
-          <w:rFonts w:eastAsia="仿宋" w:hint="eastAsia"/>
-          <w:b/>
-          <w:szCs w:val="21"/>
-        </w:rPr>
-        <w:t xml:space="preserve">  </w:t>
-      </w:r>
-      <w:r>
-        <w:rPr>
-          <w:rFonts w:eastAsia="仿宋" w:hint="eastAsia"/>
-          <w:b/>
-          <w:szCs w:val="21"/>
-        </w:rPr>
-        <w:t>合同生效</w:t>
-      </w:r>
-      <w:proofErr w:type="gramEnd"/>
-      <w:r>
-        <w:rPr>
-          <w:rFonts w:eastAsia="仿宋" w:hint="eastAsia"/>
-          <w:b/>
-          <w:szCs w:val="21"/>
-        </w:rPr>
-        <w:t>、变更与终止</w:t>
-      </w:r>
-    </w:p>
-    <w:p>
-      <w:pPr>
-        <w:spacing w:line="360" w:lineRule="auto"/>
-        <w:rPr>
-          <w:rFonts w:eastAsia="仿宋"/>
-          <w:szCs w:val="21"/>
-        </w:rPr>
-      </w:pPr>
-      <w:r>
-        <w:rPr>
-          <w:rFonts w:eastAsia="仿宋" w:hint="eastAsia"/>
-          <w:szCs w:val="21"/>
-        </w:rPr>
-        <w:lastRenderedPageBreak/>
-        <w:t>11.1</w:t>
-      </w:r>
-      <w:r>
-        <w:rPr>
-          <w:rFonts w:eastAsia="仿宋" w:hint="eastAsia"/>
-          <w:szCs w:val="21"/>
-        </w:rPr>
-        <w:t>本合同自双方签字、盖章之日起生效（以最后签字盖章的日期为准）。</w:t>
-      </w:r>
-    </w:p>
-    <w:p>
-      <w:pPr>
-        <w:spacing w:line="360" w:lineRule="auto"/>
-        <w:rPr>
-          <w:rFonts w:eastAsia="仿宋"/>
-          <w:szCs w:val="21"/>
-          <w:u w:val="single"/>
-        </w:rPr>
-      </w:pPr>
-      <w:r>
-        <w:rPr>
-          <w:rFonts w:eastAsia="仿宋" w:hint="eastAsia"/>
-          <w:szCs w:val="21"/>
-        </w:rPr>
-        <w:t>11.2</w:t>
-      </w:r>
-      <w:r>
-        <w:rPr>
-          <w:rFonts w:eastAsia="仿宋" w:hint="eastAsia"/>
-          <w:szCs w:val="21"/>
-        </w:rPr>
-        <w:t>本合同项下的各项债权、债务未经对方书面同意确认，均不得部分或全部转让给第三人，否则转让无效，转让方应向未转让方支付合同总价</w:t>
-      </w:r>
-      <w:r>
-        <w:rPr>
-          <w:rFonts w:eastAsia="仿宋" w:hint="eastAsia"/>
-          <w:szCs w:val="21"/>
-          <w:u w:val="single"/>
-        </w:rPr>
-        <w:t xml:space="preserve"> 20%</w:t>
-      </w:r>
-      <w:r>
-        <w:rPr>
-          <w:rFonts w:eastAsia="仿宋" w:hint="eastAsia"/>
-          <w:szCs w:val="21"/>
-          <w:u w:val="single"/>
-        </w:rPr>
-        <w:t xml:space="preserve"> </w:t>
-      </w:r>
-      <w:r>
-        <w:rPr>
-          <w:rFonts w:eastAsia="仿宋" w:hint="eastAsia"/>
-          <w:szCs w:val="21"/>
-        </w:rPr>
-        <w:t>的违约金，未转让方有权单方解除合同，并且转让方还应赔偿由此给未转让方造成的一切损失。</w:t>
-      </w:r>
-    </w:p>
-    <w:p>
-      <w:pPr>
-        <w:spacing w:line="360" w:lineRule="auto"/>
-        <w:rPr>
-          <w:rFonts w:eastAsia="仿宋"/>
-          <w:szCs w:val="21"/>
-        </w:rPr>
-      </w:pPr>
-      <w:r>
-        <w:rPr>
-          <w:rFonts w:eastAsia="仿宋" w:hint="eastAsia"/>
-          <w:szCs w:val="21"/>
-        </w:rPr>
-        <w:t>11.3</w:t>
-      </w:r>
-      <w:r>
-        <w:rPr>
-          <w:rFonts w:eastAsia="仿宋" w:hint="eastAsia"/>
-          <w:szCs w:val="21"/>
-        </w:rPr>
-        <w:t>合同履约完毕，或合同主体违约，或由于不可抗力等原因不能再继续履行合同时，合同终止</w:t>
-      </w:r>
-      <w:r>
-        <w:rPr>
-          <w:rFonts w:eastAsia="仿宋" w:hint="eastAsia"/>
-          <w:kern w:val="0"/>
-          <w:szCs w:val="21"/>
-        </w:rPr>
-        <w:t>。</w:t>
-      </w:r>
-    </w:p>
-    <w:p>
-      <w:pPr>
-        <w:spacing w:line="360" w:lineRule="auto"/>
-        <w:rPr>
-          <w:rFonts w:eastAsia="仿宋"/>
-          <w:szCs w:val="21"/>
-        </w:rPr>
-      </w:pPr>
-      <w:r>
-        <w:rPr>
-          <w:rFonts w:eastAsia="仿宋" w:hint="eastAsia"/>
+          <w:szCs w:val="21"/>
+        </w:rPr>
+      </w:pPr>
+      <w:r>
+        <w:rPr>
+          <w:rFonts w:hint="eastAsia"/>
           <w:szCs w:val="21"/>
         </w:rPr>
         <w:t>11.4</w:t>
       </w:r>
       <w:r>
         <w:rPr>
-          <w:rFonts w:eastAsia="仿宋" w:hint="eastAsia"/>
+          <w:rFonts w:hint="eastAsia"/>
           <w:szCs w:val="21"/>
         </w:rPr>
         <w:t>本合同一式</w:t>
       </w:r>
       <w:r>
         <w:rPr>
-          <w:rFonts w:eastAsia="仿宋" w:hint="eastAsia"/>
+          <w:rFonts w:hint="eastAsia"/>
           <w:szCs w:val="21"/>
         </w:rPr>
         <w:t>_</w:t>
       </w:r>
       <w:r>
         <w:rPr>
-          <w:rFonts w:eastAsia="仿宋" w:hint="eastAsia"/>
+          <w:rFonts w:hint="eastAsia"/>
           <w:szCs w:val="21"/>
           <w:u w:val="single"/>
         </w:rPr>
@@ -4896,28 +4870,28 @@
       </w:r>
       <w:r>
         <w:rPr>
-          <w:rFonts w:eastAsia="仿宋" w:hint="eastAsia"/>
+          <w:rFonts w:hint="eastAsia"/>
           <w:szCs w:val="21"/>
         </w:rPr>
         <w:t>_</w:t>
       </w:r>
       <w:r>
         <w:rPr>
-          <w:rFonts w:eastAsia="仿宋" w:hint="eastAsia"/>
+          <w:rFonts w:hint="eastAsia"/>
           <w:szCs w:val="21"/>
         </w:rPr>
         <w:t>份，双方各执</w:t>
       </w:r>
       <w:r>
         <w:rPr>
-          <w:rFonts w:eastAsia="仿宋" w:hint="eastAsia"/>
+          <w:rFonts w:hint="eastAsia"/>
           <w:szCs w:val="21"/>
         </w:rPr>
         <w:t>_</w:t>
       </w:r>
       <w:r>
         <w:rPr>
-          <w:rFonts w:eastAsia="仿宋" w:hint="eastAsia"/>
+          <w:rFonts w:hint="eastAsia"/>
           <w:szCs w:val="21"/>
           <w:u w:val="single"/>
         </w:rPr>
@@ -4925,14 +4899,14 @@
       </w:r>
       <w:r>
         <w:rPr>
-          <w:rFonts w:eastAsia="仿宋" w:hint="eastAsia"/>
+          <w:rFonts w:hint="eastAsia"/>
           <w:szCs w:val="21"/>
         </w:rPr>
         <w:t>_</w:t>
       </w:r>
       <w:r>
         <w:rPr>
-          <w:rFonts w:eastAsia="仿宋" w:hint="eastAsia"/>
+          <w:rFonts w:hint="eastAsia"/>
           <w:szCs w:val="21"/>
         </w:rPr>
         <w:t>份，各份均具有相同的法律效力。</w:t>
@@ -4946,14 +4920,13 @@
         </w:numPr>
         <w:spacing w:line="360" w:lineRule="auto"/>
         <w:rPr>
-          <w:rFonts w:eastAsia="仿宋"/>
-          <w:b/>
-          <w:szCs w:val="21"/>
-        </w:rPr>
-      </w:pPr>
-      <w:r>
-        <w:rPr>
-          <w:rFonts w:eastAsia="仿宋" w:hint="eastAsia"/>
+          <w:b/>
+          <w:szCs w:val="21"/>
+        </w:rPr>
+      </w:pPr>
+      <w:r>
+        <w:rPr>
+          <w:rFonts w:hint="eastAsia"/>
           <w:b/>
           <w:szCs w:val="21"/>
         </w:rPr>
@@ -4961,7 +4934,7 @@
       </w:r>
       <w:r>
         <w:rPr>
-          <w:rFonts w:eastAsia="仿宋" w:hint="eastAsia"/>
+          <w:rFonts w:hint="eastAsia"/>
           <w:b/>
           <w:szCs w:val="21"/>
         </w:rPr>
@@ -4972,20 +4945,19 @@
       <w:pPr>
         <w:spacing w:line="360" w:lineRule="auto"/>
         <w:rPr>
-          <w:rFonts w:eastAsia="仿宋"/>
-          <w:szCs w:val="21"/>
-        </w:rPr>
-      </w:pPr>
-      <w:r>
-        <w:rPr>
-          <w:rFonts w:eastAsia="仿宋" w:hint="eastAsia"/>
+          <w:szCs w:val="21"/>
+        </w:rPr>
+      </w:pPr>
+      <w:r>
+        <w:rPr>
+          <w:rFonts w:hint="eastAsia"/>
           <w:szCs w:val="21"/>
         </w:rPr>
         <w:t>12.1</w:t>
       </w:r>
       <w:r>
         <w:rPr>
-          <w:rFonts w:eastAsia="仿宋" w:hint="eastAsia"/>
+          <w:rFonts w:hint="eastAsia"/>
           <w:szCs w:val="21"/>
         </w:rPr>
         <w:t>本合同所有条款已经双方充分协商，甲方对涉及的双方的责任免除及限制条款已做充分提示和说明，乙方对本合同所有条款充分理解并无异议。</w:t>
@@ -4995,21 +4967,20 @@
       <w:pPr>
         <w:spacing w:line="360" w:lineRule="auto"/>
         <w:rPr>
-          <w:rFonts w:eastAsia="仿宋"/>
           <w:sz w:val="28"/>
           <w:szCs w:val="28"/>
         </w:rPr>
       </w:pPr>
       <w:r>
         <w:rPr>
-          <w:rFonts w:eastAsia="仿宋" w:hint="eastAsia"/>
+          <w:rFonts w:hint="eastAsia"/>
           <w:szCs w:val="21"/>
         </w:rPr>
         <w:t>12.2</w:t>
       </w:r>
       <w:r>
         <w:rPr>
-          <w:rFonts w:eastAsia="仿宋" w:hint="eastAsia"/>
+          <w:rFonts w:hint="eastAsia"/>
           <w:szCs w:val="21"/>
         </w:rPr>
         <w:t>目前市场的实际状况，甲方不能保证业方（建设单位）的资金能按时足额到位。在此情况下，乙方郑重承诺：为共同开拓占领市场，在甲方未按时收到业主（建设单位）相应款项情况下，乙方表示理解与宽容，并愿意与甲方一起承担资金压力，乙方也不要求甲方每次付款均按时足额到位，任何缓付、迟付的工程款均不计取利息。</w:t>
@@ -5019,20 +4990,19 @@
       <w:pPr>
         <w:spacing w:line="360" w:lineRule="auto"/>
         <w:rPr>
-          <w:rFonts w:eastAsia="仿宋"/>
-          <w:szCs w:val="21"/>
-        </w:rPr>
-      </w:pPr>
-      <w:r>
-        <w:rPr>
-          <w:rFonts w:eastAsia="仿宋" w:hint="eastAsia"/>
+          <w:szCs w:val="21"/>
+        </w:rPr>
+      </w:pPr>
+      <w:r>
+        <w:rPr>
+          <w:rFonts w:hint="eastAsia"/>
           <w:szCs w:val="21"/>
         </w:rPr>
         <w:t>12.3</w:t>
       </w:r>
       <w:r>
         <w:rPr>
-          <w:rFonts w:eastAsia="仿宋" w:hint="eastAsia"/>
+          <w:rFonts w:hint="eastAsia"/>
           <w:szCs w:val="21"/>
         </w:rPr>
         <w:t>任何情况下乙方不得将本合同约定权限转让给第三方，否则甲方有权取消乙方的供应资格，乙方须与第三方交涉并承担已发生或可能发生的一切法律责任和费用，并赔偿因此给甲方造成的一切损失。</w:t>
@@ -5042,454 +5012,512 @@
       <w:pPr>
         <w:spacing w:line="360" w:lineRule="auto"/>
         <w:rPr>
-          <w:rFonts w:eastAsia="仿宋"/>
-          <w:szCs w:val="21"/>
-        </w:rPr>
-      </w:pPr>
-    </w:p>
-    <w:p>
-      <w:pPr>
-        <w:spacing w:line="360" w:lineRule="auto"/>
-        <w:rPr>
-          <w:rFonts w:eastAsia="仿宋"/>
-          <w:szCs w:val="21"/>
-        </w:rPr>
-      </w:pPr>
-      <w:r>
-        <w:rPr>
-          <w:rFonts w:eastAsia="仿宋" w:hint="eastAsia"/>
-          <w:szCs w:val="21"/>
-        </w:rPr>
-        <w:t>甲方（盖章）：</w:t>
-      </w:r>
-      <w:r>
-        <w:rPr>
-          <w:rFonts w:eastAsia="仿宋" w:hint="eastAsia"/>
-          <w:szCs w:val="21"/>
-        </w:rPr>
-        <w:t xml:space="preserve">                                  </w:t>
-      </w:r>
-      <w:r>
-        <w:rPr>
-          <w:rFonts w:eastAsia="仿宋" w:hint="eastAsia"/>
-          <w:szCs w:val="21"/>
-        </w:rPr>
-        <w:t>乙方（盖章）：</w:t>
-      </w:r>
-    </w:p>
-    <w:p>
-      <w:pPr>
-        <w:spacing w:line="360" w:lineRule="auto"/>
-        <w:ind w:left="5985" w:hangingChars="2850" w:hanging="5985"/>
-        <w:rPr>
-          <w:rFonts w:eastAsia="仿宋"/>
-          <w:szCs w:val="21"/>
-        </w:rPr>
-      </w:pPr>
-      <w:r>
-        <w:rPr>
-          <w:rFonts w:eastAsia="仿宋" w:hint="eastAsia"/>
-          <w:szCs w:val="21"/>
-        </w:rPr>
-        <w:t>单位地址：</w:t>
-      </w:r>
-      <w:r>
-        <w:rPr>
-          <w:rStyle w:val="NormalCharacter"/>
-          <w:rFonts w:eastAsia="仿宋" w:cs="宋体" w:hint="eastAsia"/>
-          <w:szCs w:val="21"/>
-        </w:rPr>
-        <w:t>天津市滨海新区杭州道街道时代大厦</w:t>
-      </w:r>
-      <w:r>
-        <w:rPr>
-          <w:rStyle w:val="NormalCharacter"/>
-          <w:rFonts w:eastAsia="仿宋" w:cs="宋体" w:hint="eastAsia"/>
-          <w:szCs w:val="21"/>
-        </w:rPr>
-        <w:t>1</w:t>
-      </w:r>
-      <w:r>
-        <w:rPr>
-          <w:rStyle w:val="NormalCharacter"/>
-          <w:rFonts w:eastAsia="仿宋" w:cs="宋体" w:hint="eastAsia"/>
-          <w:szCs w:val="21"/>
-        </w:rPr>
-        <w:t>栋</w:t>
-      </w:r>
-      <w:r>
-        <w:rPr>
-          <w:rStyle w:val="NormalCharacter"/>
-          <w:rFonts w:eastAsia="仿宋" w:cs="宋体" w:hint="eastAsia"/>
-          <w:szCs w:val="21"/>
-        </w:rPr>
-        <w:t>2216</w:t>
-      </w:r>
-      <w:r>
-        <w:rPr>
-          <w:rStyle w:val="NormalCharacter"/>
-          <w:rFonts w:eastAsia="仿宋" w:cs="宋体" w:hint="eastAsia"/>
-          <w:szCs w:val="21"/>
-        </w:rPr>
-        <w:t>室</w:t>
-      </w:r>
-      <w:r>
-        <w:rPr>
-          <w:rFonts w:eastAsia="仿宋" w:hint="eastAsia"/>
-          <w:szCs w:val="21"/>
-        </w:rPr>
-        <w:t xml:space="preserve">    </w:t>
-      </w:r>
-      <w:r>
-        <w:rPr>
-          <w:rFonts w:eastAsia="仿宋" w:hint="eastAsia"/>
-          <w:szCs w:val="21"/>
-        </w:rPr>
-        <w:t>单位地址：</w:t>
-      </w:r>
-      <w:r>
-        <w:rPr>
-          <w:rFonts w:eastAsia="仿宋" w:hint="eastAsia"/>
-          <w:color w:val="EE0000"/>
-          <w:szCs w:val="21"/>
-        </w:rPr>
-        <w:t>乙方单位地址</w:t>
-      </w:r>
-    </w:p>
-    <w:p>
-      <w:pPr>
-        <w:adjustRightInd w:val="0"/>
-        <w:snapToGrid w:val="0"/>
-        <w:spacing w:line="300" w:lineRule="auto"/>
-        <w:rPr>
-          <w:rFonts w:eastAsia="仿宋"/>
-          <w:szCs w:val="21"/>
-        </w:rPr>
-      </w:pPr>
-    </w:p>
-    <w:p>
-      <w:pPr>
-        <w:adjustRightInd w:val="0"/>
-        <w:snapToGrid w:val="0"/>
-        <w:spacing w:line="300" w:lineRule="auto"/>
-        <w:rPr>
-          <w:rFonts w:eastAsia="仿宋"/>
-          <w:szCs w:val="21"/>
-        </w:rPr>
-      </w:pPr>
-      <w:r>
-        <w:rPr>
-          <w:rFonts w:eastAsia="仿宋" w:hint="eastAsia"/>
-          <w:szCs w:val="21"/>
-        </w:rPr>
-        <w:t>开户银行：</w:t>
-      </w:r>
+          <w:szCs w:val="21"/>
+        </w:rPr>
+      </w:pPr>
+    </w:p>
+    <w:p>
+      <w:pPr>
+        <w:spacing w:line="360" w:lineRule="auto"/>
+        <w:rPr>
+          <w:szCs w:val="21"/>
+        </w:rPr>
+      </w:pPr>
+    </w:p>
+    <w:p>
+      <w:pPr>
+        <w:spacing w:line="360" w:lineRule="auto"/>
+        <w:rPr>
+          <w:szCs w:val="21"/>
+        </w:rPr>
+      </w:pPr>
+    </w:p>
+    <w:tbl>
+      <w:tblPr>
+        <w:tblStyle w:val="a8"/>
+        <w:tblW w:w="0" w:type="auto"/>
+        <w:tblBorders>
+          <w:top w:val="none" w:sz="0" w:space="0" w:color="auto"/>
+          <w:left w:val="none" w:sz="0" w:space="0" w:color="auto"/>
+          <w:bottom w:val="none" w:sz="0" w:space="0" w:color="auto"/>
+          <w:right w:val="none" w:sz="0" w:space="0" w:color="auto"/>
+          <w:insideH w:val="none" w:sz="0" w:space="0" w:color="auto"/>
+          <w:insideV w:val="none" w:sz="0" w:space="0" w:color="auto"/>
+        </w:tblBorders>
+        <w:tblLayout w:type="fixed"/>
+        <w:tblLook w:val="04A0" w:firstRow="1" w:lastRow="0" w:firstColumn="1" w:lastColumn="0" w:noHBand="0" w:noVBand="1"/>
+      </w:tblPr>
+      <w:tblGrid>
+        <w:gridCol w:w="4649"/>
+        <w:gridCol w:w="4649"/>
+      </w:tblGrid>
+      <w:tr>
+        <w:trPr>
+          <w:trHeight w:val="850"/>
+        </w:trPr>
+        <w:tc>
+          <w:tcPr>
+            <w:tcW w:w="4649" w:type="dxa"/>
+            <w:vAlign w:val="center"/>
+          </w:tcPr>
+          <w:p>
+            <w:pPr>
+              <w:rPr>
+                <w:szCs w:val="21"/>
+              </w:rPr>
+            </w:pPr>
+            <w:r>
+              <w:rPr>
+                <w:rFonts w:hint="eastAsia"/>
+                <w:szCs w:val="21"/>
+              </w:rPr>
+              <w:t>甲方（盖章）：</w:t>
+            </w:r>
+            <w:r>
+              <w:rPr>
+                <w:rFonts w:hint="eastAsia"/>
+                <w:szCs w:val="21"/>
+              </w:rPr>
+              <w:t xml:space="preserve">    </w:t>
+            </w:r>
+          </w:p>
+        </w:tc>
+        <w:tc>
+          <w:tcPr>
+            <w:tcW w:w="4649" w:type="dxa"/>
+            <w:vAlign w:val="center"/>
+          </w:tcPr>
+          <w:p>
+            <w:pPr>
+              <w:rPr>
+                <w:szCs w:val="21"/>
+              </w:rPr>
+            </w:pPr>
+            <w:r>
+              <w:rPr>
+                <w:rFonts w:hint="eastAsia"/>
+                <w:szCs w:val="21"/>
+              </w:rPr>
+              <w:t>乙方（盖章）：</w:t>
+            </w:r>
+          </w:p>
+        </w:tc>
+      </w:tr>
+      <w:tr>
+        <w:trPr>
+          <w:trHeight w:val="850"/>
+        </w:trPr>
+        <w:tc>
+          <w:tcPr>
+            <w:tcW w:w="4649" w:type="dxa"/>
+            <w:vAlign w:val="center"/>
+          </w:tcPr>
+          <w:p>
+            <w:pPr>
+              <w:ind w:left="5985" w:hangingChars="2850" w:hanging="5985"/>
+              <w:rPr>
+                <w:rFonts w:cs="宋体"/>
+                <w:szCs w:val="21"/>
+              </w:rPr>
+            </w:pPr>
+            <w:r>
+              <w:rPr>
+                <w:rFonts w:hint="eastAsia"/>
+                <w:szCs w:val="21"/>
+              </w:rPr>
+              <w:t>单位地址：</w:t>
+            </w:r>
+            <w:r>
+              <w:rPr>
+                <w:rStyle w:val="NormalCharacter"/>
+                <w:rFonts w:cs="宋体" w:hint="eastAsia"/>
+                <w:szCs w:val="21"/>
+              </w:rPr>
+              <w:t>天津市滨海新区杭州道街道时代大厦</w:t>
+            </w:r>
+          </w:p>
+        </w:tc>
+        <w:tc>
+          <w:tcPr>
+            <w:tcW w:w="4649" w:type="dxa"/>
+            <w:vAlign w:val="center"/>
+          </w:tcPr>
+          <w:p>
+            <w:pPr>
+              <w:rPr>
+                <w:szCs w:val="21"/>
+              </w:rPr>
+            </w:pPr>
+            <w:r>
+              <w:rPr>
+                <w:rFonts w:hint="eastAsia"/>
+                <w:szCs w:val="21"/>
+              </w:rPr>
+              <w:t>单位地址：</w:t>
+            </w:r>
+            <w:r>
+              <w:rPr>
+                <w:rFonts w:hint="eastAsia"/>
+                <w:szCs w:val="21"/>
+              </w:rPr>
+              <w:t>{{</w:t>
+            </w:r>
+            <w:proofErr w:type="spellStart"/>
+            <w:r>
+              <w:rPr>
+                <w:rFonts w:hint="eastAsia"/>
+                <w:szCs w:val="21"/>
+              </w:rPr>
+              <w:t>supplier_address</w:t>
+            </w:r>
+            <w:proofErr w:type="spellEnd"/>
+            <w:r>
+              <w:rPr>
+                <w:rFonts w:hint="eastAsia"/>
+                <w:szCs w:val="21"/>
+              </w:rPr>
+              <w:t>}}</w:t>
+            </w:r>
+          </w:p>
+        </w:tc>
+      </w:tr>
+      <w:tr>
+        <w:trPr>
+          <w:trHeight w:val="850"/>
+        </w:trPr>
+        <w:tc>
+          <w:tcPr>
+            <w:tcW w:w="4649" w:type="dxa"/>
+            <w:vAlign w:val="center"/>
+          </w:tcPr>
+          <w:p>
+            <w:pPr>
+              <w:adjustRightInd w:val="0"/>
+              <w:snapToGrid w:val="0"/>
+              <w:rPr>
+                <w:rFonts w:cs="宋体"/>
+                <w:szCs w:val="21"/>
+              </w:rPr>
+            </w:pPr>
+            <w:r>
+              <w:rPr>
+                <w:rFonts w:hint="eastAsia"/>
+                <w:szCs w:val="21"/>
+              </w:rPr>
+              <w:t>开户银行：</w:t>
+            </w:r>
+            <w:r>
+              <w:rPr>
+                <w:rStyle w:val="NormalCharacter"/>
+                <w:rFonts w:cs="宋体" w:hint="eastAsia"/>
+                <w:szCs w:val="21"/>
+              </w:rPr>
+              <w:t>中国农业银行股份有限公司天津振华西道支行</w:t>
+            </w:r>
+            <w:r>
+              <w:rPr>
+                <w:rFonts w:hint="eastAsia"/>
+                <w:szCs w:val="21"/>
+              </w:rPr>
+              <w:t xml:space="preserve">  </w:t>
+            </w:r>
+          </w:p>
+        </w:tc>
+        <w:tc>
+          <w:tcPr>
+            <w:tcW w:w="4649" w:type="dxa"/>
+            <w:vAlign w:val="center"/>
+          </w:tcPr>
+          <w:p>
+            <w:pPr>
+              <w:rPr>
+                <w:szCs w:val="21"/>
+              </w:rPr>
+            </w:pPr>
+            <w:r>
+              <w:rPr>
+                <w:rFonts w:hint="eastAsia"/>
+                <w:szCs w:val="21"/>
+              </w:rPr>
+              <w:t>开户银行：</w:t>
+            </w:r>
+            <w:r>
+              <w:rPr>
+                <w:szCs w:val="21"/>
+              </w:rPr>
+              <w:t>{{</w:t>
+            </w:r>
+            <w:proofErr w:type="spellStart"/>
+            <w:r>
+              <w:rPr>
+                <w:szCs w:val="21"/>
+              </w:rPr>
+              <w:t>supplier_bank_name</w:t>
+            </w:r>
+            <w:proofErr w:type="spellEnd"/>
+            <w:r>
+              <w:rPr>
+                <w:szCs w:val="21"/>
+              </w:rPr>
+              <w:t>}}</w:t>
+            </w:r>
+          </w:p>
+        </w:tc>
+      </w:tr>
+      <w:tr>
+        <w:trPr>
+          <w:trHeight w:val="850"/>
+        </w:trPr>
+        <w:tc>
+          <w:tcPr>
+            <w:tcW w:w="4649" w:type="dxa"/>
+            <w:vAlign w:val="center"/>
+          </w:tcPr>
+          <w:p>
+            <w:pPr>
+              <w:rPr>
+                <w:szCs w:val="21"/>
+              </w:rPr>
+            </w:pPr>
+            <w:r>
+              <w:rPr>
+                <w:rFonts w:hint="eastAsia"/>
+                <w:szCs w:val="21"/>
+              </w:rPr>
+              <w:t>开户银行帐号：</w:t>
+            </w:r>
+            <w:r>
+              <w:rPr>
+                <w:rStyle w:val="NormalCharacter"/>
+                <w:rFonts w:cs="宋体"/>
+                <w:szCs w:val="21"/>
+              </w:rPr>
+              <w:t>02061801040027390</w:t>
+            </w:r>
+          </w:p>
+        </w:tc>
+        <w:tc>
+          <w:tcPr>
+            <w:tcW w:w="4649" w:type="dxa"/>
+            <w:vAlign w:val="center"/>
+          </w:tcPr>
+          <w:p>
+            <w:pPr>
+              <w:rPr>
+                <w:szCs w:val="21"/>
+              </w:rPr>
+            </w:pPr>
+            <w:r>
+              <w:rPr>
+                <w:rFonts w:hint="eastAsia"/>
+                <w:szCs w:val="21"/>
+              </w:rPr>
+              <w:t>开户银行帐号：</w:t>
+            </w:r>
+            <w:r>
+              <w:rPr>
+                <w:rStyle w:val="NormalCharacter"/>
+                <w:rFonts w:cs="宋体"/>
+                <w:szCs w:val="21"/>
+              </w:rPr>
+              <w:t>{{</w:t>
+            </w:r>
+            <w:proofErr w:type="spellStart"/>
+            <w:r>
+              <w:rPr>
+                <w:rStyle w:val="NormalCharacter"/>
+                <w:rFonts w:cs="宋体"/>
+                <w:szCs w:val="21"/>
+              </w:rPr>
+              <w:t>supplier_bank_account</w:t>
+            </w:r>
+            <w:proofErr w:type="spellEnd"/>
+            <w:r>
+              <w:rPr>
+                <w:rStyle w:val="NormalCharacter"/>
+                <w:rFonts w:cs="宋体"/>
+                <w:szCs w:val="21"/>
+              </w:rPr>
+              <w:t>}}</w:t>
+            </w:r>
+          </w:p>
+        </w:tc>
+      </w:tr>
+      <w:tr>
+        <w:trPr>
+          <w:trHeight w:val="850"/>
+        </w:trPr>
+        <w:tc>
+          <w:tcPr>
+            <w:tcW w:w="4649" w:type="dxa"/>
+            <w:vAlign w:val="center"/>
+          </w:tcPr>
+          <w:p>
+            <w:pPr>
+              <w:rPr>
+                <w:szCs w:val="21"/>
+              </w:rPr>
+            </w:pPr>
+            <w:r>
+              <w:rPr>
+                <w:rFonts w:hint="eastAsia"/>
+                <w:szCs w:val="21"/>
+              </w:rPr>
+              <w:t>授权代理人：</w:t>
+            </w:r>
+            <w:r>
+              <w:rPr>
+                <w:szCs w:val="21"/>
+              </w:rPr>
+              <w:t>{{</w:t>
+            </w:r>
+            <w:proofErr w:type="spellStart"/>
+            <w:r>
+              <w:rPr>
+                <w:szCs w:val="21"/>
+              </w:rPr>
+              <w:t>buyer_agent</w:t>
+            </w:r>
+            <w:proofErr w:type="spellEnd"/>
+            <w:r>
+              <w:rPr>
+                <w:szCs w:val="21"/>
+              </w:rPr>
+              <w:t>}}</w:t>
+            </w:r>
+          </w:p>
+        </w:tc>
+        <w:tc>
+          <w:tcPr>
+            <w:tcW w:w="4649" w:type="dxa"/>
+            <w:vAlign w:val="center"/>
+          </w:tcPr>
+          <w:p>
+            <w:pPr>
+              <w:rPr>
+                <w:szCs w:val="21"/>
+              </w:rPr>
+            </w:pPr>
+            <w:r>
+              <w:rPr>
+                <w:rFonts w:hint="eastAsia"/>
+                <w:szCs w:val="21"/>
+              </w:rPr>
+              <w:t>授权代理人</w:t>
+            </w:r>
+            <w:r>
+              <w:rPr>
+                <w:rFonts w:hint="eastAsia"/>
+                <w:color w:val="FF0000"/>
+                <w:szCs w:val="21"/>
+              </w:rPr>
+              <w:t>：</w:t>
+            </w:r>
+            <w:r>
+              <w:rPr>
+                <w:color w:val="FF0000"/>
+                <w:szCs w:val="21"/>
+              </w:rPr>
+              <w:t>{{</w:t>
+            </w:r>
+            <w:proofErr w:type="spellStart"/>
+            <w:r>
+              <w:rPr>
+                <w:color w:val="FF0000"/>
+                <w:szCs w:val="21"/>
+              </w:rPr>
+              <w:t>supplier_agent</w:t>
+            </w:r>
+            <w:proofErr w:type="spellEnd"/>
+            <w:r>
+              <w:rPr>
+                <w:color w:val="FF0000"/>
+                <w:szCs w:val="21"/>
+              </w:rPr>
+              <w:t>}}</w:t>
+            </w:r>
+          </w:p>
+        </w:tc>
+      </w:tr>
+    </w:tbl>
+    <w:p>
+      <w:pPr>
+        <w:spacing w:line="360" w:lineRule="auto"/>
+        <w:rPr>
+          <w:szCs w:val="21"/>
+        </w:rPr>
+      </w:pPr>
+      <w:r>
+        <w:rPr>
+          <w:rFonts w:hint="eastAsia"/>
+          <w:szCs w:val="21"/>
+        </w:rPr>
+        <w:t xml:space="preserve">               </w:t>
+      </w:r>
+    </w:p>
+    <w:p>
+      <w:pPr>
+        <w:spacing w:line="360" w:lineRule="auto"/>
+        <w:rPr>
+          <w:szCs w:val="21"/>
+        </w:rPr>
+      </w:pPr>
+    </w:p>
+    <w:p>
+      <w:pPr>
+        <w:spacing w:line="360" w:lineRule="auto"/>
+        <w:rPr>
+          <w:b/>
+          <w:szCs w:val="21"/>
+        </w:rPr>
+      </w:pPr>
+    </w:p>
+    <w:p>
+      <w:pPr>
+        <w:spacing w:line="360" w:lineRule="auto"/>
+        <w:rPr>
+          <w:b/>
+          <w:szCs w:val="21"/>
+        </w:rPr>
+      </w:pPr>
       <w:proofErr w:type="gramStart"/>
       <w:r>
         <w:rPr>
-          <w:rStyle w:val="NormalCharacter"/>
-          <w:rFonts w:eastAsia="仿宋" w:cs="宋体" w:hint="eastAsia"/>
-          <w:szCs w:val="21"/>
-        </w:rPr>
-        <w:t>中国农业银行股份有限公司天津振华西道支行</w:t>
-      </w:r>
-      <w:r>
-        <w:rPr>
-          <w:rFonts w:eastAsia="仿宋" w:hint="eastAsia"/>
+          <w:rFonts w:hint="eastAsia"/>
+          <w:b/>
+          <w:szCs w:val="21"/>
+        </w:rPr>
+        <w:t>十三条</w:t>
+      </w:r>
+      <w:r>
+        <w:rPr>
+          <w:rFonts w:hint="eastAsia"/>
+          <w:b/>
           <w:szCs w:val="21"/>
         </w:rPr>
         <w:t xml:space="preserve">  </w:t>
       </w:r>
       <w:r>
         <w:rPr>
-          <w:rFonts w:eastAsia="仿宋" w:hint="eastAsia"/>
-          <w:szCs w:val="21"/>
-        </w:rPr>
-        <w:t>开户银行</w:t>
+          <w:rFonts w:hint="eastAsia"/>
+          <w:b/>
+          <w:szCs w:val="21"/>
+        </w:rPr>
+        <w:t>合同附件</w:t>
       </w:r>
       <w:proofErr w:type="gramEnd"/>
-      <w:r>
-        <w:rPr>
-          <w:rFonts w:eastAsia="仿宋" w:hint="eastAsia"/>
-          <w:szCs w:val="21"/>
-        </w:rPr>
-        <w:t>：</w:t>
-      </w:r>
-      <w:r>
-        <w:rPr>
-          <w:rFonts w:eastAsia="仿宋" w:hint="eastAsia"/>
-          <w:szCs w:val="21"/>
-        </w:rPr>
-        <w:t xml:space="preserve"> </w:t>
-      </w:r>
-      <w:r>
-        <w:rPr>
-          <w:rFonts w:eastAsia="仿宋" w:hint="eastAsia"/>
-          <w:color w:val="EE0000"/>
-          <w:szCs w:val="21"/>
-        </w:rPr>
-        <w:t>乙方开户行</w:t>
-      </w:r>
-    </w:p>
-    <w:p>
-      <w:pPr>
-        <w:adjustRightInd w:val="0"/>
-        <w:snapToGrid w:val="0"/>
-        <w:spacing w:line="300" w:lineRule="auto"/>
-        <w:rPr>
-          <w:rFonts w:eastAsia="仿宋"/>
-          <w:szCs w:val="21"/>
-        </w:rPr>
-      </w:pPr>
-    </w:p>
-    <w:p>
-      <w:pPr>
-        <w:adjustRightInd w:val="0"/>
-        <w:snapToGrid w:val="0"/>
-        <w:spacing w:line="300" w:lineRule="auto"/>
-        <w:rPr>
-          <w:rFonts w:eastAsia="仿宋"/>
-          <w:szCs w:val="21"/>
-        </w:rPr>
-      </w:pPr>
-      <w:r>
-        <w:rPr>
-          <w:rFonts w:eastAsia="仿宋" w:hint="eastAsia"/>
-          <w:szCs w:val="21"/>
-        </w:rPr>
-        <w:t>开户银行帐号：</w:t>
-      </w:r>
-      <w:r>
-        <w:rPr>
-          <w:rStyle w:val="NormalCharacter"/>
-          <w:rFonts w:eastAsia="仿宋" w:cs="宋体" w:hint="eastAsia"/>
-          <w:szCs w:val="21"/>
-        </w:rPr>
-        <w:t xml:space="preserve">02061801040027390        </w:t>
-      </w:r>
-      <w:r>
-        <w:rPr>
-          <w:rFonts w:eastAsia="仿宋" w:hint="eastAsia"/>
-          <w:szCs w:val="21"/>
-        </w:rPr>
-        <w:t xml:space="preserve">         </w:t>
-      </w:r>
-      <w:r>
-        <w:rPr>
-          <w:rFonts w:eastAsia="仿宋" w:hint="eastAsia"/>
-          <w:szCs w:val="21"/>
-        </w:rPr>
-        <w:t>开户银行帐号：</w:t>
-      </w:r>
-      <w:r>
-        <w:rPr>
-          <w:rFonts w:eastAsia="仿宋" w:hint="eastAsia"/>
-          <w:color w:val="EE0000"/>
-          <w:szCs w:val="21"/>
-        </w:rPr>
-        <w:t>乙方银行账号</w:t>
-      </w:r>
-    </w:p>
-    <w:p>
-      <w:pPr>
-        <w:adjustRightInd w:val="0"/>
-        <w:snapToGrid w:val="0"/>
-        <w:spacing w:line="300" w:lineRule="auto"/>
-        <w:rPr>
-          <w:rFonts w:eastAsia="仿宋"/>
-          <w:szCs w:val="21"/>
-        </w:rPr>
-      </w:pPr>
-      <w:r>
-        <w:rPr>
-          <w:rFonts w:eastAsia="仿宋" w:hint="eastAsia"/>
-          <w:szCs w:val="21"/>
-        </w:rPr>
-        <w:t xml:space="preserve">                                        </w:t>
-      </w:r>
-    </w:p>
-    <w:p>
-      <w:pPr>
-        <w:spacing w:line="360" w:lineRule="auto"/>
-        <w:rPr>
-          <w:rFonts w:eastAsia="仿宋"/>
-          <w:szCs w:val="21"/>
-        </w:rPr>
-      </w:pPr>
-      <w:r>
-        <w:rPr>
-          <w:rFonts w:eastAsia="仿宋" w:hint="eastAsia"/>
-          <w:szCs w:val="21"/>
-        </w:rPr>
-        <w:t>授权代理人：</w:t>
-      </w:r>
-      <w:r>
-        <w:rPr>
-          <w:rFonts w:eastAsia="仿宋" w:hint="eastAsia"/>
-          <w:color w:val="EE0000"/>
-          <w:szCs w:val="21"/>
-        </w:rPr>
-        <w:t>甲方授权代理人</w:t>
-      </w:r>
-      <w:r>
-        <w:rPr>
-          <w:rFonts w:eastAsia="仿宋" w:hint="eastAsia"/>
-          <w:szCs w:val="21"/>
-        </w:rPr>
-        <w:t xml:space="preserve">                                  </w:t>
-      </w:r>
-      <w:r>
-        <w:rPr>
-          <w:rFonts w:eastAsia="仿宋" w:hint="eastAsia"/>
-          <w:szCs w:val="21"/>
-        </w:rPr>
-        <w:t>授权代理人</w:t>
-      </w:r>
-      <w:r>
-        <w:rPr>
-          <w:rFonts w:eastAsia="仿宋" w:hint="eastAsia"/>
-          <w:color w:val="FF0000"/>
-          <w:szCs w:val="21"/>
-        </w:rPr>
-        <w:t>：</w:t>
-      </w:r>
-      <w:r>
-        <w:rPr>
-          <w:rFonts w:eastAsia="仿宋" w:hint="eastAsia"/>
-          <w:color w:val="FF0000"/>
-          <w:szCs w:val="21"/>
-        </w:rPr>
-        <w:t>乙方代理人</w:t>
-      </w:r>
-    </w:p>
-    <w:p>
-      <w:pPr>
-        <w:spacing w:line="360" w:lineRule="auto"/>
-        <w:rPr>
-          <w:rFonts w:eastAsia="仿宋"/>
-          <w:szCs w:val="21"/>
-        </w:rPr>
-      </w:pPr>
-    </w:p>
-    <w:p>
-      <w:pPr>
-        <w:spacing w:line="360" w:lineRule="auto"/>
-        <w:rPr>
-          <w:rFonts w:eastAsia="仿宋"/>
-          <w:b/>
-          <w:szCs w:val="21"/>
-        </w:rPr>
-      </w:pPr>
-    </w:p>
-    <w:p>
-      <w:pPr>
-        <w:spacing w:line="360" w:lineRule="auto"/>
-        <w:rPr>
-          <w:rFonts w:eastAsia="仿宋"/>
-          <w:b/>
-          <w:szCs w:val="21"/>
-        </w:rPr>
-      </w:pPr>
-    </w:p>
-    <w:p>
-      <w:pPr>
-        <w:spacing w:line="360" w:lineRule="auto"/>
-        <w:rPr>
-          <w:rFonts w:eastAsia="仿宋"/>
-          <w:b/>
-          <w:szCs w:val="21"/>
-        </w:rPr>
-      </w:pPr>
-    </w:p>
-    <w:p>
-      <w:pPr>
-        <w:spacing w:line="360" w:lineRule="auto"/>
-        <w:rPr>
-          <w:rFonts w:eastAsia="仿宋"/>
-          <w:b/>
-          <w:szCs w:val="21"/>
-        </w:rPr>
-      </w:pPr>
-    </w:p>
-    <w:p>
-      <w:pPr>
-        <w:spacing w:line="360" w:lineRule="auto"/>
-        <w:rPr>
-          <w:rFonts w:eastAsia="仿宋"/>
-          <w:b/>
-          <w:szCs w:val="21"/>
-        </w:rPr>
-      </w:pPr>
-    </w:p>
-    <w:p>
-      <w:pPr>
-        <w:spacing w:line="360" w:lineRule="auto"/>
-        <w:rPr>
-          <w:rFonts w:eastAsia="仿宋"/>
-          <w:b/>
-          <w:szCs w:val="21"/>
-        </w:rPr>
-      </w:pPr>
-    </w:p>
-    <w:p>
-      <w:pPr>
-        <w:spacing w:line="360" w:lineRule="auto"/>
-        <w:rPr>
-          <w:rFonts w:eastAsia="仿宋" w:hint="eastAsia"/>
-          <w:b/>
-          <w:szCs w:val="21"/>
-        </w:rPr>
-      </w:pPr>
-    </w:p>
-    <w:p>
-      <w:pPr>
-        <w:spacing w:line="360" w:lineRule="auto"/>
-        <w:rPr>
-          <w:rFonts w:eastAsia="仿宋"/>
-          <w:b/>
-          <w:szCs w:val="21"/>
-        </w:rPr>
-      </w:pPr>
-      <w:proofErr w:type="gramStart"/>
-      <w:r>
-        <w:rPr>
-          <w:rFonts w:eastAsia="仿宋" w:hint="eastAsia"/>
-          <w:b/>
-          <w:szCs w:val="21"/>
-        </w:rPr>
-        <w:lastRenderedPageBreak/>
-        <w:t>十三条</w:t>
-      </w:r>
-      <w:r>
-        <w:rPr>
-          <w:rFonts w:eastAsia="仿宋" w:hint="eastAsia"/>
-          <w:b/>
-          <w:szCs w:val="21"/>
-        </w:rPr>
-        <w:t xml:space="preserve">  </w:t>
-      </w:r>
-      <w:r>
-        <w:rPr>
-          <w:rFonts w:eastAsia="仿宋" w:hint="eastAsia"/>
-          <w:b/>
-          <w:szCs w:val="21"/>
-        </w:rPr>
-        <w:t>合同附件</w:t>
-      </w:r>
-      <w:proofErr w:type="gramEnd"/>
-    </w:p>
-    <w:p>
-      <w:pPr>
-        <w:spacing w:line="360" w:lineRule="auto"/>
-        <w:rPr>
-          <w:rFonts w:eastAsia="仿宋"/>
+    </w:p>
+    <w:p>
+      <w:pPr>
+        <w:spacing w:line="360" w:lineRule="auto"/>
+        <w:rPr>
           <w:kern w:val="0"/>
           <w:szCs w:val="21"/>
         </w:rPr>
       </w:pPr>
       <w:r>
         <w:rPr>
-          <w:rFonts w:eastAsia="仿宋" w:hint="eastAsia"/>
+          <w:rFonts w:hint="eastAsia"/>
           <w:kern w:val="0"/>
           <w:szCs w:val="21"/>
         </w:rPr>
@@ -5497,7 +5525,7 @@
       </w:r>
       <w:r>
         <w:rPr>
-          <w:rFonts w:eastAsia="仿宋" w:hint="eastAsia"/>
+          <w:rFonts w:hint="eastAsia"/>
           <w:kern w:val="0"/>
           <w:szCs w:val="21"/>
         </w:rPr>
@@ -5505,27 +5533,19 @@
       </w:r>
       <w:r>
         <w:rPr>
-          <w:rFonts w:eastAsia="仿宋" w:hint="eastAsia"/>
+          <w:rFonts w:hint="eastAsia"/>
           <w:kern w:val="0"/>
           <w:szCs w:val="21"/>
         </w:rPr>
         <w:t>技术参数</w:t>
       </w:r>
     </w:p>
-    <w:p>
-      <w:pPr>
-        <w:spacing w:line="360" w:lineRule="auto"/>
-        <w:rPr>
-          <w:rFonts w:eastAsia="仿宋"/>
-          <w:szCs w:val="21"/>
-        </w:rPr>
-      </w:pPr>
-    </w:p>
+    <w:p/>
     <w:sectPr>
-      <w:headerReference w:type="default" r:id="rId7"/>
-      <w:footerReference w:type="default" r:id="rId8"/>
-      <w:headerReference w:type="first" r:id="rId9"/>
-      <w:footerReference w:type="first" r:id="rId10"/>
+      <w:headerReference w:type="default" r:id="rId8"/>
+      <w:footerReference w:type="default" r:id="rId9"/>
+      <w:headerReference w:type="first" r:id="rId10"/>
+      <w:footerReference w:type="first" r:id="rId11"/>
       <w:type w:val="evenPage"/>
       <w:pgSz w:w="11906" w:h="16838"/>
       <w:pgMar w:top="1247" w:right="1287" w:bottom="1089" w:left="1259" w:header="851" w:footer="992" w:gutter="0"/>
@@ -6534,4 +6554,16 @@
     </a:ext>
   </a:extLst>
 </a:theme>
+</file>
+
+<file path=customXml/item1.xml><?xml version="1.0" encoding="utf-8"?>
+<b:Sources xmlns:b="http://schemas.openxmlformats.org/officeDocument/2006/bibliography" xmlns="http://schemas.openxmlformats.org/officeDocument/2006/bibliography" SelectedStyle="\APASixthEditionOfficeOnline.xsl" StyleName="APA" Version="6"/>
+</file>
+
+<file path=customXml/itemProps1.xml><?xml version="1.0" encoding="utf-8"?>
+<ds:datastoreItem xmlns:ds="http://schemas.openxmlformats.org/officeDocument/2006/customXml" ds:itemID="{0553DB6C-5FF9-4DFE-9637-9E90C9EDE39C}">
+  <ds:schemaRefs>
+    <ds:schemaRef ds:uri="http://schemas.openxmlformats.org/officeDocument/2006/bibliography"/>
+  </ds:schemaRefs>
+</ds:datastoreItem>
 </file>